--- a/docs/250541_project_Бобрик_В.Ю_СИФОВМ.docx
+++ b/docs/250541_project_Бобрик_В.Ю_СИФОВМ.docx
@@ -5469,6 +5469,165 @@
         </w:rPr>
         <w:lastRenderedPageBreak/>
         <w:t>Описание взаимодействия всех блоков микро-ЭВМ при выполнении команд программы</w:t>
+      </w:r>
+    </w:p>
+    <w:p>
+      <w:r>
+        <w:t>Работа разрабатываемой микро‑ЭВМ при выполнении программы организована в виде последовательности типовых фаз: выборка первой части команды, декодирование, при необходимости выборка второго слова, исполнение и запись результата. На каждой из этих фаз задействуются различные функциональные блоки, а согласованное взаимодействие между ними обеспечивается устройством управления, системой шин, кэш‑памятью процессора, предсказателем переходов, контроллером прямого доступа к памяти и арбитром шины. При этом рассматривается базовый</w:t>
+      </w:r>
+      <w:r>
+        <w:t xml:space="preserve"> </w:t>
+      </w:r>
+      <w:r>
+        <w:t xml:space="preserve">вариант работы, в котором очередная команда начинает выполняться только после завершения всех фаз предыдущей. </w:t>
+      </w:r>
+    </w:p>
+    <w:p>
+      <w:r>
+        <w:t xml:space="preserve">На фазе выборки команды устройство управления использует указатель команд IP для формирования адреса очередной инструкции. Этот адрес подается на вход блока кэш‑памяти, где выполняется проверка наличия соответствующей строки в кэше: при попадании (hit) код команды считывается непосредственно из кэш‑блока, при промахе (miss) формируется запрос к внешней памяти программ через арбитр шины с последующей загрузкой нужной строки в кэш. После получения данных первая часть команды заносится в регистр текущей команды IR, а IP увеличивается в соответствии с длиной выборки (с учетом того, что некоторые команды содержат второе слово с полем </w:t>
+      </w:r>
+      <w:r>
+        <w:rPr>
+          <w:lang w:val="en-US"/>
+        </w:rPr>
+        <w:t>mem</w:t>
+      </w:r>
+      <w:r>
+        <w:t>_</w:t>
+      </w:r>
+      <w:proofErr w:type="spellStart"/>
+      <w:r>
+        <w:rPr>
+          <w:lang w:val="en-US"/>
+        </w:rPr>
+        <w:t>addr</w:t>
+      </w:r>
+      <w:proofErr w:type="spellEnd"/>
+      <w:r>
+        <w:t xml:space="preserve">). </w:t>
+      </w:r>
+    </w:p>
+    <w:p>
+      <w:r>
+        <w:t>Параллельно с выборкой команда взаимодействует с предсказателем переходов, который на основе текущего значения IP и содержимого регистра глобальной истории GHR формирует прогноз направления возможной ветвления. Индекс в таблице предсказателя вычисляется как комбинация младших разрядов IP и GHR, что позволяет учитывать историю ранее выполненных переходов. Если для текущей команды в таблице есть запись, предсказатель выдает сигнал о предполагаемом исходе (переход будет выполнен или нет), а устройство управления может предварительно подготовить выборку следующей команды по предсказанному адресу, сокращая задержки при выполнении условных ветвлений. Фактическая корректировка состояния предсказателя выполняется позже, после завершения исполнения команды перехода</w:t>
+      </w:r>
+      <w:r>
+        <w:t>.</w:t>
+      </w:r>
+    </w:p>
+    <w:p>
+      <w:r>
+        <w:t xml:space="preserve">После занесения первой части команды в IR устройство управления переходит к фазе декодирования. На этом этапе анализируются поля машинного слова: код операции, режим адресации addr_mode и, при необходимости, номер регистра или другие служебные биты. На основе кода операции определяется тип команды (арифметико‑логическая, пересылка, переход, стековая операция или остановка), а по значению addr_mode — требуется ли выборка второго слова с полем </w:t>
+      </w:r>
+      <w:r>
+        <w:rPr>
+          <w:lang w:val="en-US"/>
+        </w:rPr>
+        <w:t>mem</w:t>
+      </w:r>
+      <w:r>
+        <w:t>_</w:t>
+      </w:r>
+      <w:proofErr w:type="spellStart"/>
+      <w:r>
+        <w:rPr>
+          <w:lang w:val="en-US"/>
+        </w:rPr>
+        <w:t>addr</w:t>
+      </w:r>
+      <w:proofErr w:type="spellEnd"/>
+      <w:r>
+        <w:t xml:space="preserve"> и каким образом будет формироваться эффективный адрес операнда. Если команда относится к группам MOV или JMP и использует прямую или косвенную адресацию, </w:t>
+      </w:r>
+      <w:r>
+        <w:lastRenderedPageBreak/>
+        <w:t xml:space="preserve">устройство управления инициирует дополнительный цикл выборки второго слова команды, выполняемый по тому же принципу через кэш‑подсистему и арбитр шины. </w:t>
+      </w:r>
+    </w:p>
+    <w:p>
+      <w:r>
+        <w:t xml:space="preserve">На фазе формирования адреса для команд с обращением к памяти используется содержимое второго слова команды и, при косвенной адресации, выбранный регистр общего назначения. При addr_mode = 00 поле </w:t>
+      </w:r>
+      <w:r>
+        <w:rPr>
+          <w:lang w:val="en-US"/>
+        </w:rPr>
+        <w:t>mem</w:t>
+      </w:r>
+      <w:r>
+        <w:t>_</w:t>
+      </w:r>
+      <w:proofErr w:type="spellStart"/>
+      <w:r>
+        <w:rPr>
+          <w:lang w:val="en-US"/>
+        </w:rPr>
+        <w:t>addr</w:t>
+      </w:r>
+      <w:proofErr w:type="spellEnd"/>
+      <w:r>
+        <w:t xml:space="preserve"> трактуется как непосредственный 12‑разрядный адрес, который через устройство управления передается на адресную шину и используется для доступа к нужной ячейке памяти. В режиме addr_mode = 01 эффективный адрес операнда берется из регистра</w:t>
+      </w:r>
+      <w:r>
+        <w:t xml:space="preserve">, указанного как </w:t>
+      </w:r>
+      <w:r>
+        <w:rPr>
+          <w:lang w:val="en-US"/>
+        </w:rPr>
+        <w:t>operand</w:t>
+      </w:r>
+      <w:r>
+        <w:t>2</w:t>
+      </w:r>
+      <w:r>
+        <w:t>, что позволяет реализовать косвенный доступ к массивам и структурам данных. При этом вся последовательность обращения к памяти, как и в случае выборки команд, проходит через кэш‑подсистему: сначала проверяется наличие данных в кэше, а при промахе формируется запрос к основной памяти с последующей подкачкой соответствующей строки.</w:t>
+      </w:r>
+    </w:p>
+    <w:p>
+      <w:r>
+        <w:t>Исполнение команды происходит в зависимости от ее типа с задействованием соответствующих блоков микро‑ЭВМ. Для арифметико‑логических операций INCS, NOT, AND, SRL устройство управления выбирает нужные регистры‑операнды, подает их значения на входы АЛУ и задает тип операции, после чего результаты записываются в регистр</w:t>
+      </w:r>
+      <w:r>
+        <w:t xml:space="preserve">, </w:t>
+      </w:r>
+      <w:r>
+        <w:t xml:space="preserve">указанный как </w:t>
+      </w:r>
+      <w:r>
+        <w:rPr>
+          <w:lang w:val="en-US"/>
+        </w:rPr>
+        <w:t>operand</w:t>
+      </w:r>
+      <w:r>
+        <w:t>1</w:t>
+      </w:r>
+      <w:r>
+        <w:t xml:space="preserve">, а флаги состояния фиксируются в регистре FR. При выполнении команд MOV данные либо считываются из памяти (через кэш и арбитр шины) и загружаются в регистр, либо, наоборот, содержимое регистра передается в память по сформированному адресу. Команда JMP изменяет значение IP в соответствии с рассчитанным адресом, а по результатам фактического перехода предсказатель переходов обновляет регистр GHR и соответствующую запись в таблице, корректируя свою дальнейшую работу. Операции PUSH и POP взаимодействуют со стеком, модифицируя указатель стека и выполняя запись или чтение данных из выделенной области памяти, также через кэш и арбитр. </w:t>
+      </w:r>
+    </w:p>
+    <w:p>
+      <w:r>
+        <w:t xml:space="preserve">Важной особенностью взаимодействия блоков является учет конкуренции за шину памяти между центральным процессором и контроллером прямого доступа к памяти (КПДП). При необходимости передачи данных между памятью и периферийными устройствами КПДП формирует свои запросы на доступ к памяти, которые, как и запросы процессора (на выборку команд, операндов и стековые операции), поступают на вход арбитра шины. Арбитр анализирует поступающие запросы, распределяет приоритеты и поочередно выдает разрешения на использование общих линий, предотвращая конфликт одновременно активных обращений. В зависимости от принятой политики арбитража процессор может кратковременно ожидать освобождения шины во время активной сессии КПДП, что учитывается устройством управления при формировании тактов исполнения. </w:t>
+      </w:r>
+    </w:p>
+    <w:p>
+      <w:r>
+        <w:lastRenderedPageBreak/>
+        <w:t>Заключительная фаза цикла заключается в фиксации результатов выполнения команды во всех задействованных регистрах и запоминающих устройствах, а также в подготовке микро‑ЭВМ к обработке следующей инструкции. Устройство управления обновляет IP (с учетом длины команды и возможных переходов), предсказатель переходов корректирует свои записи по фактическому исходу ветвлений, а кэш‑подсистема обновляет информацию о недавно использованных строках, поддерживая механизм LRU‑замещения. Благодаря этому обеспечивается согласованная</w:t>
+      </w:r>
+      <w:r>
+        <w:t xml:space="preserve"> </w:t>
+      </w:r>
+      <w:r>
+        <w:t>работа всех блоков микро‑ЭВМ в базовом</w:t>
+      </w:r>
+      <w:r>
+        <w:t xml:space="preserve"> </w:t>
+      </w:r>
+      <w:r>
+        <w:t>режиме, на основе которого в последующих разделах рассматриваются варианты оптимизации и конвейеризации выполнения команд.</w:t>
       </w:r>
     </w:p>
     <w:p/>

--- a/docs/250541_project_Бобрик_В.Ю_СИФОВМ.docx
+++ b/docs/250541_project_Бобрик_В.Ю_СИФОВМ.docx
@@ -1243,6 +1243,13 @@
                 <w:szCs w:val="28"/>
               </w:rPr>
             </w:pPr>
+            <w:r>
+              <w:rPr>
+                <w:sz w:val="28"/>
+                <w:szCs w:val="28"/>
+              </w:rPr>
+              <w:t>4</w:t>
+            </w:r>
           </w:p>
         </w:tc>
       </w:tr>
@@ -1302,6 +1309,13 @@
                 <w:szCs w:val="28"/>
               </w:rPr>
             </w:pPr>
+            <w:r>
+              <w:rPr>
+                <w:sz w:val="28"/>
+                <w:szCs w:val="28"/>
+              </w:rPr>
+              <w:t>4</w:t>
+            </w:r>
           </w:p>
         </w:tc>
       </w:tr>
@@ -1347,6 +1361,13 @@
                 <w:szCs w:val="28"/>
               </w:rPr>
             </w:pPr>
+            <w:r>
+              <w:rPr>
+                <w:sz w:val="28"/>
+                <w:szCs w:val="28"/>
+              </w:rPr>
+              <w:t>6</w:t>
+            </w:r>
           </w:p>
         </w:tc>
       </w:tr>
@@ -1406,6 +1427,13 @@
                 <w:szCs w:val="28"/>
               </w:rPr>
             </w:pPr>
+            <w:r>
+              <w:rPr>
+                <w:sz w:val="28"/>
+                <w:szCs w:val="28"/>
+              </w:rPr>
+              <w:t>10</w:t>
+            </w:r>
           </w:p>
         </w:tc>
       </w:tr>
@@ -1453,6 +1481,13 @@
                 <w:szCs w:val="28"/>
               </w:rPr>
             </w:pPr>
+            <w:r>
+              <w:rPr>
+                <w:sz w:val="28"/>
+                <w:szCs w:val="28"/>
+              </w:rPr>
+              <w:t>13</w:t>
+            </w:r>
           </w:p>
         </w:tc>
       </w:tr>
@@ -1498,6 +1533,13 @@
                 <w:szCs w:val="28"/>
               </w:rPr>
             </w:pPr>
+            <w:r>
+              <w:rPr>
+                <w:sz w:val="28"/>
+                <w:szCs w:val="28"/>
+              </w:rPr>
+              <w:t>13</w:t>
+            </w:r>
           </w:p>
         </w:tc>
       </w:tr>
@@ -1543,6 +1585,13 @@
                 <w:szCs w:val="28"/>
               </w:rPr>
             </w:pPr>
+            <w:r>
+              <w:rPr>
+                <w:sz w:val="28"/>
+                <w:szCs w:val="28"/>
+              </w:rPr>
+              <w:t>15</w:t>
+            </w:r>
           </w:p>
         </w:tc>
       </w:tr>
@@ -1588,6 +1637,13 @@
                 <w:szCs w:val="28"/>
               </w:rPr>
             </w:pPr>
+            <w:r>
+              <w:rPr>
+                <w:sz w:val="28"/>
+                <w:szCs w:val="28"/>
+              </w:rPr>
+              <w:t>19</w:t>
+            </w:r>
           </w:p>
         </w:tc>
       </w:tr>
@@ -1633,6 +1689,13 @@
                 <w:szCs w:val="28"/>
               </w:rPr>
             </w:pPr>
+            <w:r>
+              <w:rPr>
+                <w:sz w:val="28"/>
+                <w:szCs w:val="28"/>
+              </w:rPr>
+              <w:t>21</w:t>
+            </w:r>
           </w:p>
         </w:tc>
       </w:tr>
@@ -1678,6 +1741,13 @@
                 <w:szCs w:val="28"/>
               </w:rPr>
             </w:pPr>
+            <w:r>
+              <w:rPr>
+                <w:sz w:val="28"/>
+                <w:szCs w:val="28"/>
+              </w:rPr>
+              <w:t>24</w:t>
+            </w:r>
           </w:p>
         </w:tc>
       </w:tr>
@@ -1723,6 +1793,13 @@
                 <w:szCs w:val="28"/>
               </w:rPr>
             </w:pPr>
+            <w:r>
+              <w:rPr>
+                <w:sz w:val="28"/>
+                <w:szCs w:val="28"/>
+              </w:rPr>
+              <w:t>25</w:t>
+            </w:r>
           </w:p>
         </w:tc>
       </w:tr>
@@ -1775,6 +1852,13 @@
                 <w:szCs w:val="28"/>
               </w:rPr>
             </w:pPr>
+            <w:r>
+              <w:rPr>
+                <w:sz w:val="28"/>
+                <w:szCs w:val="28"/>
+              </w:rPr>
+              <w:t>26</w:t>
+            </w:r>
           </w:p>
         </w:tc>
       </w:tr>
@@ -1822,6 +1906,13 @@
                 <w:szCs w:val="28"/>
               </w:rPr>
             </w:pPr>
+            <w:r>
+              <w:rPr>
+                <w:sz w:val="28"/>
+                <w:szCs w:val="28"/>
+              </w:rPr>
+              <w:t>29</w:t>
+            </w:r>
           </w:p>
         </w:tc>
       </w:tr>
@@ -1867,6 +1958,13 @@
                 <w:szCs w:val="28"/>
               </w:rPr>
             </w:pPr>
+            <w:r>
+              <w:rPr>
+                <w:sz w:val="28"/>
+                <w:szCs w:val="28"/>
+              </w:rPr>
+              <w:t>29</w:t>
+            </w:r>
           </w:p>
         </w:tc>
       </w:tr>
@@ -1912,6 +2010,13 @@
                 <w:szCs w:val="28"/>
               </w:rPr>
             </w:pPr>
+            <w:r>
+              <w:rPr>
+                <w:sz w:val="28"/>
+                <w:szCs w:val="28"/>
+              </w:rPr>
+              <w:t>35</w:t>
+            </w:r>
           </w:p>
         </w:tc>
       </w:tr>
@@ -1959,6 +2064,13 @@
                 <w:szCs w:val="28"/>
               </w:rPr>
             </w:pPr>
+            <w:r>
+              <w:rPr>
+                <w:sz w:val="28"/>
+                <w:szCs w:val="28"/>
+              </w:rPr>
+              <w:t>40</w:t>
+            </w:r>
           </w:p>
         </w:tc>
       </w:tr>
@@ -2004,6 +2116,13 @@
                 <w:szCs w:val="28"/>
               </w:rPr>
             </w:pPr>
+            <w:r>
+              <w:rPr>
+                <w:sz w:val="28"/>
+                <w:szCs w:val="28"/>
+              </w:rPr>
+              <w:t>40</w:t>
+            </w:r>
           </w:p>
         </w:tc>
       </w:tr>
@@ -2049,6 +2168,13 @@
                 <w:szCs w:val="28"/>
               </w:rPr>
             </w:pPr>
+            <w:r>
+              <w:rPr>
+                <w:sz w:val="28"/>
+                <w:szCs w:val="28"/>
+              </w:rPr>
+              <w:t>42</w:t>
+            </w:r>
           </w:p>
         </w:tc>
       </w:tr>
@@ -2108,6 +2234,13 @@
                 <w:szCs w:val="28"/>
               </w:rPr>
             </w:pPr>
+            <w:r>
+              <w:rPr>
+                <w:sz w:val="28"/>
+                <w:szCs w:val="28"/>
+              </w:rPr>
+              <w:t>44</w:t>
+            </w:r>
           </w:p>
         </w:tc>
       </w:tr>
@@ -2155,6 +2288,13 @@
                 <w:szCs w:val="28"/>
               </w:rPr>
             </w:pPr>
+            <w:r>
+              <w:rPr>
+                <w:sz w:val="28"/>
+                <w:szCs w:val="28"/>
+              </w:rPr>
+              <w:t>47</w:t>
+            </w:r>
           </w:p>
         </w:tc>
       </w:tr>
@@ -2202,6 +2342,13 @@
                 <w:szCs w:val="28"/>
               </w:rPr>
             </w:pPr>
+            <w:r>
+              <w:rPr>
+                <w:sz w:val="28"/>
+                <w:szCs w:val="28"/>
+              </w:rPr>
+              <w:t>49</w:t>
+            </w:r>
           </w:p>
         </w:tc>
       </w:tr>
@@ -2227,7 +2374,14 @@
                 <w:sz w:val="28"/>
                 <w:szCs w:val="28"/>
               </w:rPr>
-              <w:t>ПРИЛОЖЕНИЕ А. Название……………….</w:t>
+              <w:t xml:space="preserve">ПРИЛОЖЕНИЕ А. </w:t>
+            </w:r>
+            <w:r>
+              <w:rPr>
+                <w:sz w:val="28"/>
+                <w:szCs w:val="28"/>
+              </w:rPr>
+              <w:t>Блок памяти…………………………………………………</w:t>
             </w:r>
           </w:p>
         </w:tc>
@@ -2247,6 +2401,887 @@
                 <w:szCs w:val="28"/>
               </w:rPr>
             </w:pPr>
+            <w:r>
+              <w:rPr>
+                <w:sz w:val="28"/>
+                <w:szCs w:val="28"/>
+              </w:rPr>
+              <w:t>50</w:t>
+            </w:r>
+          </w:p>
+        </w:tc>
+      </w:tr>
+      <w:tr>
+        <w:tc>
+          <w:tcPr>
+            <w:tcW w:w="9182" w:type="dxa"/>
+            <w:vAlign w:val="center"/>
+          </w:tcPr>
+          <w:p>
+            <w:pPr>
+              <w:pStyle w:val="BodyText"/>
+              <w:spacing w:line="240" w:lineRule="atLeast"/>
+              <w:ind w:right="-423" w:firstLine="0"/>
+              <w:jc w:val="left"/>
+              <w:rPr>
+                <w:sz w:val="28"/>
+                <w:szCs w:val="28"/>
+              </w:rPr>
+            </w:pPr>
+            <w:r>
+              <w:rPr>
+                <w:sz w:val="28"/>
+                <w:szCs w:val="28"/>
+              </w:rPr>
+              <w:t xml:space="preserve">ПРИЛОЖЕНИЕ </w:t>
+            </w:r>
+            <w:r>
+              <w:rPr>
+                <w:sz w:val="28"/>
+                <w:szCs w:val="28"/>
+              </w:rPr>
+              <w:t>Б</w:t>
+            </w:r>
+            <w:r>
+              <w:rPr>
+                <w:sz w:val="28"/>
+                <w:szCs w:val="28"/>
+              </w:rPr>
+              <w:t xml:space="preserve">. Блок </w:t>
+            </w:r>
+            <w:r>
+              <w:rPr>
+                <w:sz w:val="28"/>
+                <w:szCs w:val="28"/>
+              </w:rPr>
+              <w:t>регистров общего назначения</w:t>
+            </w:r>
+            <w:r>
+              <w:rPr>
+                <w:sz w:val="28"/>
+                <w:szCs w:val="28"/>
+              </w:rPr>
+              <w:t>…………………………</w:t>
+            </w:r>
+          </w:p>
+        </w:tc>
+        <w:tc>
+          <w:tcPr>
+            <w:tcW w:w="496" w:type="dxa"/>
+            <w:vAlign w:val="bottom"/>
+          </w:tcPr>
+          <w:p>
+            <w:pPr>
+              <w:pStyle w:val="BodyText"/>
+              <w:spacing w:line="240" w:lineRule="atLeast"/>
+              <w:ind w:firstLine="0"/>
+              <w:jc w:val="center"/>
+              <w:rPr>
+                <w:sz w:val="28"/>
+                <w:szCs w:val="28"/>
+              </w:rPr>
+            </w:pPr>
+            <w:r>
+              <w:rPr>
+                <w:sz w:val="28"/>
+                <w:szCs w:val="28"/>
+              </w:rPr>
+              <w:t>52</w:t>
+            </w:r>
+          </w:p>
+        </w:tc>
+      </w:tr>
+      <w:tr>
+        <w:tc>
+          <w:tcPr>
+            <w:tcW w:w="9182" w:type="dxa"/>
+            <w:vAlign w:val="center"/>
+          </w:tcPr>
+          <w:p>
+            <w:pPr>
+              <w:pStyle w:val="BodyText"/>
+              <w:spacing w:line="240" w:lineRule="atLeast"/>
+              <w:ind w:right="-423" w:firstLine="0"/>
+              <w:jc w:val="left"/>
+              <w:rPr>
+                <w:sz w:val="28"/>
+                <w:szCs w:val="28"/>
+                <w:lang w:val="en-US"/>
+              </w:rPr>
+            </w:pPr>
+            <w:r>
+              <w:rPr>
+                <w:sz w:val="28"/>
+                <w:szCs w:val="28"/>
+              </w:rPr>
+              <w:t xml:space="preserve">ПРИЛОЖЕНИЕ </w:t>
+            </w:r>
+            <w:r>
+              <w:rPr>
+                <w:sz w:val="28"/>
+                <w:szCs w:val="28"/>
+              </w:rPr>
+              <w:t>В</w:t>
+            </w:r>
+            <w:r>
+              <w:rPr>
+                <w:sz w:val="28"/>
+                <w:szCs w:val="28"/>
+              </w:rPr>
+              <w:t xml:space="preserve">. </w:t>
+            </w:r>
+            <w:r>
+              <w:rPr>
+                <w:sz w:val="28"/>
+                <w:szCs w:val="28"/>
+              </w:rPr>
+              <w:t xml:space="preserve">Регистр </w:t>
+            </w:r>
+            <w:r>
+              <w:rPr>
+                <w:sz w:val="28"/>
+                <w:szCs w:val="28"/>
+                <w:lang w:val="en-US"/>
+              </w:rPr>
+              <w:t>IR</w:t>
+            </w:r>
+            <w:r>
+              <w:rPr>
+                <w:sz w:val="28"/>
+                <w:szCs w:val="28"/>
+              </w:rPr>
+              <w:t>…………………………………………………</w:t>
+            </w:r>
+            <w:r>
+              <w:rPr>
+                <w:sz w:val="28"/>
+                <w:szCs w:val="28"/>
+                <w:lang w:val="en-US"/>
+              </w:rPr>
+              <w:t>…</w:t>
+            </w:r>
+          </w:p>
+        </w:tc>
+        <w:tc>
+          <w:tcPr>
+            <w:tcW w:w="496" w:type="dxa"/>
+            <w:vAlign w:val="bottom"/>
+          </w:tcPr>
+          <w:p>
+            <w:pPr>
+              <w:pStyle w:val="BodyText"/>
+              <w:spacing w:line="240" w:lineRule="atLeast"/>
+              <w:ind w:firstLine="0"/>
+              <w:jc w:val="center"/>
+              <w:rPr>
+                <w:sz w:val="28"/>
+                <w:szCs w:val="28"/>
+              </w:rPr>
+            </w:pPr>
+            <w:r>
+              <w:rPr>
+                <w:sz w:val="28"/>
+                <w:szCs w:val="28"/>
+              </w:rPr>
+              <w:t>54</w:t>
+            </w:r>
+          </w:p>
+        </w:tc>
+      </w:tr>
+      <w:tr>
+        <w:tc>
+          <w:tcPr>
+            <w:tcW w:w="9182" w:type="dxa"/>
+            <w:vAlign w:val="center"/>
+          </w:tcPr>
+          <w:p>
+            <w:pPr>
+              <w:pStyle w:val="BodyText"/>
+              <w:spacing w:line="240" w:lineRule="atLeast"/>
+              <w:ind w:right="-423" w:firstLine="0"/>
+              <w:jc w:val="left"/>
+              <w:rPr>
+                <w:sz w:val="28"/>
+                <w:szCs w:val="28"/>
+              </w:rPr>
+            </w:pPr>
+            <w:r>
+              <w:rPr>
+                <w:sz w:val="28"/>
+                <w:szCs w:val="28"/>
+              </w:rPr>
+              <w:t xml:space="preserve">ПРИЛОЖЕНИЕ </w:t>
+            </w:r>
+            <w:r>
+              <w:rPr>
+                <w:sz w:val="28"/>
+                <w:szCs w:val="28"/>
+              </w:rPr>
+              <w:t>Г</w:t>
+            </w:r>
+            <w:r>
+              <w:rPr>
+                <w:sz w:val="28"/>
+                <w:szCs w:val="28"/>
+              </w:rPr>
+              <w:t xml:space="preserve">. </w:t>
+            </w:r>
+            <w:r>
+              <w:rPr>
+                <w:sz w:val="28"/>
+                <w:szCs w:val="28"/>
+              </w:rPr>
+              <w:t xml:space="preserve">Регистр </w:t>
+            </w:r>
+            <w:r>
+              <w:rPr>
+                <w:sz w:val="28"/>
+                <w:szCs w:val="28"/>
+                <w:lang w:val="en-US"/>
+              </w:rPr>
+              <w:t>IP</w:t>
+            </w:r>
+            <w:r>
+              <w:rPr>
+                <w:sz w:val="28"/>
+                <w:szCs w:val="28"/>
+              </w:rPr>
+              <w:t>…………………………………………………</w:t>
+            </w:r>
+            <w:r>
+              <w:rPr>
+                <w:sz w:val="28"/>
+                <w:szCs w:val="28"/>
+              </w:rPr>
+              <w:t>…</w:t>
+            </w:r>
+          </w:p>
+        </w:tc>
+        <w:tc>
+          <w:tcPr>
+            <w:tcW w:w="496" w:type="dxa"/>
+            <w:vAlign w:val="bottom"/>
+          </w:tcPr>
+          <w:p>
+            <w:pPr>
+              <w:pStyle w:val="BodyText"/>
+              <w:spacing w:line="240" w:lineRule="atLeast"/>
+              <w:ind w:firstLine="0"/>
+              <w:jc w:val="center"/>
+              <w:rPr>
+                <w:sz w:val="28"/>
+                <w:szCs w:val="28"/>
+              </w:rPr>
+            </w:pPr>
+            <w:r>
+              <w:rPr>
+                <w:sz w:val="28"/>
+                <w:szCs w:val="28"/>
+              </w:rPr>
+              <w:t>56</w:t>
+            </w:r>
+          </w:p>
+        </w:tc>
+      </w:tr>
+      <w:tr>
+        <w:tc>
+          <w:tcPr>
+            <w:tcW w:w="9182" w:type="dxa"/>
+            <w:vAlign w:val="center"/>
+          </w:tcPr>
+          <w:p>
+            <w:pPr>
+              <w:pStyle w:val="BodyText"/>
+              <w:spacing w:line="240" w:lineRule="atLeast"/>
+              <w:ind w:right="-423" w:firstLine="0"/>
+              <w:jc w:val="left"/>
+              <w:rPr>
+                <w:sz w:val="28"/>
+                <w:szCs w:val="28"/>
+              </w:rPr>
+            </w:pPr>
+            <w:r>
+              <w:rPr>
+                <w:sz w:val="28"/>
+                <w:szCs w:val="28"/>
+              </w:rPr>
+              <w:t xml:space="preserve">ПРИЛОЖЕНИЕ </w:t>
+            </w:r>
+            <w:r>
+              <w:rPr>
+                <w:sz w:val="28"/>
+                <w:szCs w:val="28"/>
+              </w:rPr>
+              <w:t>Д</w:t>
+            </w:r>
+            <w:r>
+              <w:rPr>
+                <w:sz w:val="28"/>
+                <w:szCs w:val="28"/>
+              </w:rPr>
+              <w:t xml:space="preserve">. </w:t>
+            </w:r>
+            <w:r>
+              <w:rPr>
+                <w:sz w:val="28"/>
+                <w:szCs w:val="28"/>
+              </w:rPr>
+              <w:t>Декодер команд</w:t>
+            </w:r>
+            <w:r>
+              <w:rPr>
+                <w:sz w:val="28"/>
+                <w:szCs w:val="28"/>
+              </w:rPr>
+              <w:t>……………………………………………</w:t>
+            </w:r>
+          </w:p>
+        </w:tc>
+        <w:tc>
+          <w:tcPr>
+            <w:tcW w:w="496" w:type="dxa"/>
+            <w:vAlign w:val="bottom"/>
+          </w:tcPr>
+          <w:p>
+            <w:pPr>
+              <w:pStyle w:val="BodyText"/>
+              <w:spacing w:line="240" w:lineRule="atLeast"/>
+              <w:ind w:firstLine="0"/>
+              <w:jc w:val="center"/>
+              <w:rPr>
+                <w:sz w:val="28"/>
+                <w:szCs w:val="28"/>
+              </w:rPr>
+            </w:pPr>
+            <w:r>
+              <w:rPr>
+                <w:sz w:val="28"/>
+                <w:szCs w:val="28"/>
+              </w:rPr>
+              <w:t>58</w:t>
+            </w:r>
+          </w:p>
+        </w:tc>
+      </w:tr>
+      <w:tr>
+        <w:tc>
+          <w:tcPr>
+            <w:tcW w:w="9182" w:type="dxa"/>
+            <w:vAlign w:val="center"/>
+          </w:tcPr>
+          <w:p>
+            <w:pPr>
+              <w:pStyle w:val="BodyText"/>
+              <w:spacing w:line="240" w:lineRule="atLeast"/>
+              <w:ind w:right="-423" w:firstLine="0"/>
+              <w:jc w:val="left"/>
+              <w:rPr>
+                <w:sz w:val="28"/>
+                <w:szCs w:val="28"/>
+              </w:rPr>
+            </w:pPr>
+            <w:r>
+              <w:rPr>
+                <w:sz w:val="28"/>
+                <w:szCs w:val="28"/>
+              </w:rPr>
+              <w:t xml:space="preserve">ПРИЛОЖЕНИЕ </w:t>
+            </w:r>
+            <w:r>
+              <w:rPr>
+                <w:sz w:val="28"/>
+                <w:szCs w:val="28"/>
+              </w:rPr>
+              <w:t>Е</w:t>
+            </w:r>
+            <w:r>
+              <w:rPr>
+                <w:sz w:val="28"/>
+                <w:szCs w:val="28"/>
+              </w:rPr>
+              <w:t xml:space="preserve">. </w:t>
+            </w:r>
+            <w:r>
+              <w:rPr>
+                <w:sz w:val="28"/>
+                <w:szCs w:val="28"/>
+              </w:rPr>
+              <w:t>Генератор фаз</w:t>
+            </w:r>
+            <w:r>
+              <w:rPr>
+                <w:sz w:val="28"/>
+                <w:szCs w:val="28"/>
+              </w:rPr>
+              <w:t xml:space="preserve"> </w:t>
+            </w:r>
+            <w:r>
+              <w:rPr>
+                <w:sz w:val="28"/>
+                <w:szCs w:val="28"/>
+              </w:rPr>
+              <w:t>………………………………………………</w:t>
+            </w:r>
+          </w:p>
+        </w:tc>
+        <w:tc>
+          <w:tcPr>
+            <w:tcW w:w="496" w:type="dxa"/>
+            <w:vAlign w:val="bottom"/>
+          </w:tcPr>
+          <w:p>
+            <w:pPr>
+              <w:pStyle w:val="BodyText"/>
+              <w:spacing w:line="240" w:lineRule="atLeast"/>
+              <w:ind w:firstLine="0"/>
+              <w:jc w:val="center"/>
+              <w:rPr>
+                <w:sz w:val="28"/>
+                <w:szCs w:val="28"/>
+              </w:rPr>
+            </w:pPr>
+            <w:r>
+              <w:rPr>
+                <w:sz w:val="28"/>
+                <w:szCs w:val="28"/>
+              </w:rPr>
+              <w:t>60</w:t>
+            </w:r>
+          </w:p>
+        </w:tc>
+      </w:tr>
+      <w:tr>
+        <w:tc>
+          <w:tcPr>
+            <w:tcW w:w="9182" w:type="dxa"/>
+            <w:vAlign w:val="center"/>
+          </w:tcPr>
+          <w:p>
+            <w:pPr>
+              <w:pStyle w:val="BodyText"/>
+              <w:spacing w:line="240" w:lineRule="atLeast"/>
+              <w:ind w:right="-423" w:firstLine="0"/>
+              <w:jc w:val="left"/>
+              <w:rPr>
+                <w:sz w:val="28"/>
+                <w:szCs w:val="28"/>
+              </w:rPr>
+            </w:pPr>
+            <w:r>
+              <w:rPr>
+                <w:sz w:val="28"/>
+                <w:szCs w:val="28"/>
+              </w:rPr>
+              <w:t xml:space="preserve">ПРИЛОЖЕНИЕ </w:t>
+            </w:r>
+            <w:r>
+              <w:rPr>
+                <w:sz w:val="28"/>
+                <w:szCs w:val="28"/>
+              </w:rPr>
+              <w:t>Ж</w:t>
+            </w:r>
+            <w:r>
+              <w:rPr>
+                <w:sz w:val="28"/>
+                <w:szCs w:val="28"/>
+              </w:rPr>
+              <w:t xml:space="preserve">. </w:t>
+            </w:r>
+            <w:r>
+              <w:rPr>
+                <w:sz w:val="28"/>
+                <w:szCs w:val="28"/>
+              </w:rPr>
+              <w:t>Устройство управления</w:t>
+            </w:r>
+            <w:r>
+              <w:rPr>
+                <w:sz w:val="28"/>
+                <w:szCs w:val="28"/>
+              </w:rPr>
+              <w:t>……………………………………</w:t>
+            </w:r>
+          </w:p>
+        </w:tc>
+        <w:tc>
+          <w:tcPr>
+            <w:tcW w:w="496" w:type="dxa"/>
+            <w:vAlign w:val="bottom"/>
+          </w:tcPr>
+          <w:p>
+            <w:pPr>
+              <w:pStyle w:val="BodyText"/>
+              <w:spacing w:line="240" w:lineRule="atLeast"/>
+              <w:ind w:firstLine="0"/>
+              <w:jc w:val="center"/>
+              <w:rPr>
+                <w:sz w:val="28"/>
+                <w:szCs w:val="28"/>
+              </w:rPr>
+            </w:pPr>
+            <w:r>
+              <w:rPr>
+                <w:sz w:val="28"/>
+                <w:szCs w:val="28"/>
+              </w:rPr>
+              <w:t>62</w:t>
+            </w:r>
+          </w:p>
+        </w:tc>
+      </w:tr>
+      <w:tr>
+        <w:tc>
+          <w:tcPr>
+            <w:tcW w:w="9182" w:type="dxa"/>
+            <w:vAlign w:val="center"/>
+          </w:tcPr>
+          <w:p>
+            <w:pPr>
+              <w:pStyle w:val="BodyText"/>
+              <w:spacing w:line="240" w:lineRule="atLeast"/>
+              <w:ind w:right="-423" w:firstLine="0"/>
+              <w:jc w:val="left"/>
+              <w:rPr>
+                <w:sz w:val="28"/>
+                <w:szCs w:val="28"/>
+              </w:rPr>
+            </w:pPr>
+            <w:r>
+              <w:rPr>
+                <w:sz w:val="28"/>
+                <w:szCs w:val="28"/>
+              </w:rPr>
+              <w:t xml:space="preserve">ПРИЛОЖЕНИЕ </w:t>
+            </w:r>
+            <w:r>
+              <w:rPr>
+                <w:sz w:val="28"/>
+                <w:szCs w:val="28"/>
+              </w:rPr>
+              <w:t>З.</w:t>
+            </w:r>
+            <w:r>
+              <w:rPr>
+                <w:sz w:val="28"/>
+                <w:szCs w:val="28"/>
+              </w:rPr>
+              <w:t xml:space="preserve"> </w:t>
+            </w:r>
+            <w:r>
+              <w:rPr>
+                <w:sz w:val="28"/>
+                <w:szCs w:val="28"/>
+              </w:rPr>
+              <w:t>А</w:t>
+            </w:r>
+            <w:r>
+              <w:rPr>
+                <w:sz w:val="28"/>
+                <w:szCs w:val="28"/>
+              </w:rPr>
+              <w:t>рифметико-логическое устройство</w:t>
+            </w:r>
+            <w:r>
+              <w:rPr>
+                <w:sz w:val="28"/>
+                <w:szCs w:val="28"/>
+              </w:rPr>
+              <w:t>………</w:t>
+            </w:r>
+            <w:r>
+              <w:rPr>
+                <w:sz w:val="28"/>
+                <w:szCs w:val="28"/>
+              </w:rPr>
+              <w:t>………………</w:t>
+            </w:r>
+          </w:p>
+        </w:tc>
+        <w:tc>
+          <w:tcPr>
+            <w:tcW w:w="496" w:type="dxa"/>
+            <w:vAlign w:val="bottom"/>
+          </w:tcPr>
+          <w:p>
+            <w:pPr>
+              <w:pStyle w:val="BodyText"/>
+              <w:spacing w:line="240" w:lineRule="atLeast"/>
+              <w:ind w:firstLine="0"/>
+              <w:jc w:val="center"/>
+              <w:rPr>
+                <w:sz w:val="28"/>
+                <w:szCs w:val="28"/>
+              </w:rPr>
+            </w:pPr>
+            <w:r>
+              <w:rPr>
+                <w:sz w:val="28"/>
+                <w:szCs w:val="28"/>
+              </w:rPr>
+              <w:t>64</w:t>
+            </w:r>
+          </w:p>
+        </w:tc>
+      </w:tr>
+      <w:tr>
+        <w:tc>
+          <w:tcPr>
+            <w:tcW w:w="9182" w:type="dxa"/>
+            <w:vAlign w:val="center"/>
+          </w:tcPr>
+          <w:p>
+            <w:pPr>
+              <w:pStyle w:val="BodyText"/>
+              <w:spacing w:line="240" w:lineRule="atLeast"/>
+              <w:ind w:right="-423" w:firstLine="0"/>
+              <w:jc w:val="left"/>
+              <w:rPr>
+                <w:sz w:val="28"/>
+                <w:szCs w:val="28"/>
+              </w:rPr>
+            </w:pPr>
+            <w:r>
+              <w:rPr>
+                <w:sz w:val="28"/>
+                <w:szCs w:val="28"/>
+              </w:rPr>
+              <w:t xml:space="preserve">ПРИЛОЖЕНИЕ </w:t>
+            </w:r>
+            <w:r>
+              <w:rPr>
+                <w:sz w:val="28"/>
+                <w:szCs w:val="28"/>
+              </w:rPr>
+              <w:t>И</w:t>
+            </w:r>
+            <w:r>
+              <w:rPr>
+                <w:sz w:val="28"/>
+                <w:szCs w:val="28"/>
+              </w:rPr>
+              <w:t xml:space="preserve">. </w:t>
+            </w:r>
+            <w:r>
+              <w:rPr>
+                <w:sz w:val="28"/>
+                <w:szCs w:val="28"/>
+              </w:rPr>
+              <w:t>Стек</w:t>
+            </w:r>
+            <w:r>
+              <w:rPr>
+                <w:sz w:val="28"/>
+                <w:szCs w:val="28"/>
+              </w:rPr>
+              <w:t>…………………………………………………</w:t>
+            </w:r>
+            <w:r>
+              <w:rPr>
+                <w:sz w:val="28"/>
+                <w:szCs w:val="28"/>
+              </w:rPr>
+              <w:t>………</w:t>
+            </w:r>
+          </w:p>
+        </w:tc>
+        <w:tc>
+          <w:tcPr>
+            <w:tcW w:w="496" w:type="dxa"/>
+            <w:vAlign w:val="bottom"/>
+          </w:tcPr>
+          <w:p>
+            <w:pPr>
+              <w:pStyle w:val="BodyText"/>
+              <w:spacing w:line="240" w:lineRule="atLeast"/>
+              <w:ind w:firstLine="0"/>
+              <w:jc w:val="center"/>
+              <w:rPr>
+                <w:sz w:val="28"/>
+                <w:szCs w:val="28"/>
+              </w:rPr>
+            </w:pPr>
+            <w:r>
+              <w:rPr>
+                <w:sz w:val="28"/>
+                <w:szCs w:val="28"/>
+              </w:rPr>
+              <w:t>66</w:t>
+            </w:r>
+          </w:p>
+        </w:tc>
+      </w:tr>
+      <w:tr>
+        <w:tc>
+          <w:tcPr>
+            <w:tcW w:w="9182" w:type="dxa"/>
+            <w:vAlign w:val="center"/>
+          </w:tcPr>
+          <w:p>
+            <w:pPr>
+              <w:pStyle w:val="BodyText"/>
+              <w:spacing w:line="240" w:lineRule="atLeast"/>
+              <w:ind w:right="-423" w:firstLine="0"/>
+              <w:jc w:val="left"/>
+              <w:rPr>
+                <w:sz w:val="28"/>
+                <w:szCs w:val="28"/>
+              </w:rPr>
+            </w:pPr>
+            <w:r>
+              <w:rPr>
+                <w:sz w:val="28"/>
+                <w:szCs w:val="28"/>
+              </w:rPr>
+              <w:t xml:space="preserve">ПРИЛОЖЕНИЕ </w:t>
+            </w:r>
+            <w:r>
+              <w:rPr>
+                <w:sz w:val="28"/>
+                <w:szCs w:val="28"/>
+              </w:rPr>
+              <w:t>К</w:t>
+            </w:r>
+            <w:r>
+              <w:rPr>
+                <w:sz w:val="28"/>
+                <w:szCs w:val="28"/>
+              </w:rPr>
+              <w:t xml:space="preserve">. </w:t>
+            </w:r>
+            <w:r>
+              <w:rPr>
+                <w:sz w:val="28"/>
+                <w:szCs w:val="28"/>
+              </w:rPr>
+              <w:t>Кэш-пам</w:t>
+            </w:r>
+            <w:r>
+              <w:rPr>
+                <w:sz w:val="28"/>
+                <w:szCs w:val="28"/>
+              </w:rPr>
+              <w:t>ят</w:t>
+            </w:r>
+            <w:r>
+              <w:rPr>
+                <w:sz w:val="28"/>
+                <w:szCs w:val="28"/>
+              </w:rPr>
+              <w:t>ь</w:t>
+            </w:r>
+            <w:r>
+              <w:rPr>
+                <w:sz w:val="28"/>
+                <w:szCs w:val="28"/>
+              </w:rPr>
+              <w:t>…………………………………………………</w:t>
+            </w:r>
+          </w:p>
+        </w:tc>
+        <w:tc>
+          <w:tcPr>
+            <w:tcW w:w="496" w:type="dxa"/>
+            <w:vAlign w:val="bottom"/>
+          </w:tcPr>
+          <w:p>
+            <w:pPr>
+              <w:pStyle w:val="BodyText"/>
+              <w:spacing w:line="240" w:lineRule="atLeast"/>
+              <w:ind w:firstLine="0"/>
+              <w:jc w:val="center"/>
+              <w:rPr>
+                <w:sz w:val="28"/>
+                <w:szCs w:val="28"/>
+              </w:rPr>
+            </w:pPr>
+            <w:r>
+              <w:rPr>
+                <w:sz w:val="28"/>
+                <w:szCs w:val="28"/>
+              </w:rPr>
+              <w:t>68</w:t>
+            </w:r>
+          </w:p>
+        </w:tc>
+      </w:tr>
+      <w:tr>
+        <w:tc>
+          <w:tcPr>
+            <w:tcW w:w="9182" w:type="dxa"/>
+            <w:vAlign w:val="center"/>
+          </w:tcPr>
+          <w:p>
+            <w:pPr>
+              <w:pStyle w:val="BodyText"/>
+              <w:spacing w:line="240" w:lineRule="atLeast"/>
+              <w:ind w:right="-423" w:firstLine="0"/>
+              <w:jc w:val="left"/>
+              <w:rPr>
+                <w:sz w:val="28"/>
+                <w:szCs w:val="28"/>
+              </w:rPr>
+            </w:pPr>
+            <w:r>
+              <w:rPr>
+                <w:sz w:val="28"/>
+                <w:szCs w:val="28"/>
+              </w:rPr>
+              <w:t xml:space="preserve">ПРИЛОЖЕНИЕ </w:t>
+            </w:r>
+            <w:r>
+              <w:rPr>
+                <w:sz w:val="28"/>
+                <w:szCs w:val="28"/>
+              </w:rPr>
+              <w:t>Л</w:t>
+            </w:r>
+            <w:r>
+              <w:rPr>
+                <w:sz w:val="28"/>
+                <w:szCs w:val="28"/>
+              </w:rPr>
+              <w:t xml:space="preserve">. </w:t>
+            </w:r>
+            <w:r>
+              <w:rPr>
+                <w:sz w:val="28"/>
+                <w:szCs w:val="28"/>
+              </w:rPr>
+              <w:t>Микро-ЭВМ на ПЛИС</w:t>
+            </w:r>
+            <w:r>
+              <w:rPr>
+                <w:sz w:val="28"/>
+                <w:szCs w:val="28"/>
+              </w:rPr>
+              <w:t>………………………………………</w:t>
+            </w:r>
+          </w:p>
+        </w:tc>
+        <w:tc>
+          <w:tcPr>
+            <w:tcW w:w="496" w:type="dxa"/>
+            <w:vAlign w:val="bottom"/>
+          </w:tcPr>
+          <w:p>
+            <w:pPr>
+              <w:pStyle w:val="BodyText"/>
+              <w:spacing w:line="240" w:lineRule="atLeast"/>
+              <w:ind w:firstLine="0"/>
+              <w:jc w:val="center"/>
+              <w:rPr>
+                <w:sz w:val="28"/>
+                <w:szCs w:val="28"/>
+              </w:rPr>
+            </w:pPr>
+            <w:r>
+              <w:rPr>
+                <w:sz w:val="28"/>
+                <w:szCs w:val="28"/>
+              </w:rPr>
+              <w:t>70</w:t>
+            </w:r>
           </w:p>
         </w:tc>
       </w:tr>
@@ -10202,10 +11237,7 @@
         <w:t xml:space="preserve">На временной диаграмме моделирования АЛУ </w:t>
       </w:r>
       <w:r>
-        <w:t>(рисунок ХХХ)</w:t>
-      </w:r>
-      <w:r>
-        <w:t xml:space="preserve"> </w:t>
+        <w:t xml:space="preserve">(рисунок ХХХ) </w:t>
       </w:r>
       <w:r>
         <w:t xml:space="preserve">показана проверка всех поддерживаемых типов операций (INCS, NOT, AND, SRL) на различных комбинациях входных данных, а также корректности формирования флагов состояния. С момента активации сигнала </w:t>
@@ -10671,35 +11703,32 @@
     <w:p>
       <w:pPr>
         <w:pStyle w:val="a8"/>
+      </w:pPr>
+      <w:r>
+        <w:t xml:space="preserve">Рисунок ХХХ </w:t>
+      </w:r>
+      <w:r>
+        <w:t>–</w:t>
+      </w:r>
+      <w:r>
+        <w:t xml:space="preserve"> </w:t>
+      </w:r>
+      <w:r>
+        <w:t xml:space="preserve">Временная диаграмма </w:t>
+      </w:r>
+      <w:r>
         <w:rPr>
           <w:lang w:val="en-US"/>
         </w:rPr>
-      </w:pPr>
-      <w:r>
-        <w:t xml:space="preserve">Рисунок ХХХ </w:t>
-      </w:r>
-      <w:r>
-        <w:t>–</w:t>
-      </w:r>
-      <w:r>
-        <w:t xml:space="preserve"> </w:t>
-      </w:r>
-      <w:r>
-        <w:t xml:space="preserve">Временная диаграмма </w:t>
+        <w:t>cmd</w:t>
+      </w:r>
+      <w:r>
+        <w:t>_</w:t>
       </w:r>
       <w:r>
         <w:rPr>
           <w:lang w:val="en-US"/>
         </w:rPr>
-        <w:t>cmd</w:t>
-      </w:r>
-      <w:r>
-        <w:t>_</w:t>
-      </w:r>
-      <w:r>
-        <w:rPr>
-          <w:lang w:val="en-US"/>
-        </w:rPr>
         <w:t>decoder</w:t>
       </w:r>
     </w:p>
@@ -10708,10 +11737,7 @@
         <w:t xml:space="preserve">На временной диаграмме моделирования блока phase_gen </w:t>
       </w:r>
       <w:r>
-        <w:t>(рисунок ХХХ)</w:t>
-      </w:r>
-      <w:r>
-        <w:t xml:space="preserve"> </w:t>
+        <w:t xml:space="preserve">(рисунок ХХХ) </w:t>
       </w:r>
       <w:r>
         <w:t xml:space="preserve">показана работа генератора фаз выполнения команд, реализованного на основе счетчика и дешифратора. После снятия сигнала сброса </w:t>
@@ -11501,12 +12527,14 @@
         <w:rPr>
           <w:rFonts w:ascii="Hack" w:hAnsi="Hack"/>
           <w:sz w:val="24"/>
-        </w:rPr>
-      </w:pPr>
-      <w:r>
-        <w:rPr>
-          <w:rFonts w:ascii="Hack" w:hAnsi="Hack"/>
-          <w:sz w:val="24"/>
+          <w:lang w:val="en-US"/>
+        </w:rPr>
+      </w:pPr>
+      <w:r>
+        <w:rPr>
+          <w:rFonts w:ascii="Hack" w:hAnsi="Hack"/>
+          <w:sz w:val="24"/>
+          <w:lang w:val="en-US"/>
         </w:rPr>
         <w:lastRenderedPageBreak/>
         <w:t xml:space="preserve">0000:   320  00 00000101 000 000   ; </w:t>
@@ -11523,6 +12551,7 @@
         <w:rPr>
           <w:rFonts w:ascii="Hack" w:hAnsi="Hack"/>
           <w:sz w:val="24"/>
+          <w:lang w:val="en-US"/>
         </w:rPr>
         <w:t xml:space="preserve"> 10, </w:t>
       </w:r>
@@ -11538,6 +12567,7 @@
         <w:rPr>
           <w:rFonts w:ascii="Hack" w:hAnsi="Hack"/>
           <w:sz w:val="24"/>
+          <w:lang w:val="en-US"/>
         </w:rPr>
         <w:t>0</w:t>
       </w:r>
@@ -12052,16 +13082,51 @@
         <w:rPr>
           <w:rFonts w:ascii="Hack" w:hAnsi="Hack"/>
           <w:sz w:val="24"/>
+        </w:rPr>
+      </w:pPr>
+      <w:r>
+        <w:rPr>
+          <w:rFonts w:ascii="Hack" w:hAnsi="Hack"/>
+          <w:sz w:val="24"/>
+        </w:rPr>
+        <w:t>0</w:t>
+      </w:r>
+      <w:r>
+        <w:rPr>
+          <w:rFonts w:ascii="Hack" w:hAnsi="Hack"/>
+          <w:sz w:val="24"/>
           <w:lang w:val="en-US"/>
         </w:rPr>
-      </w:pPr>
+        <w:t>x</w:t>
+      </w:r>
+      <w:r>
+        <w:rPr>
+          <w:rFonts w:ascii="Hack" w:hAnsi="Hack"/>
+          <w:sz w:val="24"/>
+        </w:rPr>
+        <w:t>00</w:t>
+      </w:r>
+      <w:r>
+        <w:rPr>
+          <w:rFonts w:ascii="Hack" w:hAnsi="Hack"/>
+          <w:sz w:val="24"/>
+        </w:rPr>
+        <w:t>0</w:t>
+      </w:r>
       <w:r>
         <w:rPr>
           <w:rFonts w:ascii="Hack" w:hAnsi="Hack"/>
           <w:sz w:val="24"/>
           <w:lang w:val="en-US"/>
         </w:rPr>
-        <w:t>0x00</w:t>
+        <w:t>C</w:t>
+      </w:r>
+      <w:r>
+        <w:rPr>
+          <w:rFonts w:ascii="Hack" w:hAnsi="Hack"/>
+          <w:sz w:val="24"/>
+        </w:rPr>
+        <w:t xml:space="preserve"> : 0</w:t>
       </w:r>
       <w:r>
         <w:rPr>
@@ -12069,7 +13134,29 @@
           <w:sz w:val="24"/>
           <w:lang w:val="en-US"/>
         </w:rPr>
-        <w:t>0C</w:t>
+        <w:t>x</w:t>
+      </w:r>
+      <w:r>
+        <w:rPr>
+          <w:rFonts w:ascii="Hack" w:hAnsi="Hack"/>
+          <w:sz w:val="24"/>
+        </w:rPr>
+        <w:t>0000</w:t>
+      </w:r>
+    </w:p>
+    <w:p>
+      <w:pPr>
+        <w:rPr>
+          <w:rFonts w:ascii="Hack" w:hAnsi="Hack"/>
+          <w:sz w:val="24"/>
+        </w:rPr>
+      </w:pPr>
+      <w:r>
+        <w:rPr>
+          <w:rFonts w:ascii="Hack" w:hAnsi="Hack"/>
+          <w:sz w:val="24"/>
+        </w:rPr>
+        <w:t>0</w:t>
       </w:r>
       <w:r>
         <w:rPr>
@@ -12077,23 +13164,36 @@
           <w:sz w:val="24"/>
           <w:lang w:val="en-US"/>
         </w:rPr>
-        <w:t xml:space="preserve"> : 0x0000</w:t>
-      </w:r>
-    </w:p>
-    <w:p>
-      <w:pPr>
+        <w:t>x</w:t>
+      </w:r>
+      <w:r>
+        <w:rPr>
+          <w:rFonts w:ascii="Hack" w:hAnsi="Hack"/>
+          <w:sz w:val="24"/>
+        </w:rPr>
+        <w:t>00</w:t>
+      </w:r>
+      <w:r>
+        <w:rPr>
+          <w:rFonts w:ascii="Hack" w:hAnsi="Hack"/>
+          <w:sz w:val="24"/>
+        </w:rPr>
+        <w:t>0</w:t>
+      </w:r>
+      <w:r>
         <w:rPr>
           <w:rFonts w:ascii="Hack" w:hAnsi="Hack"/>
           <w:sz w:val="24"/>
           <w:lang w:val="en-US"/>
         </w:rPr>
-      </w:pPr>
-      <w:r>
-        <w:rPr>
-          <w:rFonts w:ascii="Hack" w:hAnsi="Hack"/>
-          <w:sz w:val="24"/>
-        </w:rPr>
-        <w:t>0</w:t>
+        <w:t>D</w:t>
+      </w:r>
+      <w:r>
+        <w:rPr>
+          <w:rFonts w:ascii="Hack" w:hAnsi="Hack"/>
+          <w:sz w:val="24"/>
+        </w:rPr>
+        <w:t xml:space="preserve"> : 0</w:t>
       </w:r>
       <w:r>
         <w:rPr>
@@ -12108,43 +13208,12 @@
           <w:rFonts w:ascii="Hack" w:hAnsi="Hack"/>
           <w:sz w:val="24"/>
         </w:rPr>
-        <w:t>00</w:t>
-      </w:r>
-      <w:r>
-        <w:rPr>
-          <w:rFonts w:ascii="Hack" w:hAnsi="Hack"/>
-          <w:sz w:val="24"/>
-          <w:lang w:val="en-US"/>
-        </w:rPr>
-        <w:t>0D</w:t>
-      </w:r>
-      <w:r>
-        <w:rPr>
-          <w:rFonts w:ascii="Hack" w:hAnsi="Hack"/>
-          <w:sz w:val="24"/>
-        </w:rPr>
-        <w:t xml:space="preserve"> : 0</w:t>
-      </w:r>
-      <w:r>
-        <w:rPr>
-          <w:rFonts w:ascii="Hack" w:hAnsi="Hack"/>
-          <w:sz w:val="24"/>
-          <w:lang w:val="en-US"/>
-        </w:rPr>
-        <w:t>x</w:t>
-      </w:r>
-      <w:r>
-        <w:rPr>
-          <w:rFonts w:ascii="Hack" w:hAnsi="Hack"/>
-          <w:sz w:val="24"/>
-        </w:rPr>
         <w:t>001</w:t>
       </w:r>
       <w:r>
         <w:rPr>
           <w:rFonts w:ascii="Hack" w:hAnsi="Hack"/>
           <w:sz w:val="24"/>
-          <w:lang w:val="en-US"/>
         </w:rPr>
         <w:t>3</w:t>
       </w:r>
@@ -12163,16 +13232,7 @@
     </w:p>
     <w:p>
       <w:r>
-        <w:t xml:space="preserve">На рисунке ХХХ представлена временная диаграмма верхнего уровня микро-ЭВМ. </w:t>
-      </w:r>
-      <w:r>
-        <w:t>Н</w:t>
-      </w:r>
-      <w:r>
-        <w:t>а ней</w:t>
-      </w:r>
-      <w:r>
-        <w:t xml:space="preserve"> показано выполнение тестовой микропрограммы от момента снятия сброса до перехода в состояние останова по команде HLT. Сигнал </w:t>
+        <w:t xml:space="preserve">На рисунке ХХХ представлена временная диаграмма верхнего уровня микро-ЭВМ. На ней показано выполнение тестовой микропрограммы от момента снятия сброса до перехода в состояние останова по команде HLT. Сигнал </w:t>
       </w:r>
       <w:r>
         <w:rPr>
@@ -13044,10 +14104,7 @@
         <w:pStyle w:val="a8"/>
       </w:pPr>
       <w:r>
-        <w:t xml:space="preserve">Рисунок ХХХ – Временная диаграмма </w:t>
-      </w:r>
-      <w:r>
-        <w:t>верхнего уровня</w:t>
+        <w:t>Рисунок ХХХ – Временная диаграмма верхнего уровня</w:t>
       </w:r>
     </w:p>
     <w:p/>
@@ -13419,21 +14476,7 @@
           <w:rFonts w:ascii="Hack" w:hAnsi="Hack"/>
           <w:sz w:val="24"/>
         </w:rPr>
-        <w:t>p0</w:t>
-      </w:r>
-      <w:r>
-        <w:rPr>
-          <w:rFonts w:ascii="Hack" w:hAnsi="Hack"/>
-          <w:sz w:val="24"/>
-        </w:rPr>
-        <w:t>..</w:t>
-      </w:r>
-      <w:r>
-        <w:rPr>
-          <w:rFonts w:ascii="Hack" w:hAnsi="Hack"/>
-          <w:sz w:val="24"/>
-        </w:rPr>
-        <w:t>p6</w:t>
+        <w:t>p0..p6</w:t>
       </w:r>
       <w:r>
         <w:t xml:space="preserve"> могла бы быть заменена более гибкой системой микропроцедур, в которой простые команды выполнялись бы короткими линейными цепочками микроинструкций, а сложные </w:t>
@@ -13759,27 +14802,620 @@
           <w:numId w:val="30"/>
         </w:numPr>
         <w:ind w:left="0" w:firstLine="709"/>
-      </w:pPr>
-      <w:r>
-        <w:t>Patterson D.A., Hennessy J.L. Computer Organization and Design [Электронный ресурс]. – Электронные данные. – Режим доступа: https://www.elsevier.com/books/computer-organization-and-design/patterson/978-0-12-812275-4 – Дата доступа: 07.01.2026</w:t>
+        <w:sectPr>
+          <w:footerReference w:type="default" r:id="rId17"/>
+          <w:footerReference w:type="first" r:id="rId18"/>
+          <w:type w:val="continuous"/>
+          <w:pgSz w:w="11906" w:h="16838"/>
+          <w:pgMar w:top="1134" w:right="851" w:bottom="1531" w:left="1701" w:header="709" w:footer="510" w:gutter="0"/>
+          <w:cols w:space="708"/>
+          <w:titlePg/>
+          <w:docGrid w:linePitch="381"/>
+        </w:sectPr>
+      </w:pPr>
+      <w:r>
+        <w:t>Patterson D.A., Hennessy J.L. Computer Organization and Design [Электронный ресурс]. – Электронные данные. – Режим доступа: https://www.elsevier.com/books/computer-organization-and-design/patterson/978-0-12-812275-4 – Дата доступа: 07.01.202</w:t>
+      </w:r>
+      <w:r>
+        <w:t>6</w:t>
       </w:r>
     </w:p>
     <w:p>
       <w:pPr>
         <w:pStyle w:val="Heading1"/>
+        <w:spacing w:after="0"/>
+        <w:ind w:left="0"/>
         <w:jc w:val="center"/>
       </w:pPr>
       <w:r>
         <w:lastRenderedPageBreak/>
-        <w:t>ПРИЛОЖЕНИЕ А. Название</w:t>
+        <w:t>ПРИЛОЖЕНИЕ А</w:t>
+      </w:r>
+    </w:p>
+    <w:p>
+      <w:pPr>
+        <w:ind w:firstLine="0"/>
+        <w:jc w:val="center"/>
+        <w:rPr>
+          <w:b/>
+          <w:bCs/>
+        </w:rPr>
+        <w:sectPr>
+          <w:footerReference w:type="first" r:id="rId19"/>
+          <w:pgSz w:w="11906" w:h="16838"/>
+          <w:pgMar w:top="1134" w:right="851" w:bottom="1531" w:left="1701" w:header="709" w:footer="510" w:gutter="0"/>
+          <w:cols w:space="708"/>
+          <w:docGrid w:linePitch="381"/>
+        </w:sectPr>
+      </w:pPr>
+      <w:r>
+        <w:rPr>
+          <w:b/>
+          <w:bCs/>
+        </w:rPr>
+        <w:t>(обязательное)</w:t>
+      </w:r>
+      <w:r>
+        <w:rPr>
+          <w:b/>
+          <w:bCs/>
+        </w:rPr>
+        <w:br/>
+        <w:t>Блок памяти</w:t>
+      </w:r>
+    </w:p>
+    <w:p>
+      <w:pPr>
+        <w:pStyle w:val="Heading1"/>
+        <w:spacing w:after="0"/>
+        <w:ind w:left="0"/>
+        <w:jc w:val="center"/>
+      </w:pPr>
+      <w:r>
+        <w:lastRenderedPageBreak/>
+        <w:t xml:space="preserve">ПРИЛОЖЕНИЕ </w:t>
+      </w:r>
+      <w:r>
+        <w:t>Б</w:t>
+      </w:r>
+    </w:p>
+    <w:p>
+      <w:pPr>
+        <w:ind w:firstLine="0"/>
+        <w:jc w:val="center"/>
+        <w:rPr>
+          <w:b/>
+          <w:bCs/>
+        </w:rPr>
+        <w:sectPr>
+          <w:footerReference w:type="first" r:id="rId20"/>
+          <w:type w:val="evenPage"/>
+          <w:pgSz w:w="11906" w:h="16838"/>
+          <w:pgMar w:top="1134" w:right="851" w:bottom="1531" w:left="1701" w:header="709" w:footer="510" w:gutter="0"/>
+          <w:cols w:space="708"/>
+          <w:docGrid w:linePitch="381"/>
+        </w:sectPr>
+      </w:pPr>
+      <w:r>
+        <w:rPr>
+          <w:b/>
+          <w:bCs/>
+        </w:rPr>
+        <w:t>(обязательное)</w:t>
+      </w:r>
+      <w:r>
+        <w:rPr>
+          <w:b/>
+          <w:bCs/>
+        </w:rPr>
+        <w:br/>
+        <w:t xml:space="preserve">Блок </w:t>
+      </w:r>
+      <w:r>
+        <w:rPr>
+          <w:b/>
+          <w:bCs/>
+        </w:rPr>
+        <w:t>регистров общего назначения</w:t>
+      </w:r>
+    </w:p>
+    <w:p>
+      <w:pPr>
+        <w:pStyle w:val="Heading1"/>
+        <w:spacing w:after="0"/>
+        <w:ind w:left="0"/>
+        <w:jc w:val="center"/>
+      </w:pPr>
+      <w:r>
+        <w:lastRenderedPageBreak/>
+        <w:t xml:space="preserve">ПРИЛОЖЕНИЕ </w:t>
+      </w:r>
+      <w:r>
+        <w:t>В</w:t>
+      </w:r>
+    </w:p>
+    <w:p>
+      <w:pPr>
+        <w:ind w:firstLine="0"/>
+        <w:jc w:val="center"/>
+        <w:rPr>
+          <w:b/>
+          <w:bCs/>
+        </w:rPr>
+        <w:sectPr>
+          <w:footerReference w:type="first" r:id="rId21"/>
+          <w:type w:val="evenPage"/>
+          <w:pgSz w:w="11906" w:h="16838"/>
+          <w:pgMar w:top="1134" w:right="851" w:bottom="1531" w:left="1701" w:header="709" w:footer="510" w:gutter="0"/>
+          <w:cols w:space="708"/>
+          <w:docGrid w:linePitch="381"/>
+        </w:sectPr>
+      </w:pPr>
+      <w:r>
+        <w:rPr>
+          <w:b/>
+          <w:bCs/>
+        </w:rPr>
+        <w:t>(обязательное)</w:t>
+      </w:r>
+      <w:r>
+        <w:rPr>
+          <w:b/>
+          <w:bCs/>
+        </w:rPr>
+        <w:br/>
+      </w:r>
+      <w:r>
+        <w:rPr>
+          <w:b/>
+          <w:bCs/>
+        </w:rPr>
+        <w:t xml:space="preserve">Регистр </w:t>
+      </w:r>
+      <w:r>
+        <w:rPr>
+          <w:b/>
+          <w:bCs/>
+          <w:lang w:val="en-US"/>
+        </w:rPr>
+        <w:t>IR</w:t>
+      </w:r>
+    </w:p>
+    <w:p>
+      <w:pPr>
+        <w:pStyle w:val="Heading1"/>
+        <w:spacing w:after="0"/>
+        <w:ind w:left="0"/>
+        <w:jc w:val="center"/>
+      </w:pPr>
+      <w:r>
+        <w:lastRenderedPageBreak/>
+        <w:t xml:space="preserve">ПРИЛОЖЕНИЕ </w:t>
+      </w:r>
+      <w:r>
+        <w:t>Г</w:t>
+      </w:r>
+    </w:p>
+    <w:p>
+      <w:pPr>
+        <w:ind w:firstLine="0"/>
+        <w:jc w:val="center"/>
+        <w:rPr>
+          <w:b/>
+          <w:bCs/>
+        </w:rPr>
+        <w:sectPr>
+          <w:footerReference w:type="first" r:id="rId22"/>
+          <w:type w:val="evenPage"/>
+          <w:pgSz w:w="11906" w:h="16838"/>
+          <w:pgMar w:top="1134" w:right="851" w:bottom="1531" w:left="1701" w:header="709" w:footer="510" w:gutter="0"/>
+          <w:cols w:space="708"/>
+          <w:docGrid w:linePitch="381"/>
+        </w:sectPr>
+      </w:pPr>
+      <w:r>
+        <w:rPr>
+          <w:b/>
+          <w:bCs/>
+        </w:rPr>
+        <w:t>(обязательное)</w:t>
+      </w:r>
+      <w:r>
+        <w:rPr>
+          <w:b/>
+          <w:bCs/>
+        </w:rPr>
+        <w:br/>
+      </w:r>
+      <w:r>
+        <w:rPr>
+          <w:b/>
+          <w:bCs/>
+        </w:rPr>
+        <w:t xml:space="preserve">Регистр </w:t>
+      </w:r>
+      <w:r>
+        <w:rPr>
+          <w:b/>
+          <w:bCs/>
+          <w:lang w:val="en-US"/>
+        </w:rPr>
+        <w:t>IP</w:t>
+      </w:r>
+    </w:p>
+    <w:p>
+      <w:pPr>
+        <w:pStyle w:val="Heading1"/>
+        <w:spacing w:after="0"/>
+        <w:ind w:left="0"/>
+        <w:jc w:val="center"/>
+      </w:pPr>
+      <w:r>
+        <w:lastRenderedPageBreak/>
+        <w:t xml:space="preserve">ПРИЛОЖЕНИЕ </w:t>
+      </w:r>
+      <w:r>
+        <w:t>Д</w:t>
+      </w:r>
+    </w:p>
+    <w:p>
+      <w:pPr>
+        <w:ind w:firstLine="0"/>
+        <w:jc w:val="center"/>
+        <w:rPr>
+          <w:b/>
+          <w:bCs/>
+        </w:rPr>
+        <w:sectPr>
+          <w:footerReference w:type="first" r:id="rId23"/>
+          <w:type w:val="evenPage"/>
+          <w:pgSz w:w="11906" w:h="16838"/>
+          <w:pgMar w:top="1134" w:right="851" w:bottom="1531" w:left="1701" w:header="709" w:footer="510" w:gutter="0"/>
+          <w:cols w:space="708"/>
+          <w:docGrid w:linePitch="381"/>
+        </w:sectPr>
+      </w:pPr>
+      <w:r>
+        <w:rPr>
+          <w:b/>
+          <w:bCs/>
+        </w:rPr>
+        <w:t>(обязательное)</w:t>
+      </w:r>
+      <w:r>
+        <w:rPr>
+          <w:b/>
+          <w:bCs/>
+        </w:rPr>
+        <w:br/>
+      </w:r>
+      <w:r>
+        <w:rPr>
+          <w:b/>
+          <w:bCs/>
+        </w:rPr>
+        <w:t>Декодер команд</w:t>
+      </w:r>
+    </w:p>
+    <w:p>
+      <w:pPr>
+        <w:pStyle w:val="Heading1"/>
+        <w:spacing w:after="0"/>
+        <w:ind w:left="0"/>
+        <w:jc w:val="center"/>
+      </w:pPr>
+      <w:r>
+        <w:lastRenderedPageBreak/>
+        <w:t xml:space="preserve">ПРИЛОЖЕНИЕ </w:t>
+      </w:r>
+      <w:r>
+        <w:t>Е</w:t>
+      </w:r>
+    </w:p>
+    <w:p>
+      <w:pPr>
+        <w:ind w:firstLine="0"/>
+        <w:jc w:val="center"/>
+        <w:rPr>
+          <w:b/>
+          <w:bCs/>
+        </w:rPr>
+        <w:sectPr>
+          <w:footerReference w:type="first" r:id="rId24"/>
+          <w:type w:val="evenPage"/>
+          <w:pgSz w:w="11906" w:h="16838"/>
+          <w:pgMar w:top="1134" w:right="851" w:bottom="1531" w:left="1701" w:header="709" w:footer="510" w:gutter="0"/>
+          <w:cols w:space="708"/>
+          <w:docGrid w:linePitch="381"/>
+        </w:sectPr>
+      </w:pPr>
+      <w:r>
+        <w:rPr>
+          <w:b/>
+          <w:bCs/>
+        </w:rPr>
+        <w:t>(обязательное)</w:t>
+      </w:r>
+      <w:r>
+        <w:rPr>
+          <w:b/>
+          <w:bCs/>
+        </w:rPr>
+        <w:br/>
+      </w:r>
+      <w:r>
+        <w:rPr>
+          <w:b/>
+          <w:bCs/>
+        </w:rPr>
+        <w:t>Генератор фаз</w:t>
+      </w:r>
+    </w:p>
+    <w:p>
+      <w:pPr>
+        <w:pStyle w:val="Heading1"/>
+        <w:spacing w:after="0"/>
+        <w:ind w:left="0"/>
+        <w:jc w:val="center"/>
+      </w:pPr>
+      <w:r>
+        <w:lastRenderedPageBreak/>
+        <w:t xml:space="preserve">ПРИЛОЖЕНИЕ </w:t>
+      </w:r>
+      <w:r>
+        <w:t>Ж</w:t>
+      </w:r>
+    </w:p>
+    <w:p>
+      <w:pPr>
+        <w:ind w:firstLine="0"/>
+        <w:jc w:val="center"/>
+        <w:rPr>
+          <w:b/>
+          <w:bCs/>
+        </w:rPr>
+        <w:sectPr>
+          <w:footerReference w:type="first" r:id="rId25"/>
+          <w:type w:val="evenPage"/>
+          <w:pgSz w:w="11906" w:h="16838"/>
+          <w:pgMar w:top="1134" w:right="851" w:bottom="1531" w:left="1701" w:header="709" w:footer="510" w:gutter="0"/>
+          <w:cols w:space="708"/>
+          <w:docGrid w:linePitch="381"/>
+        </w:sectPr>
+      </w:pPr>
+      <w:r>
+        <w:rPr>
+          <w:b/>
+          <w:bCs/>
+        </w:rPr>
+        <w:t>(обязательное)</w:t>
+      </w:r>
+      <w:r>
+        <w:rPr>
+          <w:b/>
+          <w:bCs/>
+        </w:rPr>
+        <w:br/>
+      </w:r>
+      <w:r>
+        <w:rPr>
+          <w:b/>
+          <w:bCs/>
+        </w:rPr>
+        <w:t>Устройство управления</w:t>
+      </w:r>
+    </w:p>
+    <w:p>
+      <w:pPr>
+        <w:pStyle w:val="Heading1"/>
+        <w:spacing w:after="0"/>
+        <w:ind w:left="0"/>
+        <w:jc w:val="center"/>
+      </w:pPr>
+      <w:r>
+        <w:lastRenderedPageBreak/>
+        <w:t xml:space="preserve">ПРИЛОЖЕНИЕ </w:t>
+      </w:r>
+      <w:r>
+        <w:t>З</w:t>
+      </w:r>
+    </w:p>
+    <w:p>
+      <w:pPr>
+        <w:ind w:firstLine="0"/>
+        <w:jc w:val="center"/>
+        <w:rPr>
+          <w:b/>
+          <w:bCs/>
+        </w:rPr>
+        <w:sectPr>
+          <w:footerReference w:type="first" r:id="rId26"/>
+          <w:type w:val="evenPage"/>
+          <w:pgSz w:w="11906" w:h="16838"/>
+          <w:pgMar w:top="1134" w:right="851" w:bottom="1531" w:left="1701" w:header="709" w:footer="510" w:gutter="0"/>
+          <w:cols w:space="708"/>
+          <w:docGrid w:linePitch="381"/>
+        </w:sectPr>
+      </w:pPr>
+      <w:r>
+        <w:rPr>
+          <w:b/>
+          <w:bCs/>
+        </w:rPr>
+        <w:t>(обязательное)</w:t>
+      </w:r>
+      <w:r>
+        <w:rPr>
+          <w:b/>
+          <w:bCs/>
+        </w:rPr>
+        <w:br/>
+      </w:r>
+      <w:r>
+        <w:rPr>
+          <w:b/>
+          <w:bCs/>
+        </w:rPr>
+        <w:t>Арифметико-логическое устройство</w:t>
+      </w:r>
+    </w:p>
+    <w:p>
+      <w:pPr>
+        <w:pStyle w:val="Heading1"/>
+        <w:spacing w:after="0"/>
+        <w:ind w:left="0"/>
+        <w:jc w:val="center"/>
+      </w:pPr>
+      <w:r>
+        <w:lastRenderedPageBreak/>
+        <w:t xml:space="preserve">ПРИЛОЖЕНИЕ </w:t>
+      </w:r>
+      <w:r>
+        <w:t>И</w:t>
+      </w:r>
+    </w:p>
+    <w:p>
+      <w:pPr>
+        <w:ind w:firstLine="0"/>
+        <w:jc w:val="center"/>
+        <w:rPr>
+          <w:b/>
+          <w:bCs/>
+        </w:rPr>
+        <w:sectPr>
+          <w:footerReference w:type="first" r:id="rId27"/>
+          <w:type w:val="evenPage"/>
+          <w:pgSz w:w="11906" w:h="16838"/>
+          <w:pgMar w:top="1134" w:right="851" w:bottom="1531" w:left="1701" w:header="709" w:footer="510" w:gutter="0"/>
+          <w:cols w:space="708"/>
+          <w:docGrid w:linePitch="381"/>
+        </w:sectPr>
+      </w:pPr>
+      <w:r>
+        <w:rPr>
+          <w:b/>
+          <w:bCs/>
+        </w:rPr>
+        <w:t>(обязательное)</w:t>
+      </w:r>
+      <w:r>
+        <w:rPr>
+          <w:b/>
+          <w:bCs/>
+        </w:rPr>
+        <w:br/>
+      </w:r>
+      <w:r>
+        <w:rPr>
+          <w:b/>
+          <w:bCs/>
+        </w:rPr>
+        <w:t>Стек</w:t>
+      </w:r>
+    </w:p>
+    <w:p>
+      <w:pPr>
+        <w:pStyle w:val="Heading1"/>
+        <w:spacing w:after="0"/>
+        <w:ind w:left="0"/>
+        <w:jc w:val="center"/>
+      </w:pPr>
+      <w:r>
+        <w:lastRenderedPageBreak/>
+        <w:t xml:space="preserve">ПРИЛОЖЕНИЕ </w:t>
+      </w:r>
+      <w:r>
+        <w:t>К</w:t>
+      </w:r>
+    </w:p>
+    <w:p>
+      <w:pPr>
+        <w:ind w:firstLine="0"/>
+        <w:jc w:val="center"/>
+        <w:rPr>
+          <w:b/>
+          <w:bCs/>
+        </w:rPr>
+        <w:sectPr>
+          <w:footerReference w:type="first" r:id="rId28"/>
+          <w:type w:val="evenPage"/>
+          <w:pgSz w:w="11906" w:h="16838"/>
+          <w:pgMar w:top="1134" w:right="851" w:bottom="1531" w:left="1701" w:header="709" w:footer="510" w:gutter="0"/>
+          <w:cols w:space="708"/>
+          <w:docGrid w:linePitch="381"/>
+        </w:sectPr>
+      </w:pPr>
+      <w:r>
+        <w:rPr>
+          <w:b/>
+          <w:bCs/>
+        </w:rPr>
+        <w:t>(обязательное)</w:t>
+      </w:r>
+      <w:r>
+        <w:rPr>
+          <w:b/>
+          <w:bCs/>
+        </w:rPr>
+        <w:br/>
+      </w:r>
+      <w:r>
+        <w:rPr>
+          <w:b/>
+          <w:bCs/>
+        </w:rPr>
+        <w:t>Кэш-память</w:t>
+      </w:r>
+    </w:p>
+    <w:p>
+      <w:pPr>
+        <w:pStyle w:val="Heading1"/>
+        <w:spacing w:after="0"/>
+        <w:ind w:left="0"/>
+        <w:jc w:val="center"/>
+      </w:pPr>
+      <w:r>
+        <w:lastRenderedPageBreak/>
+        <w:t>ПРИЛОЖЕНИЕ З</w:t>
+      </w:r>
+    </w:p>
+    <w:p>
+      <w:pPr>
+        <w:ind w:firstLine="0"/>
+        <w:jc w:val="center"/>
+        <w:rPr>
+          <w:b/>
+          <w:bCs/>
+        </w:rPr>
+      </w:pPr>
+      <w:r>
+        <w:rPr>
+          <w:b/>
+          <w:bCs/>
+        </w:rPr>
+        <w:t>(обязательное)</w:t>
+      </w:r>
+      <w:r>
+        <w:rPr>
+          <w:b/>
+          <w:bCs/>
+        </w:rPr>
+        <w:br/>
+      </w:r>
+      <w:r>
+        <w:rPr>
+          <w:b/>
+          <w:bCs/>
+        </w:rPr>
+        <w:t>Микро-ЭВМ на ПЛИС</w:t>
       </w:r>
     </w:p>
     <w:sectPr>
-      <w:type w:val="continuous"/>
+      <w:footerReference w:type="first" r:id="rId29"/>
+      <w:type w:val="evenPage"/>
       <w:pgSz w:w="11906" w:h="16838"/>
       <w:pgMar w:top="1134" w:right="851" w:bottom="1531" w:left="1701" w:header="709" w:footer="510" w:gutter="0"/>
       <w:cols w:space="708"/>
-      <w:titlePg/>
       <w:docGrid w:linePitch="381"/>
     </w:sectPr>
   </w:body>
@@ -13813,6 +15449,479 @@
     </w:p>
   </w:endnote>
 </w:endnotes>
+</file>
+
+<file path=word/footer1.xml><?xml version="1.0" encoding="utf-8"?>
+<w:ftr xmlns:wpc="http://schemas.microsoft.com/office/word/2010/wordprocessingCanvas" xmlns:cx="http://schemas.microsoft.com/office/drawing/2014/chartex" xmlns:cx1="http://schemas.microsoft.com/office/drawing/2015/9/8/chartex" xmlns:cx2="http://schemas.microsoft.com/office/drawing/2015/10/21/chartex" xmlns:cx3="http://schemas.microsoft.com/office/drawing/2016/5/9/chartex" xmlns:cx4="http://schemas.microsoft.com/office/drawing/2016/5/10/chartex" xmlns:cx5="http://schemas.microsoft.com/office/drawing/2016/5/11/chartex" xmlns:cx6="http://schemas.microsoft.com/office/drawing/2016/5/12/chartex" xmlns:cx7="http://schemas.microsoft.com/office/drawing/2016/5/13/chartex" xmlns:cx8="http://schemas.microsoft.com/office/drawing/2016/5/14/chartex" xmlns:mc="http://schemas.openxmlformats.org/markup-compatibility/2006" xmlns:aink="http://schemas.microsoft.com/office/drawing/2016/ink" xmlns:am3d="http://schemas.microsoft.com/office/drawing/2017/model3d" xmlns:o="urn:schemas-microsoft-com:office:office" xmlns:r="http://schemas.openxmlformats.org/officeDocument/2006/relationships" xmlns:m="http://schemas.openxmlformats.org/officeDocument/2006/math" xmlns:v="urn:schemas-microsoft-com:vml" xmlns:wp14="http://schemas.microsoft.com/office/word/2010/wordprocessingDrawing" xmlns:wp="http://schemas.openxmlformats.org/drawingml/2006/wordprocessingDrawing" xmlns:w10="urn:schemas-microsoft-com:office:word" xmlns:w="http://schemas.openxmlformats.org/wordprocessingml/2006/main" xmlns:w14="http://schemas.microsoft.com/office/word/2010/wordml" xmlns:w15="http://schemas.microsoft.com/office/word/2012/wordml" xmlns:w16cex="http://schemas.microsoft.com/office/word/2018/wordml/cex" xmlns:w16cid="http://schemas.microsoft.com/office/word/2016/wordml/cid" xmlns:w16="http://schemas.microsoft.com/office/word/2018/wordml" xmlns:w16sdtdh="http://schemas.microsoft.com/office/word/2020/wordml/sdtdatahash" xmlns:w16se="http://schemas.microsoft.com/office/word/2015/wordml/symex" xmlns:wpg="http://schemas.microsoft.com/office/word/2010/wordprocessingGroup" xmlns:wpi="http://schemas.microsoft.com/office/word/2010/wordprocessingInk" xmlns:wne="http://schemas.microsoft.com/office/word/2006/wordml" xmlns:wps="http://schemas.microsoft.com/office/word/2010/wordprocessingShape" mc:Ignorable="w14 w15 w16se w16cid w16 w16cex w16sdtdh wp14">
+  <w:sdt>
+    <w:sdtPr>
+      <w:id w:val="-566414398"/>
+      <w:docPartObj>
+        <w:docPartGallery w:val="Page Numbers (Bottom of Page)"/>
+        <w:docPartUnique/>
+      </w:docPartObj>
+    </w:sdtPr>
+    <w:sdtEndPr>
+      <w:rPr>
+        <w:noProof/>
+      </w:rPr>
+    </w:sdtEndPr>
+    <w:sdtContent>
+      <w:p>
+        <w:pPr>
+          <w:pStyle w:val="Footer"/>
+          <w:jc w:val="right"/>
+        </w:pPr>
+        <w:r>
+          <w:fldChar w:fldCharType="begin"/>
+        </w:r>
+        <w:r>
+          <w:instrText xml:space="preserve"> PAGE   \* MERGEFORMAT </w:instrText>
+        </w:r>
+        <w:r>
+          <w:fldChar w:fldCharType="separate"/>
+        </w:r>
+        <w:r>
+          <w:rPr>
+            <w:noProof/>
+          </w:rPr>
+          <w:t>2</w:t>
+        </w:r>
+        <w:r>
+          <w:rPr>
+            <w:noProof/>
+          </w:rPr>
+          <w:fldChar w:fldCharType="end"/>
+        </w:r>
+      </w:p>
+    </w:sdtContent>
+  </w:sdt>
+  <w:p>
+    <w:pPr>
+      <w:pStyle w:val="Footer"/>
+    </w:pPr>
+  </w:p>
+</w:ftr>
+</file>
+
+<file path=word/footer10.xml><?xml version="1.0" encoding="utf-8"?>
+<w:ftr xmlns:wpc="http://schemas.microsoft.com/office/word/2010/wordprocessingCanvas" xmlns:cx="http://schemas.microsoft.com/office/drawing/2014/chartex" xmlns:cx1="http://schemas.microsoft.com/office/drawing/2015/9/8/chartex" xmlns:cx2="http://schemas.microsoft.com/office/drawing/2015/10/21/chartex" xmlns:cx3="http://schemas.microsoft.com/office/drawing/2016/5/9/chartex" xmlns:cx4="http://schemas.microsoft.com/office/drawing/2016/5/10/chartex" xmlns:cx5="http://schemas.microsoft.com/office/drawing/2016/5/11/chartex" xmlns:cx6="http://schemas.microsoft.com/office/drawing/2016/5/12/chartex" xmlns:cx7="http://schemas.microsoft.com/office/drawing/2016/5/13/chartex" xmlns:cx8="http://schemas.microsoft.com/office/drawing/2016/5/14/chartex" xmlns:mc="http://schemas.openxmlformats.org/markup-compatibility/2006" xmlns:aink="http://schemas.microsoft.com/office/drawing/2016/ink" xmlns:am3d="http://schemas.microsoft.com/office/drawing/2017/model3d" xmlns:o="urn:schemas-microsoft-com:office:office" xmlns:r="http://schemas.openxmlformats.org/officeDocument/2006/relationships" xmlns:m="http://schemas.openxmlformats.org/officeDocument/2006/math" xmlns:v="urn:schemas-microsoft-com:vml" xmlns:wp14="http://schemas.microsoft.com/office/word/2010/wordprocessingDrawing" xmlns:wp="http://schemas.openxmlformats.org/drawingml/2006/wordprocessingDrawing" xmlns:w10="urn:schemas-microsoft-com:office:word" xmlns:w="http://schemas.openxmlformats.org/wordprocessingml/2006/main" xmlns:w14="http://schemas.microsoft.com/office/word/2010/wordml" xmlns:w15="http://schemas.microsoft.com/office/word/2012/wordml" xmlns:w16cex="http://schemas.microsoft.com/office/word/2018/wordml/cex" xmlns:w16cid="http://schemas.microsoft.com/office/word/2016/wordml/cid" xmlns:w16="http://schemas.microsoft.com/office/word/2018/wordml" xmlns:w16sdtdh="http://schemas.microsoft.com/office/word/2020/wordml/sdtdatahash" xmlns:w16se="http://schemas.microsoft.com/office/word/2015/wordml/symex" xmlns:wpg="http://schemas.microsoft.com/office/word/2010/wordprocessingGroup" xmlns:wpi="http://schemas.microsoft.com/office/word/2010/wordprocessingInk" xmlns:wne="http://schemas.microsoft.com/office/word/2006/wordml" xmlns:wps="http://schemas.microsoft.com/office/word/2010/wordprocessingShape" mc:Ignorable="w14 w15 w16se w16cid w16 w16cex w16sdtdh wp14">
+  <w:sdt>
+    <w:sdtPr>
+      <w:id w:val="-1747639043"/>
+      <w:docPartObj>
+        <w:docPartGallery w:val="Page Numbers (Bottom of Page)"/>
+        <w:docPartUnique/>
+      </w:docPartObj>
+    </w:sdtPr>
+    <w:sdtEndPr>
+      <w:rPr>
+        <w:noProof/>
+      </w:rPr>
+    </w:sdtEndPr>
+    <w:sdtContent>
+      <w:p>
+        <w:pPr>
+          <w:pStyle w:val="Footer"/>
+          <w:jc w:val="right"/>
+        </w:pPr>
+        <w:r>
+          <w:t>50</w:t>
+        </w:r>
+      </w:p>
+    </w:sdtContent>
+  </w:sdt>
+  <w:p>
+    <w:pPr>
+      <w:pStyle w:val="Footer"/>
+    </w:pPr>
+  </w:p>
+</w:ftr>
+</file>
+
+<file path=word/footer11.xml><?xml version="1.0" encoding="utf-8"?>
+<w:ftr xmlns:wpc="http://schemas.microsoft.com/office/word/2010/wordprocessingCanvas" xmlns:cx="http://schemas.microsoft.com/office/drawing/2014/chartex" xmlns:cx1="http://schemas.microsoft.com/office/drawing/2015/9/8/chartex" xmlns:cx2="http://schemas.microsoft.com/office/drawing/2015/10/21/chartex" xmlns:cx3="http://schemas.microsoft.com/office/drawing/2016/5/9/chartex" xmlns:cx4="http://schemas.microsoft.com/office/drawing/2016/5/10/chartex" xmlns:cx5="http://schemas.microsoft.com/office/drawing/2016/5/11/chartex" xmlns:cx6="http://schemas.microsoft.com/office/drawing/2016/5/12/chartex" xmlns:cx7="http://schemas.microsoft.com/office/drawing/2016/5/13/chartex" xmlns:cx8="http://schemas.microsoft.com/office/drawing/2016/5/14/chartex" xmlns:mc="http://schemas.openxmlformats.org/markup-compatibility/2006" xmlns:aink="http://schemas.microsoft.com/office/drawing/2016/ink" xmlns:am3d="http://schemas.microsoft.com/office/drawing/2017/model3d" xmlns:o="urn:schemas-microsoft-com:office:office" xmlns:r="http://schemas.openxmlformats.org/officeDocument/2006/relationships" xmlns:m="http://schemas.openxmlformats.org/officeDocument/2006/math" xmlns:v="urn:schemas-microsoft-com:vml" xmlns:wp14="http://schemas.microsoft.com/office/word/2010/wordprocessingDrawing" xmlns:wp="http://schemas.openxmlformats.org/drawingml/2006/wordprocessingDrawing" xmlns:w10="urn:schemas-microsoft-com:office:word" xmlns:w="http://schemas.openxmlformats.org/wordprocessingml/2006/main" xmlns:w14="http://schemas.microsoft.com/office/word/2010/wordml" xmlns:w15="http://schemas.microsoft.com/office/word/2012/wordml" xmlns:w16cex="http://schemas.microsoft.com/office/word/2018/wordml/cex" xmlns:w16cid="http://schemas.microsoft.com/office/word/2016/wordml/cid" xmlns:w16="http://schemas.microsoft.com/office/word/2018/wordml" xmlns:w16sdtdh="http://schemas.microsoft.com/office/word/2020/wordml/sdtdatahash" xmlns:w16se="http://schemas.microsoft.com/office/word/2015/wordml/symex" xmlns:wpg="http://schemas.microsoft.com/office/word/2010/wordprocessingGroup" xmlns:wpi="http://schemas.microsoft.com/office/word/2010/wordprocessingInk" xmlns:wne="http://schemas.microsoft.com/office/word/2006/wordml" xmlns:wps="http://schemas.microsoft.com/office/word/2010/wordprocessingShape" mc:Ignorable="w14 w15 w16se w16cid w16 w16cex w16sdtdh wp14">
+  <w:sdt>
+    <w:sdtPr>
+      <w:id w:val="-1997100067"/>
+      <w:docPartObj>
+        <w:docPartGallery w:val="Page Numbers (Bottom of Page)"/>
+        <w:docPartUnique/>
+      </w:docPartObj>
+    </w:sdtPr>
+    <w:sdtEndPr>
+      <w:rPr>
+        <w:noProof/>
+      </w:rPr>
+    </w:sdtEndPr>
+    <w:sdtContent>
+      <w:p>
+        <w:pPr>
+          <w:pStyle w:val="Footer"/>
+          <w:jc w:val="right"/>
+        </w:pPr>
+        <w:r>
+          <w:t>50</w:t>
+        </w:r>
+      </w:p>
+    </w:sdtContent>
+  </w:sdt>
+  <w:p>
+    <w:pPr>
+      <w:pStyle w:val="Footer"/>
+    </w:pPr>
+  </w:p>
+</w:ftr>
+</file>
+
+<file path=word/footer12.xml><?xml version="1.0" encoding="utf-8"?>
+<w:ftr xmlns:wpc="http://schemas.microsoft.com/office/word/2010/wordprocessingCanvas" xmlns:cx="http://schemas.microsoft.com/office/drawing/2014/chartex" xmlns:cx1="http://schemas.microsoft.com/office/drawing/2015/9/8/chartex" xmlns:cx2="http://schemas.microsoft.com/office/drawing/2015/10/21/chartex" xmlns:cx3="http://schemas.microsoft.com/office/drawing/2016/5/9/chartex" xmlns:cx4="http://schemas.microsoft.com/office/drawing/2016/5/10/chartex" xmlns:cx5="http://schemas.microsoft.com/office/drawing/2016/5/11/chartex" xmlns:cx6="http://schemas.microsoft.com/office/drawing/2016/5/12/chartex" xmlns:cx7="http://schemas.microsoft.com/office/drawing/2016/5/13/chartex" xmlns:cx8="http://schemas.microsoft.com/office/drawing/2016/5/14/chartex" xmlns:mc="http://schemas.openxmlformats.org/markup-compatibility/2006" xmlns:aink="http://schemas.microsoft.com/office/drawing/2016/ink" xmlns:am3d="http://schemas.microsoft.com/office/drawing/2017/model3d" xmlns:o="urn:schemas-microsoft-com:office:office" xmlns:r="http://schemas.openxmlformats.org/officeDocument/2006/relationships" xmlns:m="http://schemas.openxmlformats.org/officeDocument/2006/math" xmlns:v="urn:schemas-microsoft-com:vml" xmlns:wp14="http://schemas.microsoft.com/office/word/2010/wordprocessingDrawing" xmlns:wp="http://schemas.openxmlformats.org/drawingml/2006/wordprocessingDrawing" xmlns:w10="urn:schemas-microsoft-com:office:word" xmlns:w="http://schemas.openxmlformats.org/wordprocessingml/2006/main" xmlns:w14="http://schemas.microsoft.com/office/word/2010/wordml" xmlns:w15="http://schemas.microsoft.com/office/word/2012/wordml" xmlns:w16cex="http://schemas.microsoft.com/office/word/2018/wordml/cex" xmlns:w16cid="http://schemas.microsoft.com/office/word/2016/wordml/cid" xmlns:w16="http://schemas.microsoft.com/office/word/2018/wordml" xmlns:w16sdtdh="http://schemas.microsoft.com/office/word/2020/wordml/sdtdatahash" xmlns:w16se="http://schemas.microsoft.com/office/word/2015/wordml/symex" xmlns:wpg="http://schemas.microsoft.com/office/word/2010/wordprocessingGroup" xmlns:wpi="http://schemas.microsoft.com/office/word/2010/wordprocessingInk" xmlns:wne="http://schemas.microsoft.com/office/word/2006/wordml" xmlns:wps="http://schemas.microsoft.com/office/word/2010/wordprocessingShape" mc:Ignorable="w14 w15 w16se w16cid w16 w16cex w16sdtdh wp14">
+  <w:sdt>
+    <w:sdtPr>
+      <w:id w:val="-693615482"/>
+      <w:docPartObj>
+        <w:docPartGallery w:val="Page Numbers (Bottom of Page)"/>
+        <w:docPartUnique/>
+      </w:docPartObj>
+    </w:sdtPr>
+    <w:sdtEndPr>
+      <w:rPr>
+        <w:noProof/>
+      </w:rPr>
+    </w:sdtEndPr>
+    <w:sdtContent>
+      <w:p>
+        <w:pPr>
+          <w:pStyle w:val="Footer"/>
+          <w:jc w:val="right"/>
+        </w:pPr>
+        <w:r>
+          <w:t>50</w:t>
+        </w:r>
+      </w:p>
+    </w:sdtContent>
+  </w:sdt>
+  <w:p>
+    <w:pPr>
+      <w:pStyle w:val="Footer"/>
+    </w:pPr>
+  </w:p>
+</w:ftr>
+</file>
+
+<file path=word/footer13.xml><?xml version="1.0" encoding="utf-8"?>
+<w:ftr xmlns:wpc="http://schemas.microsoft.com/office/word/2010/wordprocessingCanvas" xmlns:cx="http://schemas.microsoft.com/office/drawing/2014/chartex" xmlns:cx1="http://schemas.microsoft.com/office/drawing/2015/9/8/chartex" xmlns:cx2="http://schemas.microsoft.com/office/drawing/2015/10/21/chartex" xmlns:cx3="http://schemas.microsoft.com/office/drawing/2016/5/9/chartex" xmlns:cx4="http://schemas.microsoft.com/office/drawing/2016/5/10/chartex" xmlns:cx5="http://schemas.microsoft.com/office/drawing/2016/5/11/chartex" xmlns:cx6="http://schemas.microsoft.com/office/drawing/2016/5/12/chartex" xmlns:cx7="http://schemas.microsoft.com/office/drawing/2016/5/13/chartex" xmlns:cx8="http://schemas.microsoft.com/office/drawing/2016/5/14/chartex" xmlns:mc="http://schemas.openxmlformats.org/markup-compatibility/2006" xmlns:aink="http://schemas.microsoft.com/office/drawing/2016/ink" xmlns:am3d="http://schemas.microsoft.com/office/drawing/2017/model3d" xmlns:o="urn:schemas-microsoft-com:office:office" xmlns:r="http://schemas.openxmlformats.org/officeDocument/2006/relationships" xmlns:m="http://schemas.openxmlformats.org/officeDocument/2006/math" xmlns:v="urn:schemas-microsoft-com:vml" xmlns:wp14="http://schemas.microsoft.com/office/word/2010/wordprocessingDrawing" xmlns:wp="http://schemas.openxmlformats.org/drawingml/2006/wordprocessingDrawing" xmlns:w10="urn:schemas-microsoft-com:office:word" xmlns:w="http://schemas.openxmlformats.org/wordprocessingml/2006/main" xmlns:w14="http://schemas.microsoft.com/office/word/2010/wordml" xmlns:w15="http://schemas.microsoft.com/office/word/2012/wordml" xmlns:w16cex="http://schemas.microsoft.com/office/word/2018/wordml/cex" xmlns:w16cid="http://schemas.microsoft.com/office/word/2016/wordml/cid" xmlns:w16="http://schemas.microsoft.com/office/word/2018/wordml" xmlns:w16sdtdh="http://schemas.microsoft.com/office/word/2020/wordml/sdtdatahash" xmlns:w16se="http://schemas.microsoft.com/office/word/2015/wordml/symex" xmlns:wpg="http://schemas.microsoft.com/office/word/2010/wordprocessingGroup" xmlns:wpi="http://schemas.microsoft.com/office/word/2010/wordprocessingInk" xmlns:wne="http://schemas.microsoft.com/office/word/2006/wordml" xmlns:wps="http://schemas.microsoft.com/office/word/2010/wordprocessingShape" mc:Ignorable="w14 w15 w16se w16cid w16 w16cex w16sdtdh wp14">
+  <w:sdt>
+    <w:sdtPr>
+      <w:id w:val="1648318912"/>
+      <w:docPartObj>
+        <w:docPartGallery w:val="Page Numbers (Bottom of Page)"/>
+        <w:docPartUnique/>
+      </w:docPartObj>
+    </w:sdtPr>
+    <w:sdtEndPr>
+      <w:rPr>
+        <w:noProof/>
+      </w:rPr>
+    </w:sdtEndPr>
+    <w:sdtContent>
+      <w:p>
+        <w:pPr>
+          <w:pStyle w:val="Footer"/>
+          <w:jc w:val="right"/>
+        </w:pPr>
+        <w:r>
+          <w:t>50</w:t>
+        </w:r>
+      </w:p>
+    </w:sdtContent>
+  </w:sdt>
+  <w:p>
+    <w:pPr>
+      <w:pStyle w:val="Footer"/>
+    </w:pPr>
+  </w:p>
+</w:ftr>
+</file>
+
+<file path=word/footer2.xml><?xml version="1.0" encoding="utf-8"?>
+<w:ftr xmlns:wpc="http://schemas.microsoft.com/office/word/2010/wordprocessingCanvas" xmlns:cx="http://schemas.microsoft.com/office/drawing/2014/chartex" xmlns:cx1="http://schemas.microsoft.com/office/drawing/2015/9/8/chartex" xmlns:cx2="http://schemas.microsoft.com/office/drawing/2015/10/21/chartex" xmlns:cx3="http://schemas.microsoft.com/office/drawing/2016/5/9/chartex" xmlns:cx4="http://schemas.microsoft.com/office/drawing/2016/5/10/chartex" xmlns:cx5="http://schemas.microsoft.com/office/drawing/2016/5/11/chartex" xmlns:cx6="http://schemas.microsoft.com/office/drawing/2016/5/12/chartex" xmlns:cx7="http://schemas.microsoft.com/office/drawing/2016/5/13/chartex" xmlns:cx8="http://schemas.microsoft.com/office/drawing/2016/5/14/chartex" xmlns:mc="http://schemas.openxmlformats.org/markup-compatibility/2006" xmlns:aink="http://schemas.microsoft.com/office/drawing/2016/ink" xmlns:am3d="http://schemas.microsoft.com/office/drawing/2017/model3d" xmlns:o="urn:schemas-microsoft-com:office:office" xmlns:r="http://schemas.openxmlformats.org/officeDocument/2006/relationships" xmlns:m="http://schemas.openxmlformats.org/officeDocument/2006/math" xmlns:v="urn:schemas-microsoft-com:vml" xmlns:wp14="http://schemas.microsoft.com/office/word/2010/wordprocessingDrawing" xmlns:wp="http://schemas.openxmlformats.org/drawingml/2006/wordprocessingDrawing" xmlns:w10="urn:schemas-microsoft-com:office:word" xmlns:w="http://schemas.openxmlformats.org/wordprocessingml/2006/main" xmlns:w14="http://schemas.microsoft.com/office/word/2010/wordml" xmlns:w15="http://schemas.microsoft.com/office/word/2012/wordml" xmlns:w16cex="http://schemas.microsoft.com/office/word/2018/wordml/cex" xmlns:w16cid="http://schemas.microsoft.com/office/word/2016/wordml/cid" xmlns:w16="http://schemas.microsoft.com/office/word/2018/wordml" xmlns:w16sdtdh="http://schemas.microsoft.com/office/word/2020/wordml/sdtdatahash" xmlns:w16se="http://schemas.microsoft.com/office/word/2015/wordml/symex" xmlns:wpg="http://schemas.microsoft.com/office/word/2010/wordprocessingGroup" xmlns:wpi="http://schemas.microsoft.com/office/word/2010/wordprocessingInk" xmlns:wne="http://schemas.microsoft.com/office/word/2006/wordml" xmlns:wps="http://schemas.microsoft.com/office/word/2010/wordprocessingShape" mc:Ignorable="w14 w15 w16se w16cid w16 w16cex w16sdtdh wp14">
+  <w:sdt>
+    <w:sdtPr>
+      <w:id w:val="-250358068"/>
+      <w:docPartObj>
+        <w:docPartGallery w:val="Page Numbers (Bottom of Page)"/>
+        <w:docPartUnique/>
+      </w:docPartObj>
+    </w:sdtPr>
+    <w:sdtEndPr>
+      <w:rPr>
+        <w:noProof/>
+      </w:rPr>
+    </w:sdtEndPr>
+    <w:sdtContent>
+      <w:p>
+        <w:pPr>
+          <w:pStyle w:val="Footer"/>
+          <w:jc w:val="right"/>
+        </w:pPr>
+        <w:r>
+          <w:t>50</w:t>
+        </w:r>
+      </w:p>
+    </w:sdtContent>
+  </w:sdt>
+  <w:p>
+    <w:pPr>
+      <w:pStyle w:val="Footer"/>
+    </w:pPr>
+  </w:p>
+</w:ftr>
+</file>
+
+<file path=word/footer3.xml><?xml version="1.0" encoding="utf-8"?>
+<w:ftr xmlns:wpc="http://schemas.microsoft.com/office/word/2010/wordprocessingCanvas" xmlns:cx="http://schemas.microsoft.com/office/drawing/2014/chartex" xmlns:cx1="http://schemas.microsoft.com/office/drawing/2015/9/8/chartex" xmlns:cx2="http://schemas.microsoft.com/office/drawing/2015/10/21/chartex" xmlns:cx3="http://schemas.microsoft.com/office/drawing/2016/5/9/chartex" xmlns:cx4="http://schemas.microsoft.com/office/drawing/2016/5/10/chartex" xmlns:cx5="http://schemas.microsoft.com/office/drawing/2016/5/11/chartex" xmlns:cx6="http://schemas.microsoft.com/office/drawing/2016/5/12/chartex" xmlns:cx7="http://schemas.microsoft.com/office/drawing/2016/5/13/chartex" xmlns:cx8="http://schemas.microsoft.com/office/drawing/2016/5/14/chartex" xmlns:mc="http://schemas.openxmlformats.org/markup-compatibility/2006" xmlns:aink="http://schemas.microsoft.com/office/drawing/2016/ink" xmlns:am3d="http://schemas.microsoft.com/office/drawing/2017/model3d" xmlns:o="urn:schemas-microsoft-com:office:office" xmlns:r="http://schemas.openxmlformats.org/officeDocument/2006/relationships" xmlns:m="http://schemas.openxmlformats.org/officeDocument/2006/math" xmlns:v="urn:schemas-microsoft-com:vml" xmlns:wp14="http://schemas.microsoft.com/office/word/2010/wordprocessingDrawing" xmlns:wp="http://schemas.openxmlformats.org/drawingml/2006/wordprocessingDrawing" xmlns:w10="urn:schemas-microsoft-com:office:word" xmlns:w="http://schemas.openxmlformats.org/wordprocessingml/2006/main" xmlns:w14="http://schemas.microsoft.com/office/word/2010/wordml" xmlns:w15="http://schemas.microsoft.com/office/word/2012/wordml" xmlns:w16cex="http://schemas.microsoft.com/office/word/2018/wordml/cex" xmlns:w16cid="http://schemas.microsoft.com/office/word/2016/wordml/cid" xmlns:w16="http://schemas.microsoft.com/office/word/2018/wordml" xmlns:w16sdtdh="http://schemas.microsoft.com/office/word/2020/wordml/sdtdatahash" xmlns:w16se="http://schemas.microsoft.com/office/word/2015/wordml/symex" xmlns:wpg="http://schemas.microsoft.com/office/word/2010/wordprocessingGroup" xmlns:wpi="http://schemas.microsoft.com/office/word/2010/wordprocessingInk" xmlns:wne="http://schemas.microsoft.com/office/word/2006/wordml" xmlns:wps="http://schemas.microsoft.com/office/word/2010/wordprocessingShape" mc:Ignorable="w14 w15 w16se w16cid w16 w16cex w16sdtdh wp14">
+  <w:sdt>
+    <w:sdtPr>
+      <w:id w:val="1063835274"/>
+      <w:docPartObj>
+        <w:docPartGallery w:val="Page Numbers (Bottom of Page)"/>
+        <w:docPartUnique/>
+      </w:docPartObj>
+    </w:sdtPr>
+    <w:sdtEndPr>
+      <w:rPr>
+        <w:noProof/>
+      </w:rPr>
+    </w:sdtEndPr>
+    <w:sdtContent>
+      <w:p>
+        <w:pPr>
+          <w:pStyle w:val="Footer"/>
+          <w:jc w:val="right"/>
+        </w:pPr>
+        <w:r>
+          <w:t>50</w:t>
+        </w:r>
+      </w:p>
+    </w:sdtContent>
+  </w:sdt>
+  <w:p>
+    <w:pPr>
+      <w:pStyle w:val="Footer"/>
+    </w:pPr>
+  </w:p>
+</w:ftr>
+</file>
+
+<file path=word/footer4.xml><?xml version="1.0" encoding="utf-8"?>
+<w:ftr xmlns:wpc="http://schemas.microsoft.com/office/word/2010/wordprocessingCanvas" xmlns:cx="http://schemas.microsoft.com/office/drawing/2014/chartex" xmlns:cx1="http://schemas.microsoft.com/office/drawing/2015/9/8/chartex" xmlns:cx2="http://schemas.microsoft.com/office/drawing/2015/10/21/chartex" xmlns:cx3="http://schemas.microsoft.com/office/drawing/2016/5/9/chartex" xmlns:cx4="http://schemas.microsoft.com/office/drawing/2016/5/10/chartex" xmlns:cx5="http://schemas.microsoft.com/office/drawing/2016/5/11/chartex" xmlns:cx6="http://schemas.microsoft.com/office/drawing/2016/5/12/chartex" xmlns:cx7="http://schemas.microsoft.com/office/drawing/2016/5/13/chartex" xmlns:cx8="http://schemas.microsoft.com/office/drawing/2016/5/14/chartex" xmlns:mc="http://schemas.openxmlformats.org/markup-compatibility/2006" xmlns:aink="http://schemas.microsoft.com/office/drawing/2016/ink" xmlns:am3d="http://schemas.microsoft.com/office/drawing/2017/model3d" xmlns:o="urn:schemas-microsoft-com:office:office" xmlns:r="http://schemas.openxmlformats.org/officeDocument/2006/relationships" xmlns:m="http://schemas.openxmlformats.org/officeDocument/2006/math" xmlns:v="urn:schemas-microsoft-com:vml" xmlns:wp14="http://schemas.microsoft.com/office/word/2010/wordprocessingDrawing" xmlns:wp="http://schemas.openxmlformats.org/drawingml/2006/wordprocessingDrawing" xmlns:w10="urn:schemas-microsoft-com:office:word" xmlns:w="http://schemas.openxmlformats.org/wordprocessingml/2006/main" xmlns:w14="http://schemas.microsoft.com/office/word/2010/wordml" xmlns:w15="http://schemas.microsoft.com/office/word/2012/wordml" xmlns:w16cex="http://schemas.microsoft.com/office/word/2018/wordml/cex" xmlns:w16cid="http://schemas.microsoft.com/office/word/2016/wordml/cid" xmlns:w16="http://schemas.microsoft.com/office/word/2018/wordml" xmlns:w16sdtdh="http://schemas.microsoft.com/office/word/2020/wordml/sdtdatahash" xmlns:w16se="http://schemas.microsoft.com/office/word/2015/wordml/symex" xmlns:wpg="http://schemas.microsoft.com/office/word/2010/wordprocessingGroup" xmlns:wpi="http://schemas.microsoft.com/office/word/2010/wordprocessingInk" xmlns:wne="http://schemas.microsoft.com/office/word/2006/wordml" xmlns:wps="http://schemas.microsoft.com/office/word/2010/wordprocessingShape" mc:Ignorable="w14 w15 w16se w16cid w16 w16cex w16sdtdh wp14">
+  <w:sdt>
+    <w:sdtPr>
+      <w:id w:val="-285049848"/>
+      <w:docPartObj>
+        <w:docPartGallery w:val="Page Numbers (Bottom of Page)"/>
+        <w:docPartUnique/>
+      </w:docPartObj>
+    </w:sdtPr>
+    <w:sdtEndPr>
+      <w:rPr>
+        <w:noProof/>
+      </w:rPr>
+    </w:sdtEndPr>
+    <w:sdtContent>
+      <w:p>
+        <w:pPr>
+          <w:pStyle w:val="Footer"/>
+          <w:jc w:val="right"/>
+        </w:pPr>
+        <w:r>
+          <w:t>50</w:t>
+        </w:r>
+      </w:p>
+    </w:sdtContent>
+  </w:sdt>
+  <w:p>
+    <w:pPr>
+      <w:pStyle w:val="Footer"/>
+    </w:pPr>
+  </w:p>
+</w:ftr>
+</file>
+
+<file path=word/footer5.xml><?xml version="1.0" encoding="utf-8"?>
+<w:ftr xmlns:wpc="http://schemas.microsoft.com/office/word/2010/wordprocessingCanvas" xmlns:cx="http://schemas.microsoft.com/office/drawing/2014/chartex" xmlns:cx1="http://schemas.microsoft.com/office/drawing/2015/9/8/chartex" xmlns:cx2="http://schemas.microsoft.com/office/drawing/2015/10/21/chartex" xmlns:cx3="http://schemas.microsoft.com/office/drawing/2016/5/9/chartex" xmlns:cx4="http://schemas.microsoft.com/office/drawing/2016/5/10/chartex" xmlns:cx5="http://schemas.microsoft.com/office/drawing/2016/5/11/chartex" xmlns:cx6="http://schemas.microsoft.com/office/drawing/2016/5/12/chartex" xmlns:cx7="http://schemas.microsoft.com/office/drawing/2016/5/13/chartex" xmlns:cx8="http://schemas.microsoft.com/office/drawing/2016/5/14/chartex" xmlns:mc="http://schemas.openxmlformats.org/markup-compatibility/2006" xmlns:aink="http://schemas.microsoft.com/office/drawing/2016/ink" xmlns:am3d="http://schemas.microsoft.com/office/drawing/2017/model3d" xmlns:o="urn:schemas-microsoft-com:office:office" xmlns:r="http://schemas.openxmlformats.org/officeDocument/2006/relationships" xmlns:m="http://schemas.openxmlformats.org/officeDocument/2006/math" xmlns:v="urn:schemas-microsoft-com:vml" xmlns:wp14="http://schemas.microsoft.com/office/word/2010/wordprocessingDrawing" xmlns:wp="http://schemas.openxmlformats.org/drawingml/2006/wordprocessingDrawing" xmlns:w10="urn:schemas-microsoft-com:office:word" xmlns:w="http://schemas.openxmlformats.org/wordprocessingml/2006/main" xmlns:w14="http://schemas.microsoft.com/office/word/2010/wordml" xmlns:w15="http://schemas.microsoft.com/office/word/2012/wordml" xmlns:w16cex="http://schemas.microsoft.com/office/word/2018/wordml/cex" xmlns:w16cid="http://schemas.microsoft.com/office/word/2016/wordml/cid" xmlns:w16="http://schemas.microsoft.com/office/word/2018/wordml" xmlns:w16sdtdh="http://schemas.microsoft.com/office/word/2020/wordml/sdtdatahash" xmlns:w16se="http://schemas.microsoft.com/office/word/2015/wordml/symex" xmlns:wpg="http://schemas.microsoft.com/office/word/2010/wordprocessingGroup" xmlns:wpi="http://schemas.microsoft.com/office/word/2010/wordprocessingInk" xmlns:wne="http://schemas.microsoft.com/office/word/2006/wordml" xmlns:wps="http://schemas.microsoft.com/office/word/2010/wordprocessingShape" mc:Ignorable="w14 w15 w16se w16cid w16 w16cex w16sdtdh wp14">
+  <w:sdt>
+    <w:sdtPr>
+      <w:id w:val="-1884784859"/>
+      <w:docPartObj>
+        <w:docPartGallery w:val="Page Numbers (Bottom of Page)"/>
+        <w:docPartUnique/>
+      </w:docPartObj>
+    </w:sdtPr>
+    <w:sdtEndPr>
+      <w:rPr>
+        <w:noProof/>
+      </w:rPr>
+    </w:sdtEndPr>
+    <w:sdtContent>
+      <w:p>
+        <w:pPr>
+          <w:pStyle w:val="Footer"/>
+          <w:jc w:val="right"/>
+        </w:pPr>
+        <w:r>
+          <w:t>50</w:t>
+        </w:r>
+      </w:p>
+    </w:sdtContent>
+  </w:sdt>
+  <w:p>
+    <w:pPr>
+      <w:pStyle w:val="Footer"/>
+    </w:pPr>
+  </w:p>
+</w:ftr>
+</file>
+
+<file path=word/footer6.xml><?xml version="1.0" encoding="utf-8"?>
+<w:ftr xmlns:wpc="http://schemas.microsoft.com/office/word/2010/wordprocessingCanvas" xmlns:cx="http://schemas.microsoft.com/office/drawing/2014/chartex" xmlns:cx1="http://schemas.microsoft.com/office/drawing/2015/9/8/chartex" xmlns:cx2="http://schemas.microsoft.com/office/drawing/2015/10/21/chartex" xmlns:cx3="http://schemas.microsoft.com/office/drawing/2016/5/9/chartex" xmlns:cx4="http://schemas.microsoft.com/office/drawing/2016/5/10/chartex" xmlns:cx5="http://schemas.microsoft.com/office/drawing/2016/5/11/chartex" xmlns:cx6="http://schemas.microsoft.com/office/drawing/2016/5/12/chartex" xmlns:cx7="http://schemas.microsoft.com/office/drawing/2016/5/13/chartex" xmlns:cx8="http://schemas.microsoft.com/office/drawing/2016/5/14/chartex" xmlns:mc="http://schemas.openxmlformats.org/markup-compatibility/2006" xmlns:aink="http://schemas.microsoft.com/office/drawing/2016/ink" xmlns:am3d="http://schemas.microsoft.com/office/drawing/2017/model3d" xmlns:o="urn:schemas-microsoft-com:office:office" xmlns:r="http://schemas.openxmlformats.org/officeDocument/2006/relationships" xmlns:m="http://schemas.openxmlformats.org/officeDocument/2006/math" xmlns:v="urn:schemas-microsoft-com:vml" xmlns:wp14="http://schemas.microsoft.com/office/word/2010/wordprocessingDrawing" xmlns:wp="http://schemas.openxmlformats.org/drawingml/2006/wordprocessingDrawing" xmlns:w10="urn:schemas-microsoft-com:office:word" xmlns:w="http://schemas.openxmlformats.org/wordprocessingml/2006/main" xmlns:w14="http://schemas.microsoft.com/office/word/2010/wordml" xmlns:w15="http://schemas.microsoft.com/office/word/2012/wordml" xmlns:w16cex="http://schemas.microsoft.com/office/word/2018/wordml/cex" xmlns:w16cid="http://schemas.microsoft.com/office/word/2016/wordml/cid" xmlns:w16="http://schemas.microsoft.com/office/word/2018/wordml" xmlns:w16sdtdh="http://schemas.microsoft.com/office/word/2020/wordml/sdtdatahash" xmlns:w16se="http://schemas.microsoft.com/office/word/2015/wordml/symex" xmlns:wpg="http://schemas.microsoft.com/office/word/2010/wordprocessingGroup" xmlns:wpi="http://schemas.microsoft.com/office/word/2010/wordprocessingInk" xmlns:wne="http://schemas.microsoft.com/office/word/2006/wordml" xmlns:wps="http://schemas.microsoft.com/office/word/2010/wordprocessingShape" mc:Ignorable="w14 w15 w16se w16cid w16 w16cex w16sdtdh wp14">
+  <w:sdt>
+    <w:sdtPr>
+      <w:id w:val="-1077200028"/>
+      <w:docPartObj>
+        <w:docPartGallery w:val="Page Numbers (Bottom of Page)"/>
+        <w:docPartUnique/>
+      </w:docPartObj>
+    </w:sdtPr>
+    <w:sdtEndPr>
+      <w:rPr>
+        <w:noProof/>
+      </w:rPr>
+    </w:sdtEndPr>
+    <w:sdtContent>
+      <w:p>
+        <w:pPr>
+          <w:pStyle w:val="Footer"/>
+          <w:jc w:val="right"/>
+        </w:pPr>
+        <w:r>
+          <w:t>50</w:t>
+        </w:r>
+      </w:p>
+    </w:sdtContent>
+  </w:sdt>
+  <w:p>
+    <w:pPr>
+      <w:pStyle w:val="Footer"/>
+    </w:pPr>
+  </w:p>
+</w:ftr>
+</file>
+
+<file path=word/footer7.xml><?xml version="1.0" encoding="utf-8"?>
+<w:ftr xmlns:wpc="http://schemas.microsoft.com/office/word/2010/wordprocessingCanvas" xmlns:cx="http://schemas.microsoft.com/office/drawing/2014/chartex" xmlns:cx1="http://schemas.microsoft.com/office/drawing/2015/9/8/chartex" xmlns:cx2="http://schemas.microsoft.com/office/drawing/2015/10/21/chartex" xmlns:cx3="http://schemas.microsoft.com/office/drawing/2016/5/9/chartex" xmlns:cx4="http://schemas.microsoft.com/office/drawing/2016/5/10/chartex" xmlns:cx5="http://schemas.microsoft.com/office/drawing/2016/5/11/chartex" xmlns:cx6="http://schemas.microsoft.com/office/drawing/2016/5/12/chartex" xmlns:cx7="http://schemas.microsoft.com/office/drawing/2016/5/13/chartex" xmlns:cx8="http://schemas.microsoft.com/office/drawing/2016/5/14/chartex" xmlns:mc="http://schemas.openxmlformats.org/markup-compatibility/2006" xmlns:aink="http://schemas.microsoft.com/office/drawing/2016/ink" xmlns:am3d="http://schemas.microsoft.com/office/drawing/2017/model3d" xmlns:o="urn:schemas-microsoft-com:office:office" xmlns:r="http://schemas.openxmlformats.org/officeDocument/2006/relationships" xmlns:m="http://schemas.openxmlformats.org/officeDocument/2006/math" xmlns:v="urn:schemas-microsoft-com:vml" xmlns:wp14="http://schemas.microsoft.com/office/word/2010/wordprocessingDrawing" xmlns:wp="http://schemas.openxmlformats.org/drawingml/2006/wordprocessingDrawing" xmlns:w10="urn:schemas-microsoft-com:office:word" xmlns:w="http://schemas.openxmlformats.org/wordprocessingml/2006/main" xmlns:w14="http://schemas.microsoft.com/office/word/2010/wordml" xmlns:w15="http://schemas.microsoft.com/office/word/2012/wordml" xmlns:w16cex="http://schemas.microsoft.com/office/word/2018/wordml/cex" xmlns:w16cid="http://schemas.microsoft.com/office/word/2016/wordml/cid" xmlns:w16="http://schemas.microsoft.com/office/word/2018/wordml" xmlns:w16sdtdh="http://schemas.microsoft.com/office/word/2020/wordml/sdtdatahash" xmlns:w16se="http://schemas.microsoft.com/office/word/2015/wordml/symex" xmlns:wpg="http://schemas.microsoft.com/office/word/2010/wordprocessingGroup" xmlns:wpi="http://schemas.microsoft.com/office/word/2010/wordprocessingInk" xmlns:wne="http://schemas.microsoft.com/office/word/2006/wordml" xmlns:wps="http://schemas.microsoft.com/office/word/2010/wordprocessingShape" mc:Ignorable="w14 w15 w16se w16cid w16 w16cex w16sdtdh wp14">
+  <w:sdt>
+    <w:sdtPr>
+      <w:id w:val="-2009435576"/>
+      <w:docPartObj>
+        <w:docPartGallery w:val="Page Numbers (Bottom of Page)"/>
+        <w:docPartUnique/>
+      </w:docPartObj>
+    </w:sdtPr>
+    <w:sdtEndPr>
+      <w:rPr>
+        <w:noProof/>
+      </w:rPr>
+    </w:sdtEndPr>
+    <w:sdtContent>
+      <w:p>
+        <w:pPr>
+          <w:pStyle w:val="Footer"/>
+          <w:jc w:val="right"/>
+        </w:pPr>
+        <w:r>
+          <w:t>50</w:t>
+        </w:r>
+      </w:p>
+    </w:sdtContent>
+  </w:sdt>
+  <w:p>
+    <w:pPr>
+      <w:pStyle w:val="Footer"/>
+    </w:pPr>
+  </w:p>
+</w:ftr>
+</file>
+
+<file path=word/footer8.xml><?xml version="1.0" encoding="utf-8"?>
+<w:ftr xmlns:wpc="http://schemas.microsoft.com/office/word/2010/wordprocessingCanvas" xmlns:cx="http://schemas.microsoft.com/office/drawing/2014/chartex" xmlns:cx1="http://schemas.microsoft.com/office/drawing/2015/9/8/chartex" xmlns:cx2="http://schemas.microsoft.com/office/drawing/2015/10/21/chartex" xmlns:cx3="http://schemas.microsoft.com/office/drawing/2016/5/9/chartex" xmlns:cx4="http://schemas.microsoft.com/office/drawing/2016/5/10/chartex" xmlns:cx5="http://schemas.microsoft.com/office/drawing/2016/5/11/chartex" xmlns:cx6="http://schemas.microsoft.com/office/drawing/2016/5/12/chartex" xmlns:cx7="http://schemas.microsoft.com/office/drawing/2016/5/13/chartex" xmlns:cx8="http://schemas.microsoft.com/office/drawing/2016/5/14/chartex" xmlns:mc="http://schemas.openxmlformats.org/markup-compatibility/2006" xmlns:aink="http://schemas.microsoft.com/office/drawing/2016/ink" xmlns:am3d="http://schemas.microsoft.com/office/drawing/2017/model3d" xmlns:o="urn:schemas-microsoft-com:office:office" xmlns:r="http://schemas.openxmlformats.org/officeDocument/2006/relationships" xmlns:m="http://schemas.openxmlformats.org/officeDocument/2006/math" xmlns:v="urn:schemas-microsoft-com:vml" xmlns:wp14="http://schemas.microsoft.com/office/word/2010/wordprocessingDrawing" xmlns:wp="http://schemas.openxmlformats.org/drawingml/2006/wordprocessingDrawing" xmlns:w10="urn:schemas-microsoft-com:office:word" xmlns:w="http://schemas.openxmlformats.org/wordprocessingml/2006/main" xmlns:w14="http://schemas.microsoft.com/office/word/2010/wordml" xmlns:w15="http://schemas.microsoft.com/office/word/2012/wordml" xmlns:w16cex="http://schemas.microsoft.com/office/word/2018/wordml/cex" xmlns:w16cid="http://schemas.microsoft.com/office/word/2016/wordml/cid" xmlns:w16="http://schemas.microsoft.com/office/word/2018/wordml" xmlns:w16sdtdh="http://schemas.microsoft.com/office/word/2020/wordml/sdtdatahash" xmlns:w16se="http://schemas.microsoft.com/office/word/2015/wordml/symex" xmlns:wpg="http://schemas.microsoft.com/office/word/2010/wordprocessingGroup" xmlns:wpi="http://schemas.microsoft.com/office/word/2010/wordprocessingInk" xmlns:wne="http://schemas.microsoft.com/office/word/2006/wordml" xmlns:wps="http://schemas.microsoft.com/office/word/2010/wordprocessingShape" mc:Ignorable="w14 w15 w16se w16cid w16 w16cex w16sdtdh wp14">
+  <w:sdt>
+    <w:sdtPr>
+      <w:id w:val="-381473660"/>
+      <w:docPartObj>
+        <w:docPartGallery w:val="Page Numbers (Bottom of Page)"/>
+        <w:docPartUnique/>
+      </w:docPartObj>
+    </w:sdtPr>
+    <w:sdtEndPr>
+      <w:rPr>
+        <w:noProof/>
+      </w:rPr>
+    </w:sdtEndPr>
+    <w:sdtContent>
+      <w:p>
+        <w:pPr>
+          <w:pStyle w:val="Footer"/>
+          <w:jc w:val="right"/>
+        </w:pPr>
+        <w:r>
+          <w:t>50</w:t>
+        </w:r>
+      </w:p>
+    </w:sdtContent>
+  </w:sdt>
+  <w:p>
+    <w:pPr>
+      <w:pStyle w:val="Footer"/>
+    </w:pPr>
+  </w:p>
+</w:ftr>
+</file>
+
+<file path=word/footer9.xml><?xml version="1.0" encoding="utf-8"?>
+<w:ftr xmlns:wpc="http://schemas.microsoft.com/office/word/2010/wordprocessingCanvas" xmlns:cx="http://schemas.microsoft.com/office/drawing/2014/chartex" xmlns:cx1="http://schemas.microsoft.com/office/drawing/2015/9/8/chartex" xmlns:cx2="http://schemas.microsoft.com/office/drawing/2015/10/21/chartex" xmlns:cx3="http://schemas.microsoft.com/office/drawing/2016/5/9/chartex" xmlns:cx4="http://schemas.microsoft.com/office/drawing/2016/5/10/chartex" xmlns:cx5="http://schemas.microsoft.com/office/drawing/2016/5/11/chartex" xmlns:cx6="http://schemas.microsoft.com/office/drawing/2016/5/12/chartex" xmlns:cx7="http://schemas.microsoft.com/office/drawing/2016/5/13/chartex" xmlns:cx8="http://schemas.microsoft.com/office/drawing/2016/5/14/chartex" xmlns:mc="http://schemas.openxmlformats.org/markup-compatibility/2006" xmlns:aink="http://schemas.microsoft.com/office/drawing/2016/ink" xmlns:am3d="http://schemas.microsoft.com/office/drawing/2017/model3d" xmlns:o="urn:schemas-microsoft-com:office:office" xmlns:r="http://schemas.openxmlformats.org/officeDocument/2006/relationships" xmlns:m="http://schemas.openxmlformats.org/officeDocument/2006/math" xmlns:v="urn:schemas-microsoft-com:vml" xmlns:wp14="http://schemas.microsoft.com/office/word/2010/wordprocessingDrawing" xmlns:wp="http://schemas.openxmlformats.org/drawingml/2006/wordprocessingDrawing" xmlns:w10="urn:schemas-microsoft-com:office:word" xmlns:w="http://schemas.openxmlformats.org/wordprocessingml/2006/main" xmlns:w14="http://schemas.microsoft.com/office/word/2010/wordml" xmlns:w15="http://schemas.microsoft.com/office/word/2012/wordml" xmlns:w16cex="http://schemas.microsoft.com/office/word/2018/wordml/cex" xmlns:w16cid="http://schemas.microsoft.com/office/word/2016/wordml/cid" xmlns:w16="http://schemas.microsoft.com/office/word/2018/wordml" xmlns:w16sdtdh="http://schemas.microsoft.com/office/word/2020/wordml/sdtdatahash" xmlns:w16se="http://schemas.microsoft.com/office/word/2015/wordml/symex" xmlns:wpg="http://schemas.microsoft.com/office/word/2010/wordprocessingGroup" xmlns:wpi="http://schemas.microsoft.com/office/word/2010/wordprocessingInk" xmlns:wne="http://schemas.microsoft.com/office/word/2006/wordml" xmlns:wps="http://schemas.microsoft.com/office/word/2010/wordprocessingShape" mc:Ignorable="w14 w15 w16se w16cid w16 w16cex w16sdtdh wp14">
+  <w:sdt>
+    <w:sdtPr>
+      <w:id w:val="426237095"/>
+      <w:docPartObj>
+        <w:docPartGallery w:val="Page Numbers (Bottom of Page)"/>
+        <w:docPartUnique/>
+      </w:docPartObj>
+    </w:sdtPr>
+    <w:sdtEndPr>
+      <w:rPr>
+        <w:noProof/>
+      </w:rPr>
+    </w:sdtEndPr>
+    <w:sdtContent>
+      <w:p>
+        <w:pPr>
+          <w:pStyle w:val="Footer"/>
+          <w:jc w:val="right"/>
+        </w:pPr>
+        <w:r>
+          <w:t>50</w:t>
+        </w:r>
+      </w:p>
+    </w:sdtContent>
+  </w:sdt>
+  <w:p>
+    <w:pPr>
+      <w:pStyle w:val="Footer"/>
+    </w:pPr>
+  </w:p>
+</w:ftr>
 </file>
 
 <file path=word/footnotes.xml><?xml version="1.0" encoding="utf-8"?>
@@ -16793,6 +18902,7 @@
   <w:style w:type="character" w:default="1" w:styleId="DefaultParagraphFont">
     <w:name w:val="Default Paragraph Font"/>
     <w:uiPriority w:val="1"/>
+    <w:semiHidden/>
     <w:unhideWhenUsed/>
   </w:style>
   <w:style w:type="table" w:default="1" w:styleId="TableNormal">

--- a/docs/250541_project_Бобрик_В.Ю_СИФОВМ.docx
+++ b/docs/250541_project_Бобрик_В.Ю_СИФОВМ.docx
@@ -2433,35 +2433,7 @@
                 <w:sz w:val="28"/>
                 <w:szCs w:val="28"/>
               </w:rPr>
-              <w:t xml:space="preserve">ПРИЛОЖЕНИЕ </w:t>
-            </w:r>
-            <w:r>
-              <w:rPr>
-                <w:sz w:val="28"/>
-                <w:szCs w:val="28"/>
-              </w:rPr>
-              <w:t>Б</w:t>
-            </w:r>
-            <w:r>
-              <w:rPr>
-                <w:sz w:val="28"/>
-                <w:szCs w:val="28"/>
-              </w:rPr>
-              <w:t xml:space="preserve">. Блок </w:t>
-            </w:r>
-            <w:r>
-              <w:rPr>
-                <w:sz w:val="28"/>
-                <w:szCs w:val="28"/>
-              </w:rPr>
-              <w:t>регистров общего назначения</w:t>
-            </w:r>
-            <w:r>
-              <w:rPr>
-                <w:sz w:val="28"/>
-                <w:szCs w:val="28"/>
-              </w:rPr>
-              <w:t>…………………………</w:t>
+              <w:t>ПРИЛОЖЕНИЕ Б. Блок регистров общего назначения…………………………</w:t>
             </w:r>
           </w:p>
         </w:tc>
@@ -2514,28 +2486,7 @@
                 <w:sz w:val="28"/>
                 <w:szCs w:val="28"/>
               </w:rPr>
-              <w:t xml:space="preserve">ПРИЛОЖЕНИЕ </w:t>
-            </w:r>
-            <w:r>
-              <w:rPr>
-                <w:sz w:val="28"/>
-                <w:szCs w:val="28"/>
-              </w:rPr>
-              <w:t>В</w:t>
-            </w:r>
-            <w:r>
-              <w:rPr>
-                <w:sz w:val="28"/>
-                <w:szCs w:val="28"/>
-              </w:rPr>
-              <w:t xml:space="preserve">. </w:t>
-            </w:r>
-            <w:r>
-              <w:rPr>
-                <w:sz w:val="28"/>
-                <w:szCs w:val="28"/>
-              </w:rPr>
-              <w:t xml:space="preserve">Регистр </w:t>
+              <w:t xml:space="preserve">ПРИЛОЖЕНИЕ В. Регистр </w:t>
             </w:r>
             <w:r>
               <w:rPr>
@@ -2610,21 +2561,7 @@
                 <w:sz w:val="28"/>
                 <w:szCs w:val="28"/>
               </w:rPr>
-              <w:t xml:space="preserve">ПРИЛОЖЕНИЕ </w:t>
-            </w:r>
-            <w:r>
-              <w:rPr>
-                <w:sz w:val="28"/>
-                <w:szCs w:val="28"/>
-              </w:rPr>
-              <w:t>Г</w:t>
-            </w:r>
-            <w:r>
-              <w:rPr>
-                <w:sz w:val="28"/>
-                <w:szCs w:val="28"/>
-              </w:rPr>
-              <w:t xml:space="preserve">. </w:t>
+              <w:t xml:space="preserve">ПРИЛОЖЕНИЕ Г. </w:t>
             </w:r>
             <w:r>
               <w:rPr>
@@ -2705,21 +2642,7 @@
                 <w:sz w:val="28"/>
                 <w:szCs w:val="28"/>
               </w:rPr>
-              <w:t xml:space="preserve">ПРИЛОЖЕНИЕ </w:t>
-            </w:r>
-            <w:r>
-              <w:rPr>
-                <w:sz w:val="28"/>
-                <w:szCs w:val="28"/>
-              </w:rPr>
-              <w:t>Д</w:t>
-            </w:r>
-            <w:r>
-              <w:rPr>
-                <w:sz w:val="28"/>
-                <w:szCs w:val="28"/>
-              </w:rPr>
-              <w:t xml:space="preserve">. </w:t>
+              <w:t xml:space="preserve">ПРИЛОЖЕНИЕ Д. </w:t>
             </w:r>
             <w:r>
               <w:rPr>
@@ -2785,35 +2708,14 @@
                 <w:sz w:val="28"/>
                 <w:szCs w:val="28"/>
               </w:rPr>
-              <w:t xml:space="preserve">ПРИЛОЖЕНИЕ </w:t>
+              <w:t xml:space="preserve">ПРИЛОЖЕНИЕ Е. </w:t>
             </w:r>
             <w:r>
               <w:rPr>
                 <w:sz w:val="28"/>
                 <w:szCs w:val="28"/>
               </w:rPr>
-              <w:t>Е</w:t>
-            </w:r>
-            <w:r>
-              <w:rPr>
-                <w:sz w:val="28"/>
-                <w:szCs w:val="28"/>
-              </w:rPr>
-              <w:t xml:space="preserve">. </w:t>
-            </w:r>
-            <w:r>
-              <w:rPr>
-                <w:sz w:val="28"/>
-                <w:szCs w:val="28"/>
-              </w:rPr>
-              <w:t>Генератор фаз</w:t>
-            </w:r>
-            <w:r>
-              <w:rPr>
-                <w:sz w:val="28"/>
-                <w:szCs w:val="28"/>
-              </w:rPr>
-              <w:t xml:space="preserve"> </w:t>
+              <w:t xml:space="preserve">Генератор фаз </w:t>
             </w:r>
             <w:r>
               <w:rPr>
@@ -2872,21 +2774,7 @@
                 <w:sz w:val="28"/>
                 <w:szCs w:val="28"/>
               </w:rPr>
-              <w:t xml:space="preserve">ПРИЛОЖЕНИЕ </w:t>
-            </w:r>
-            <w:r>
-              <w:rPr>
-                <w:sz w:val="28"/>
-                <w:szCs w:val="28"/>
-              </w:rPr>
-              <w:t>Ж</w:t>
-            </w:r>
-            <w:r>
-              <w:rPr>
-                <w:sz w:val="28"/>
-                <w:szCs w:val="28"/>
-              </w:rPr>
-              <w:t xml:space="preserve">. </w:t>
+              <w:t xml:space="preserve">ПРИЛОЖЕНИЕ Ж. </w:t>
             </w:r>
             <w:r>
               <w:rPr>
@@ -2952,21 +2840,7 @@
                 <w:sz w:val="28"/>
                 <w:szCs w:val="28"/>
               </w:rPr>
-              <w:t xml:space="preserve">ПРИЛОЖЕНИЕ </w:t>
-            </w:r>
-            <w:r>
-              <w:rPr>
-                <w:sz w:val="28"/>
-                <w:szCs w:val="28"/>
-              </w:rPr>
-              <w:t>З.</w:t>
-            </w:r>
-            <w:r>
-              <w:rPr>
-                <w:sz w:val="28"/>
-                <w:szCs w:val="28"/>
-              </w:rPr>
-              <w:t xml:space="preserve"> </w:t>
+              <w:t xml:space="preserve">ПРИЛОЖЕНИЕ З. </w:t>
             </w:r>
             <w:r>
               <w:rPr>
@@ -3046,21 +2920,7 @@
                 <w:sz w:val="28"/>
                 <w:szCs w:val="28"/>
               </w:rPr>
-              <w:t xml:space="preserve">ПРИЛОЖЕНИЕ </w:t>
-            </w:r>
-            <w:r>
-              <w:rPr>
-                <w:sz w:val="28"/>
-                <w:szCs w:val="28"/>
-              </w:rPr>
-              <w:t>И</w:t>
-            </w:r>
-            <w:r>
-              <w:rPr>
-                <w:sz w:val="28"/>
-                <w:szCs w:val="28"/>
-              </w:rPr>
-              <w:t xml:space="preserve">. </w:t>
+              <w:t xml:space="preserve">ПРИЛОЖЕНИЕ И. </w:t>
             </w:r>
             <w:r>
               <w:rPr>
@@ -3133,21 +2993,7 @@
                 <w:sz w:val="28"/>
                 <w:szCs w:val="28"/>
               </w:rPr>
-              <w:t xml:space="preserve">ПРИЛОЖЕНИЕ </w:t>
-            </w:r>
-            <w:r>
-              <w:rPr>
-                <w:sz w:val="28"/>
-                <w:szCs w:val="28"/>
-              </w:rPr>
-              <w:t>К</w:t>
-            </w:r>
-            <w:r>
-              <w:rPr>
-                <w:sz w:val="28"/>
-                <w:szCs w:val="28"/>
-              </w:rPr>
-              <w:t xml:space="preserve">. </w:t>
+              <w:t xml:space="preserve">ПРИЛОЖЕНИЕ К. </w:t>
             </w:r>
             <w:r>
               <w:rPr>
@@ -3227,21 +3073,7 @@
                 <w:sz w:val="28"/>
                 <w:szCs w:val="28"/>
               </w:rPr>
-              <w:t xml:space="preserve">ПРИЛОЖЕНИЕ </w:t>
-            </w:r>
-            <w:r>
-              <w:rPr>
-                <w:sz w:val="28"/>
-                <w:szCs w:val="28"/>
-              </w:rPr>
-              <w:t>Л</w:t>
-            </w:r>
-            <w:r>
-              <w:rPr>
-                <w:sz w:val="28"/>
-                <w:szCs w:val="28"/>
-              </w:rPr>
-              <w:t xml:space="preserve">. </w:t>
+              <w:t xml:space="preserve">ПРИЛОЖЕНИЕ Л. </w:t>
             </w:r>
             <w:r>
               <w:rPr>
@@ -3508,12 +3340,14 @@
                 <w:lang w:val="en-US"/>
               </w:rPr>
             </w:pPr>
+            <w:proofErr w:type="spellStart"/>
             <w:r>
               <w:rPr>
                 <w:lang w:val="en-US"/>
               </w:rPr>
               <w:t>Команда</w:t>
             </w:r>
+            <w:proofErr w:type="spellEnd"/>
           </w:p>
         </w:tc>
         <w:tc>
@@ -3535,12 +3369,14 @@
                 <w:lang w:val="en-US"/>
               </w:rPr>
             </w:pPr>
+            <w:proofErr w:type="spellStart"/>
             <w:r>
               <w:rPr>
                 <w:lang w:val="en-US"/>
               </w:rPr>
               <w:t>Назначение</w:t>
             </w:r>
+            <w:proofErr w:type="spellEnd"/>
           </w:p>
         </w:tc>
         <w:tc>
@@ -3583,11 +3419,19 @@
                 <w:lang w:val="en-US"/>
               </w:rPr>
             </w:pPr>
-            <w:r>
-              <w:rPr>
-                <w:lang w:val="en-US"/>
-              </w:rPr>
-              <w:t xml:space="preserve">Длина </w:t>
+            <w:proofErr w:type="spellStart"/>
+            <w:r>
+              <w:rPr>
+                <w:lang w:val="en-US"/>
+              </w:rPr>
+              <w:t>Длина</w:t>
+            </w:r>
+            <w:proofErr w:type="spellEnd"/>
+            <w:r>
+              <w:rPr>
+                <w:lang w:val="en-US"/>
+              </w:rPr>
+              <w:t xml:space="preserve"> </w:t>
             </w:r>
           </w:p>
         </w:tc>
@@ -3610,12 +3454,14 @@
                 <w:lang w:val="en-US"/>
               </w:rPr>
             </w:pPr>
+            <w:proofErr w:type="spellStart"/>
             <w:r>
               <w:rPr>
                 <w:lang w:val="en-US"/>
               </w:rPr>
               <w:t>Операнды</w:t>
             </w:r>
+            <w:proofErr w:type="spellEnd"/>
           </w:p>
         </w:tc>
       </w:tr>
@@ -3666,11 +3512,47 @@
                 <w:lang w:val="en-US"/>
               </w:rPr>
             </w:pPr>
-            <w:r>
-              <w:rPr>
-                <w:lang w:val="en-US"/>
-              </w:rPr>
-              <w:t>инкремент по флагу S</w:t>
+            <w:proofErr w:type="spellStart"/>
+            <w:r>
+              <w:rPr>
+                <w:lang w:val="en-US"/>
+              </w:rPr>
+              <w:t>инкремент</w:t>
+            </w:r>
+            <w:proofErr w:type="spellEnd"/>
+            <w:r>
+              <w:rPr>
+                <w:lang w:val="en-US"/>
+              </w:rPr>
+              <w:t xml:space="preserve"> </w:t>
+            </w:r>
+            <w:proofErr w:type="spellStart"/>
+            <w:r>
+              <w:rPr>
+                <w:lang w:val="en-US"/>
+              </w:rPr>
+              <w:t>по</w:t>
+            </w:r>
+            <w:proofErr w:type="spellEnd"/>
+            <w:r>
+              <w:rPr>
+                <w:lang w:val="en-US"/>
+              </w:rPr>
+              <w:t xml:space="preserve"> </w:t>
+            </w:r>
+            <w:proofErr w:type="spellStart"/>
+            <w:r>
+              <w:rPr>
+                <w:lang w:val="en-US"/>
+              </w:rPr>
+              <w:t>флагу</w:t>
+            </w:r>
+            <w:proofErr w:type="spellEnd"/>
+            <w:r>
+              <w:rPr>
+                <w:lang w:val="en-US"/>
+              </w:rPr>
+              <w:t xml:space="preserve"> S</w:t>
             </w:r>
           </w:p>
         </w:tc>
@@ -3803,12 +3685,28 @@
                 <w:lang w:val="en-US"/>
               </w:rPr>
             </w:pPr>
-            <w:r>
-              <w:rPr>
-                <w:lang w:val="en-US"/>
-              </w:rPr>
-              <w:t>побитовая инверсия</w:t>
-            </w:r>
+            <w:proofErr w:type="spellStart"/>
+            <w:r>
+              <w:rPr>
+                <w:lang w:val="en-US"/>
+              </w:rPr>
+              <w:t>побитовая</w:t>
+            </w:r>
+            <w:proofErr w:type="spellEnd"/>
+            <w:r>
+              <w:rPr>
+                <w:lang w:val="en-US"/>
+              </w:rPr>
+              <w:t xml:space="preserve"> </w:t>
+            </w:r>
+            <w:proofErr w:type="spellStart"/>
+            <w:r>
+              <w:rPr>
+                <w:lang w:val="en-US"/>
+              </w:rPr>
+              <w:t>инверсия</w:t>
+            </w:r>
+            <w:proofErr w:type="spellEnd"/>
           </w:p>
         </w:tc>
         <w:tc>
@@ -3940,11 +3838,19 @@
                 <w:lang w:val="en-US"/>
               </w:rPr>
             </w:pPr>
-            <w:r>
-              <w:rPr>
-                <w:lang w:val="en-US"/>
-              </w:rPr>
-              <w:t>логическое И</w:t>
+            <w:proofErr w:type="spellStart"/>
+            <w:r>
+              <w:rPr>
+                <w:lang w:val="en-US"/>
+              </w:rPr>
+              <w:t>логическое</w:t>
+            </w:r>
+            <w:proofErr w:type="spellEnd"/>
+            <w:r>
+              <w:rPr>
+                <w:lang w:val="en-US"/>
+              </w:rPr>
+              <w:t xml:space="preserve"> И</w:t>
             </w:r>
           </w:p>
         </w:tc>
@@ -4077,12 +3983,42 @@
                 <w:lang w:val="en-US"/>
               </w:rPr>
             </w:pPr>
-            <w:r>
-              <w:rPr>
-                <w:lang w:val="en-US"/>
-              </w:rPr>
-              <w:t>логический сдвиг вправо</w:t>
-            </w:r>
+            <w:proofErr w:type="spellStart"/>
+            <w:r>
+              <w:rPr>
+                <w:lang w:val="en-US"/>
+              </w:rPr>
+              <w:t>логический</w:t>
+            </w:r>
+            <w:proofErr w:type="spellEnd"/>
+            <w:r>
+              <w:rPr>
+                <w:lang w:val="en-US"/>
+              </w:rPr>
+              <w:t xml:space="preserve"> </w:t>
+            </w:r>
+            <w:proofErr w:type="spellStart"/>
+            <w:r>
+              <w:rPr>
+                <w:lang w:val="en-US"/>
+              </w:rPr>
+              <w:t>сдвиг</w:t>
+            </w:r>
+            <w:proofErr w:type="spellEnd"/>
+            <w:r>
+              <w:rPr>
+                <w:lang w:val="en-US"/>
+              </w:rPr>
+              <w:t xml:space="preserve"> </w:t>
+            </w:r>
+            <w:proofErr w:type="spellStart"/>
+            <w:r>
+              <w:rPr>
+                <w:lang w:val="en-US"/>
+              </w:rPr>
+              <w:t>вправо</w:t>
+            </w:r>
+            <w:proofErr w:type="spellEnd"/>
           </w:p>
         </w:tc>
         <w:tc>
@@ -4191,7 +4127,21 @@
               <w:rPr>
                 <w:lang w:val="en-US"/>
               </w:rPr>
-              <w:t>MOV [addr] → Rn</w:t>
+              <w:t>MOV [</w:t>
+            </w:r>
+            <w:proofErr w:type="spellStart"/>
+            <w:r>
+              <w:rPr>
+                <w:lang w:val="en-US"/>
+              </w:rPr>
+              <w:t>addr</w:t>
+            </w:r>
+            <w:proofErr w:type="spellEnd"/>
+            <w:r>
+              <w:rPr>
+                <w:lang w:val="en-US"/>
+              </w:rPr>
+              <w:t>] → Rn</w:t>
             </w:r>
           </w:p>
         </w:tc>
@@ -4214,12 +4164,28 @@
                 <w:lang w:val="en-US"/>
               </w:rPr>
             </w:pPr>
-            <w:r>
-              <w:rPr>
-                <w:lang w:val="en-US"/>
-              </w:rPr>
-              <w:t>память → регистр</w:t>
-            </w:r>
+            <w:proofErr w:type="spellStart"/>
+            <w:r>
+              <w:rPr>
+                <w:lang w:val="en-US"/>
+              </w:rPr>
+              <w:t>память</w:t>
+            </w:r>
+            <w:proofErr w:type="spellEnd"/>
+            <w:r>
+              <w:rPr>
+                <w:lang w:val="en-US"/>
+              </w:rPr>
+              <w:t xml:space="preserve"> → </w:t>
+            </w:r>
+            <w:proofErr w:type="spellStart"/>
+            <w:r>
+              <w:rPr>
+                <w:lang w:val="en-US"/>
+              </w:rPr>
+              <w:t>регистр</w:t>
+            </w:r>
+            <w:proofErr w:type="spellEnd"/>
           </w:p>
         </w:tc>
         <w:tc>
@@ -4299,8 +4265,30 @@
               <w:rPr>
                 <w:lang w:val="en-US"/>
               </w:rPr>
-              <w:t>Rn = operand1, addr = mem_addr</w:t>
-            </w:r>
+              <w:t xml:space="preserve">Rn = operand1, </w:t>
+            </w:r>
+            <w:proofErr w:type="spellStart"/>
+            <w:r>
+              <w:rPr>
+                <w:lang w:val="en-US"/>
+              </w:rPr>
+              <w:t>addr</w:t>
+            </w:r>
+            <w:proofErr w:type="spellEnd"/>
+            <w:r>
+              <w:rPr>
+                <w:lang w:val="en-US"/>
+              </w:rPr>
+              <w:t xml:space="preserve"> = </w:t>
+            </w:r>
+            <w:proofErr w:type="spellStart"/>
+            <w:r>
+              <w:rPr>
+                <w:lang w:val="en-US"/>
+              </w:rPr>
+              <w:t>mem_addr</w:t>
+            </w:r>
+            <w:proofErr w:type="spellEnd"/>
           </w:p>
         </w:tc>
       </w:tr>
@@ -4328,7 +4316,21 @@
               <w:rPr>
                 <w:lang w:val="en-US"/>
               </w:rPr>
-              <w:t>MOV Rn → [addr]</w:t>
+              <w:t>MOV Rn → [</w:t>
+            </w:r>
+            <w:proofErr w:type="spellStart"/>
+            <w:r>
+              <w:rPr>
+                <w:lang w:val="en-US"/>
+              </w:rPr>
+              <w:t>addr</w:t>
+            </w:r>
+            <w:proofErr w:type="spellEnd"/>
+            <w:r>
+              <w:rPr>
+                <w:lang w:val="en-US"/>
+              </w:rPr>
+              <w:t>]</w:t>
             </w:r>
           </w:p>
         </w:tc>
@@ -4351,12 +4353,28 @@
                 <w:lang w:val="en-US"/>
               </w:rPr>
             </w:pPr>
-            <w:r>
-              <w:rPr>
-                <w:lang w:val="en-US"/>
-              </w:rPr>
-              <w:t>регистр → память</w:t>
-            </w:r>
+            <w:proofErr w:type="spellStart"/>
+            <w:r>
+              <w:rPr>
+                <w:lang w:val="en-US"/>
+              </w:rPr>
+              <w:t>регистр</w:t>
+            </w:r>
+            <w:proofErr w:type="spellEnd"/>
+            <w:r>
+              <w:rPr>
+                <w:lang w:val="en-US"/>
+              </w:rPr>
+              <w:t xml:space="preserve"> → </w:t>
+            </w:r>
+            <w:proofErr w:type="spellStart"/>
+            <w:r>
+              <w:rPr>
+                <w:lang w:val="en-US"/>
+              </w:rPr>
+              <w:t>память</w:t>
+            </w:r>
+            <w:proofErr w:type="spellEnd"/>
           </w:p>
         </w:tc>
         <w:tc>
@@ -4436,8 +4454,30 @@
               <w:rPr>
                 <w:lang w:val="en-US"/>
               </w:rPr>
-              <w:t>Rn = operand1, addr = mem_addr</w:t>
-            </w:r>
+              <w:t xml:space="preserve">Rn = operand1, </w:t>
+            </w:r>
+            <w:proofErr w:type="spellStart"/>
+            <w:r>
+              <w:rPr>
+                <w:lang w:val="en-US"/>
+              </w:rPr>
+              <w:t>addr</w:t>
+            </w:r>
+            <w:proofErr w:type="spellEnd"/>
+            <w:r>
+              <w:rPr>
+                <w:lang w:val="en-US"/>
+              </w:rPr>
+              <w:t xml:space="preserve"> = </w:t>
+            </w:r>
+            <w:proofErr w:type="spellStart"/>
+            <w:r>
+              <w:rPr>
+                <w:lang w:val="en-US"/>
+              </w:rPr>
+              <w:t>mem_addr</w:t>
+            </w:r>
+            <w:proofErr w:type="spellEnd"/>
           </w:p>
         </w:tc>
       </w:tr>
@@ -4465,8 +4505,16 @@
               <w:rPr>
                 <w:lang w:val="en-US"/>
               </w:rPr>
-              <w:t>JMP addr</w:t>
-            </w:r>
+              <w:t xml:space="preserve">JMP </w:t>
+            </w:r>
+            <w:proofErr w:type="spellStart"/>
+            <w:r>
+              <w:rPr>
+                <w:lang w:val="en-US"/>
+              </w:rPr>
+              <w:t>addr</w:t>
+            </w:r>
+            <w:proofErr w:type="spellEnd"/>
           </w:p>
         </w:tc>
         <w:tc>
@@ -4488,12 +4536,28 @@
                 <w:lang w:val="en-US"/>
               </w:rPr>
             </w:pPr>
-            <w:r>
-              <w:rPr>
-                <w:lang w:val="en-US"/>
-              </w:rPr>
-              <w:t>безусловный переход</w:t>
-            </w:r>
+            <w:proofErr w:type="spellStart"/>
+            <w:r>
+              <w:rPr>
+                <w:lang w:val="en-US"/>
+              </w:rPr>
+              <w:t>безусловный</w:t>
+            </w:r>
+            <w:proofErr w:type="spellEnd"/>
+            <w:r>
+              <w:rPr>
+                <w:lang w:val="en-US"/>
+              </w:rPr>
+              <w:t xml:space="preserve"> </w:t>
+            </w:r>
+            <w:proofErr w:type="spellStart"/>
+            <w:r>
+              <w:rPr>
+                <w:lang w:val="en-US"/>
+              </w:rPr>
+              <w:t>переход</w:t>
+            </w:r>
+            <w:proofErr w:type="spellEnd"/>
           </w:p>
         </w:tc>
         <w:tc>
@@ -4569,12 +4633,28 @@
                 <w:lang w:val="en-US"/>
               </w:rPr>
             </w:pPr>
-            <w:r>
-              <w:rPr>
-                <w:lang w:val="en-US"/>
-              </w:rPr>
-              <w:t>addr = mem_addr</w:t>
-            </w:r>
+            <w:proofErr w:type="spellStart"/>
+            <w:r>
+              <w:rPr>
+                <w:lang w:val="en-US"/>
+              </w:rPr>
+              <w:t>addr</w:t>
+            </w:r>
+            <w:proofErr w:type="spellEnd"/>
+            <w:r>
+              <w:rPr>
+                <w:lang w:val="en-US"/>
+              </w:rPr>
+              <w:t xml:space="preserve"> = </w:t>
+            </w:r>
+            <w:proofErr w:type="spellStart"/>
+            <w:r>
+              <w:rPr>
+                <w:lang w:val="en-US"/>
+              </w:rPr>
+              <w:t>mem_addr</w:t>
+            </w:r>
+            <w:proofErr w:type="spellEnd"/>
           </w:p>
         </w:tc>
       </w:tr>
@@ -4625,12 +4705,42 @@
                 <w:lang w:val="en-US"/>
               </w:rPr>
             </w:pPr>
-            <w:r>
-              <w:rPr>
-                <w:lang w:val="en-US"/>
-              </w:rPr>
-              <w:t>занести регистр в стек</w:t>
-            </w:r>
+            <w:proofErr w:type="spellStart"/>
+            <w:r>
+              <w:rPr>
+                <w:lang w:val="en-US"/>
+              </w:rPr>
+              <w:t>занести</w:t>
+            </w:r>
+            <w:proofErr w:type="spellEnd"/>
+            <w:r>
+              <w:rPr>
+                <w:lang w:val="en-US"/>
+              </w:rPr>
+              <w:t xml:space="preserve"> </w:t>
+            </w:r>
+            <w:proofErr w:type="spellStart"/>
+            <w:r>
+              <w:rPr>
+                <w:lang w:val="en-US"/>
+              </w:rPr>
+              <w:t>регистр</w:t>
+            </w:r>
+            <w:proofErr w:type="spellEnd"/>
+            <w:r>
+              <w:rPr>
+                <w:lang w:val="en-US"/>
+              </w:rPr>
+              <w:t xml:space="preserve"> в </w:t>
+            </w:r>
+            <w:proofErr w:type="spellStart"/>
+            <w:r>
+              <w:rPr>
+                <w:lang w:val="en-US"/>
+              </w:rPr>
+              <w:t>стек</w:t>
+            </w:r>
+            <w:proofErr w:type="spellEnd"/>
           </w:p>
         </w:tc>
         <w:tc>
@@ -4762,12 +4872,56 @@
                 <w:lang w:val="en-US"/>
               </w:rPr>
             </w:pPr>
-            <w:r>
-              <w:rPr>
-                <w:lang w:val="en-US"/>
-              </w:rPr>
-              <w:t>извлечь регистр из стека</w:t>
-            </w:r>
+            <w:proofErr w:type="spellStart"/>
+            <w:r>
+              <w:rPr>
+                <w:lang w:val="en-US"/>
+              </w:rPr>
+              <w:t>извлечь</w:t>
+            </w:r>
+            <w:proofErr w:type="spellEnd"/>
+            <w:r>
+              <w:rPr>
+                <w:lang w:val="en-US"/>
+              </w:rPr>
+              <w:t xml:space="preserve"> </w:t>
+            </w:r>
+            <w:proofErr w:type="spellStart"/>
+            <w:r>
+              <w:rPr>
+                <w:lang w:val="en-US"/>
+              </w:rPr>
+              <w:t>регистр</w:t>
+            </w:r>
+            <w:proofErr w:type="spellEnd"/>
+            <w:r>
+              <w:rPr>
+                <w:lang w:val="en-US"/>
+              </w:rPr>
+              <w:t xml:space="preserve"> </w:t>
+            </w:r>
+            <w:proofErr w:type="spellStart"/>
+            <w:r>
+              <w:rPr>
+                <w:lang w:val="en-US"/>
+              </w:rPr>
+              <w:t>из</w:t>
+            </w:r>
+            <w:proofErr w:type="spellEnd"/>
+            <w:r>
+              <w:rPr>
+                <w:lang w:val="en-US"/>
+              </w:rPr>
+              <w:t xml:space="preserve"> </w:t>
+            </w:r>
+            <w:proofErr w:type="spellStart"/>
+            <w:r>
+              <w:rPr>
+                <w:lang w:val="en-US"/>
+              </w:rPr>
+              <w:t>стека</w:t>
+            </w:r>
+            <w:proofErr w:type="spellEnd"/>
           </w:p>
         </w:tc>
         <w:tc>
@@ -4899,12 +5053,14 @@
                 <w:lang w:val="en-US"/>
               </w:rPr>
             </w:pPr>
+            <w:proofErr w:type="spellStart"/>
             <w:r>
               <w:rPr>
                 <w:lang w:val="en-US"/>
               </w:rPr>
               <w:t>останов</w:t>
             </w:r>
+            <w:proofErr w:type="spellEnd"/>
           </w:p>
         </w:tc>
         <w:tc>
@@ -4980,12 +5136,28 @@
                 <w:lang w:val="en-US"/>
               </w:rPr>
             </w:pPr>
-            <w:r>
-              <w:rPr>
-                <w:lang w:val="en-US"/>
-              </w:rPr>
-              <w:t>операнды игнорируются</w:t>
-            </w:r>
+            <w:proofErr w:type="spellStart"/>
+            <w:r>
+              <w:rPr>
+                <w:lang w:val="en-US"/>
+              </w:rPr>
+              <w:t>операнды</w:t>
+            </w:r>
+            <w:proofErr w:type="spellEnd"/>
+            <w:r>
+              <w:rPr>
+                <w:lang w:val="en-US"/>
+              </w:rPr>
+              <w:t xml:space="preserve"> </w:t>
+            </w:r>
+            <w:proofErr w:type="spellStart"/>
+            <w:r>
+              <w:rPr>
+                <w:lang w:val="en-US"/>
+              </w:rPr>
+              <w:t>игнорируются</w:t>
+            </w:r>
+            <w:proofErr w:type="spellEnd"/>
           </w:p>
         </w:tc>
       </w:tr>
@@ -5122,12 +5294,14 @@
                 <w:lang w:val="en-US"/>
               </w:rPr>
             </w:pPr>
+            <w:proofErr w:type="spellStart"/>
             <w:r>
               <w:rPr>
                 <w:lang w:val="en-US"/>
               </w:rPr>
               <w:t>Имя</w:t>
             </w:r>
+            <w:proofErr w:type="spellEnd"/>
           </w:p>
         </w:tc>
         <w:tc>
@@ -5149,12 +5323,14 @@
                 <w:lang w:val="en-US"/>
               </w:rPr>
             </w:pPr>
+            <w:proofErr w:type="spellStart"/>
             <w:r>
               <w:rPr>
                 <w:lang w:val="en-US"/>
               </w:rPr>
               <w:t>Назначение</w:t>
             </w:r>
+            <w:proofErr w:type="spellEnd"/>
           </w:p>
         </w:tc>
         <w:tc>
@@ -5176,12 +5352,14 @@
                 <w:lang w:val="en-US"/>
               </w:rPr>
             </w:pPr>
+            <w:proofErr w:type="spellStart"/>
             <w:r>
               <w:rPr>
                 <w:lang w:val="en-US"/>
               </w:rPr>
               <w:t>Разрядность</w:t>
             </w:r>
+            <w:proofErr w:type="spellEnd"/>
           </w:p>
         </w:tc>
       </w:tr>
@@ -5229,11 +5407,19 @@
                 <w:lang w:val="en-US"/>
               </w:rPr>
             </w:pPr>
-            <w:r>
-              <w:rPr>
-                <w:lang w:val="en-US"/>
-              </w:rPr>
-              <w:t>IR[15..0]</w:t>
+            <w:proofErr w:type="gramStart"/>
+            <w:r>
+              <w:rPr>
+                <w:lang w:val="en-US"/>
+              </w:rPr>
+              <w:t>IR[</w:t>
+            </w:r>
+            <w:proofErr w:type="gramEnd"/>
+            <w:r>
+              <w:rPr>
+                <w:lang w:val="en-US"/>
+              </w:rPr>
+              <w:t>15..0]</w:t>
             </w:r>
           </w:p>
         </w:tc>
@@ -5306,11 +5492,33 @@
                 <w:lang w:val="en-US"/>
               </w:rPr>
             </w:pPr>
-            <w:r>
-              <w:rPr>
-                <w:lang w:val="en-US"/>
-              </w:rPr>
-              <w:t>addr_mode[1..0]</w:t>
+            <w:proofErr w:type="spellStart"/>
+            <w:r>
+              <w:rPr>
+                <w:lang w:val="en-US"/>
+              </w:rPr>
+              <w:t>addr_</w:t>
+            </w:r>
+            <w:proofErr w:type="gramStart"/>
+            <w:r>
+              <w:rPr>
+                <w:lang w:val="en-US"/>
+              </w:rPr>
+              <w:t>mode</w:t>
+            </w:r>
+            <w:proofErr w:type="spellEnd"/>
+            <w:r>
+              <w:rPr>
+                <w:lang w:val="en-US"/>
+              </w:rPr>
+              <w:t>[</w:t>
+            </w:r>
+            <w:proofErr w:type="gramEnd"/>
+            <w:r>
+              <w:rPr>
+                <w:lang w:val="en-US"/>
+              </w:rPr>
+              <w:t>1..0]</w:t>
             </w:r>
           </w:p>
         </w:tc>
@@ -5338,12 +5546,14 @@
             <w:pPr>
               <w:pStyle w:val="a6"/>
             </w:pPr>
+            <w:proofErr w:type="spellStart"/>
             <w:r>
               <w:rPr>
                 <w:lang w:val="en-US"/>
               </w:rPr>
               <w:t>addr</w:t>
             </w:r>
+            <w:proofErr w:type="spellEnd"/>
             <w:r>
               <w:t>_</w:t>
             </w:r>
@@ -5356,6 +5566,7 @@
             <w:r>
               <w:t xml:space="preserve"> = </w:t>
             </w:r>
+            <w:proofErr w:type="gramStart"/>
             <w:r>
               <w:rPr>
                 <w:lang w:val="en-US"/>
@@ -5363,7 +5574,11 @@
               <w:t>IR</w:t>
             </w:r>
             <w:r>
-              <w:t>[15:14]</w:t>
+              <w:t>[</w:t>
+            </w:r>
+            <w:proofErr w:type="gramEnd"/>
+            <w:r>
+              <w:t>15:14]</w:t>
             </w:r>
           </w:p>
         </w:tc>
@@ -5415,11 +5630,19 @@
                 <w:lang w:val="en-US"/>
               </w:rPr>
             </w:pPr>
-            <w:r>
-              <w:rPr>
-                <w:lang w:val="en-US"/>
-              </w:rPr>
-              <w:t>opcode[7..0]</w:t>
+            <w:proofErr w:type="gramStart"/>
+            <w:r>
+              <w:rPr>
+                <w:lang w:val="en-US"/>
+              </w:rPr>
+              <w:t>opcode[</w:t>
+            </w:r>
+            <w:proofErr w:type="gramEnd"/>
+            <w:r>
+              <w:rPr>
+                <w:lang w:val="en-US"/>
+              </w:rPr>
+              <w:t>7..0]</w:t>
             </w:r>
           </w:p>
         </w:tc>
@@ -5442,11 +5665,33 @@
                 <w:lang w:val="en-US"/>
               </w:rPr>
             </w:pPr>
-            <w:r>
-              <w:rPr>
-                <w:lang w:val="en-US"/>
-              </w:rPr>
-              <w:t xml:space="preserve">Код операции: </w:t>
+            <w:proofErr w:type="spellStart"/>
+            <w:r>
+              <w:rPr>
+                <w:lang w:val="en-US"/>
+              </w:rPr>
+              <w:t>Код</w:t>
+            </w:r>
+            <w:proofErr w:type="spellEnd"/>
+            <w:r>
+              <w:rPr>
+                <w:lang w:val="en-US"/>
+              </w:rPr>
+              <w:t xml:space="preserve"> </w:t>
+            </w:r>
+            <w:proofErr w:type="spellStart"/>
+            <w:r>
+              <w:rPr>
+                <w:lang w:val="en-US"/>
+              </w:rPr>
+              <w:t>операции</w:t>
+            </w:r>
+            <w:proofErr w:type="spellEnd"/>
+            <w:r>
+              <w:rPr>
+                <w:lang w:val="en-US"/>
+              </w:rPr>
+              <w:t xml:space="preserve">: </w:t>
             </w:r>
           </w:p>
           <w:p>
@@ -5460,7 +5705,21 @@
               <w:rPr>
                 <w:lang w:val="en-US"/>
               </w:rPr>
-              <w:t>opcode = IR[13:6]</w:t>
+              <w:t xml:space="preserve">opcode = </w:t>
+            </w:r>
+            <w:proofErr w:type="gramStart"/>
+            <w:r>
+              <w:rPr>
+                <w:lang w:val="en-US"/>
+              </w:rPr>
+              <w:t>IR[</w:t>
+            </w:r>
+            <w:proofErr w:type="gramEnd"/>
+            <w:r>
+              <w:rPr>
+                <w:lang w:val="en-US"/>
+              </w:rPr>
+              <w:t>13:6]</w:t>
             </w:r>
           </w:p>
         </w:tc>
@@ -5516,7 +5775,21 @@
               <w:rPr>
                 <w:lang w:val="en-US"/>
               </w:rPr>
-              <w:t>operand1[2..0]</w:t>
+              <w:t>operand1[</w:t>
+            </w:r>
+            <w:proofErr w:type="gramStart"/>
+            <w:r>
+              <w:rPr>
+                <w:lang w:val="en-US"/>
+              </w:rPr>
+              <w:t>2..</w:t>
+            </w:r>
+            <w:proofErr w:type="gramEnd"/>
+            <w:r>
+              <w:rPr>
+                <w:lang w:val="en-US"/>
+              </w:rPr>
+              <w:t>0]</w:t>
             </w:r>
           </w:p>
         </w:tc>
@@ -5619,7 +5892,21 @@
               <w:rPr>
                 <w:lang w:val="en-US"/>
               </w:rPr>
-              <w:t>operand2[2..0]</w:t>
+              <w:t>operand2[</w:t>
+            </w:r>
+            <w:proofErr w:type="gramStart"/>
+            <w:r>
+              <w:rPr>
+                <w:lang w:val="en-US"/>
+              </w:rPr>
+              <w:t>2..</w:t>
+            </w:r>
+            <w:proofErr w:type="gramEnd"/>
+            <w:r>
+              <w:rPr>
+                <w:lang w:val="en-US"/>
+              </w:rPr>
+              <w:t>0]</w:t>
             </w:r>
           </w:p>
         </w:tc>
@@ -5753,6 +6040,7 @@
                 <w:lang w:val="en-US"/>
               </w:rPr>
             </w:pPr>
+            <w:proofErr w:type="gramStart"/>
             <w:r>
               <w:rPr>
                 <w:lang w:val="en-US"/>
@@ -5763,7 +6051,14 @@
               <w:rPr>
                 <w:lang w:val="en-US"/>
               </w:rPr>
-              <w:t>[15..0]</w:t>
+              <w:t>[</w:t>
+            </w:r>
+            <w:proofErr w:type="gramEnd"/>
+            <w:r>
+              <w:rPr>
+                <w:lang w:val="en-US"/>
+              </w:rPr>
+              <w:t>15..0]</w:t>
             </w:r>
           </w:p>
         </w:tc>
@@ -5785,12 +6080,56 @@
                 <w:lang w:val="en-US"/>
               </w:rPr>
             </w:pPr>
-            <w:r>
-              <w:rPr>
-                <w:lang w:val="en-US"/>
-              </w:rPr>
-              <w:t>Второе слово двухсловной команды</w:t>
-            </w:r>
+            <w:proofErr w:type="spellStart"/>
+            <w:r>
+              <w:rPr>
+                <w:lang w:val="en-US"/>
+              </w:rPr>
+              <w:t>Второе</w:t>
+            </w:r>
+            <w:proofErr w:type="spellEnd"/>
+            <w:r>
+              <w:rPr>
+                <w:lang w:val="en-US"/>
+              </w:rPr>
+              <w:t xml:space="preserve"> </w:t>
+            </w:r>
+            <w:proofErr w:type="spellStart"/>
+            <w:r>
+              <w:rPr>
+                <w:lang w:val="en-US"/>
+              </w:rPr>
+              <w:t>слово</w:t>
+            </w:r>
+            <w:proofErr w:type="spellEnd"/>
+            <w:r>
+              <w:rPr>
+                <w:lang w:val="en-US"/>
+              </w:rPr>
+              <w:t xml:space="preserve"> </w:t>
+            </w:r>
+            <w:proofErr w:type="spellStart"/>
+            <w:r>
+              <w:rPr>
+                <w:lang w:val="en-US"/>
+              </w:rPr>
+              <w:t>двухсловной</w:t>
+            </w:r>
+            <w:proofErr w:type="spellEnd"/>
+            <w:r>
+              <w:rPr>
+                <w:lang w:val="en-US"/>
+              </w:rPr>
+              <w:t xml:space="preserve"> </w:t>
+            </w:r>
+            <w:proofErr w:type="spellStart"/>
+            <w:r>
+              <w:rPr>
+                <w:lang w:val="en-US"/>
+              </w:rPr>
+              <w:t>команды</w:t>
+            </w:r>
+            <w:proofErr w:type="spellEnd"/>
           </w:p>
         </w:tc>
         <w:tc>
@@ -5839,11 +6178,33 @@
                 <w:lang w:val="en-US"/>
               </w:rPr>
             </w:pPr>
-            <w:r>
-              <w:rPr>
-                <w:lang w:val="en-US"/>
-              </w:rPr>
-              <w:t>mem_addr[11..0]</w:t>
+            <w:proofErr w:type="spellStart"/>
+            <w:r>
+              <w:rPr>
+                <w:lang w:val="en-US"/>
+              </w:rPr>
+              <w:t>mem_</w:t>
+            </w:r>
+            <w:proofErr w:type="gramStart"/>
+            <w:r>
+              <w:rPr>
+                <w:lang w:val="en-US"/>
+              </w:rPr>
+              <w:t>addr</w:t>
+            </w:r>
+            <w:proofErr w:type="spellEnd"/>
+            <w:r>
+              <w:rPr>
+                <w:lang w:val="en-US"/>
+              </w:rPr>
+              <w:t>[</w:t>
+            </w:r>
+            <w:proofErr w:type="gramEnd"/>
+            <w:r>
+              <w:rPr>
+                <w:lang w:val="en-US"/>
+              </w:rPr>
+              <w:t>11..0]</w:t>
             </w:r>
           </w:p>
         </w:tc>
@@ -5879,15 +6240,18 @@
             <w:r>
               <w:t>_</w:t>
             </w:r>
+            <w:proofErr w:type="spellStart"/>
             <w:r>
               <w:rPr>
                 <w:lang w:val="en-US"/>
               </w:rPr>
               <w:t>addr</w:t>
             </w:r>
+            <w:proofErr w:type="spellEnd"/>
             <w:r>
               <w:t xml:space="preserve"> = </w:t>
             </w:r>
+            <w:proofErr w:type="gramStart"/>
             <w:r>
               <w:rPr>
                 <w:lang w:val="en-US"/>
@@ -5895,7 +6259,11 @@
               <w:t>IR</w:t>
             </w:r>
             <w:r>
-              <w:t>[11:0]</w:t>
+              <w:t>[</w:t>
+            </w:r>
+            <w:proofErr w:type="gramEnd"/>
+            <w:r>
+              <w:t>11:0]</w:t>
             </w:r>
           </w:p>
         </w:tc>
@@ -5945,12 +6313,14 @@
       <w:r>
         <w:t>_</w:t>
       </w:r>
+      <w:proofErr w:type="spellStart"/>
       <w:r>
         <w:rPr>
           <w:lang w:val="en-US"/>
         </w:rPr>
         <w:t>addr</w:t>
       </w:r>
+      <w:proofErr w:type="spellEnd"/>
       <w:r>
         <w:t xml:space="preserve"> содержит 12‑разрядный адрес, и именно это значение без дополнительной обработки подается на адресную шину как эффективный адрес операнда. Такой режим удобен для обращения к фиксированным областям памяти и позволяет однозначно задавать местоположение операндов или целевых адресов переходов. При addr_mode = 01 реализуется косвенная адресация: </w:t>
       </w:r>
@@ -6026,12 +6396,14 @@
       <w:r>
         <w:t>_</w:t>
       </w:r>
+      <w:proofErr w:type="spellStart"/>
       <w:r>
         <w:rPr>
           <w:lang w:val="en-US"/>
         </w:rPr>
         <w:t>addr</w:t>
       </w:r>
+      <w:proofErr w:type="spellEnd"/>
       <w:r>
         <w:t xml:space="preserve">). </w:t>
       </w:r>
@@ -6060,12 +6432,14 @@
       <w:r>
         <w:t>_</w:t>
       </w:r>
+      <w:proofErr w:type="spellStart"/>
       <w:r>
         <w:rPr>
           <w:lang w:val="en-US"/>
         </w:rPr>
         <w:t>addr</w:t>
       </w:r>
+      <w:proofErr w:type="spellEnd"/>
       <w:r>
         <w:t xml:space="preserve"> и каким образом будет формироваться эффективный адрес операнда. Если команда относится к группам MOV или JMP и использует прямую или косвенную адресацию, </w:t>
       </w:r>
@@ -6087,12 +6461,14 @@
       <w:r>
         <w:t>_</w:t>
       </w:r>
+      <w:proofErr w:type="spellStart"/>
       <w:r>
         <w:rPr>
           <w:lang w:val="en-US"/>
         </w:rPr>
         <w:t>addr</w:t>
       </w:r>
+      <w:proofErr w:type="spellEnd"/>
       <w:r>
         <w:t xml:space="preserve"> трактуется как непосредственный 12‑разрядный адрес, который через устройство управления передается на адресную шину и используется для доступа к нужной ячейке памяти. В режиме addr_mode = 01 эффективный адрес операнда берется из регистра</w:t>
       </w:r>
@@ -7495,6 +7871,7 @@
         </w:rPr>
         <w:t>stra</w:t>
       </w:r>
+      <w:proofErr w:type="spellStart"/>
       <w:r>
         <w:rPr>
           <w:rFonts w:ascii="Hack" w:hAnsi="Hack"/>
@@ -7503,6 +7880,7 @@
         </w:rPr>
         <w:t>i</w:t>
       </w:r>
+      <w:proofErr w:type="spellEnd"/>
       <w:r>
         <w:rPr>
           <w:rFonts w:ascii="Hack" w:hAnsi="Hack"/>
@@ -7659,6 +8037,7 @@
         </w:rPr>
         <w:t>addr_stra</w:t>
       </w:r>
+      <w:proofErr w:type="spellStart"/>
       <w:r>
         <w:rPr>
           <w:rFonts w:ascii="Hack" w:hAnsi="Hack"/>
@@ -7667,6 +8046,7 @@
         </w:rPr>
         <w:t>i</w:t>
       </w:r>
+      <w:proofErr w:type="spellEnd"/>
       <w:r>
         <w:rPr>
           <w:rFonts w:ascii="Hack" w:hAnsi="Hack"/>
@@ -10321,7 +10701,13 @@
         <w:t>На временной диаграмме моделирования блока MEMORY</w:t>
       </w:r>
       <w:r>
-        <w:t xml:space="preserve"> (рисунок ХХХ) </w:t>
+        <w:t xml:space="preserve"> (рисунок </w:t>
+      </w:r>
+      <w:r>
+        <w:t>1</w:t>
+      </w:r>
+      <w:r>
+        <w:t xml:space="preserve">) </w:t>
       </w:r>
       <w:r>
         <w:t xml:space="preserve">показана последовательная проверка работы ПЗУ и ОЗУ при различных комбинациях управляющих сигналов </w:t>
@@ -10661,7 +11047,13 @@
         <w:pStyle w:val="a8"/>
       </w:pPr>
       <w:r>
-        <w:t xml:space="preserve">Рисунок ХХХ – Временная диаграмма блока </w:t>
+        <w:t xml:space="preserve">Рисунок </w:t>
+      </w:r>
+      <w:r>
+        <w:t>1</w:t>
+      </w:r>
+      <w:r>
+        <w:t xml:space="preserve"> – Временная диаграмма блока </w:t>
       </w:r>
       <w:r>
         <w:rPr>
@@ -10721,7 +11113,19 @@
         <w:rPr>
           <w:noProof/>
         </w:rPr>
-        <w:t xml:space="preserve">(рисунок ХХХ) </w:t>
+        <w:t xml:space="preserve">(рисунок </w:t>
+      </w:r>
+      <w:r>
+        <w:rPr>
+          <w:noProof/>
+        </w:rPr>
+        <w:t>2</w:t>
+      </w:r>
+      <w:r>
+        <w:rPr>
+          <w:noProof/>
+        </w:rPr>
+        <w:t xml:space="preserve">) </w:t>
       </w:r>
       <w:r>
         <w:rPr>
@@ -11125,7 +11529,13 @@
         <w:pStyle w:val="a8"/>
       </w:pPr>
       <w:r>
-        <w:t xml:space="preserve">Рисунок ХХХ – Временная диаграмма блока </w:t>
+        <w:t xml:space="preserve">Рисунок </w:t>
+      </w:r>
+      <w:r>
+        <w:t>2</w:t>
+      </w:r>
+      <w:r>
+        <w:t xml:space="preserve"> – Временная диаграмма блока </w:t>
       </w:r>
       <w:r>
         <w:rPr>
@@ -11237,7 +11647,13 @@
         <w:t xml:space="preserve">На временной диаграмме моделирования АЛУ </w:t>
       </w:r>
       <w:r>
-        <w:t xml:space="preserve">(рисунок ХХХ) </w:t>
+        <w:t xml:space="preserve">(рисунок </w:t>
+      </w:r>
+      <w:r>
+        <w:t>3</w:t>
+      </w:r>
+      <w:r>
+        <w:t xml:space="preserve">) </w:t>
       </w:r>
       <w:r>
         <w:t xml:space="preserve">показана проверка всех поддерживаемых типов операций (INCS, NOT, AND, SRL) на различных комбинациях входных данных, а также корректности формирования флагов состояния. С момента активации сигнала </w:t>
@@ -11549,7 +11965,13 @@
         <w:pStyle w:val="a8"/>
       </w:pPr>
       <w:r>
-        <w:t>Рисунок ХХХ – Временная диаграмма АЛУ</w:t>
+        <w:t xml:space="preserve">Рисунок </w:t>
+      </w:r>
+      <w:r>
+        <w:t>3</w:t>
+      </w:r>
+      <w:r>
+        <w:t xml:space="preserve"> – Временная диаграмма АЛУ</w:t>
       </w:r>
     </w:p>
     <w:p>
@@ -11572,7 +11994,13 @@
         <w:t xml:space="preserve"> </w:t>
       </w:r>
       <w:r>
-        <w:t>(рисунок ХХХ)</w:t>
+        <w:t xml:space="preserve">(рисунок </w:t>
+      </w:r>
+      <w:r>
+        <w:t>4</w:t>
+      </w:r>
+      <w:r>
+        <w:t>)</w:t>
       </w:r>
       <w:r>
         <w:t xml:space="preserve"> показана последовательная проверка декодирования всех основных команд микро‑ЭВМ по полю </w:t>
@@ -11705,7 +12133,13 @@
         <w:pStyle w:val="a8"/>
       </w:pPr>
       <w:r>
-        <w:t xml:space="preserve">Рисунок ХХХ </w:t>
+        <w:t xml:space="preserve">Рисунок </w:t>
+      </w:r>
+      <w:r>
+        <w:t>4</w:t>
+      </w:r>
+      <w:r>
+        <w:t xml:space="preserve"> </w:t>
       </w:r>
       <w:r>
         <w:t>–</w:t>
@@ -11716,12 +12150,14 @@
       <w:r>
         <w:t xml:space="preserve">Временная диаграмма </w:t>
       </w:r>
+      <w:proofErr w:type="spellStart"/>
       <w:r>
         <w:rPr>
           <w:lang w:val="en-US"/>
         </w:rPr>
         <w:t>cmd</w:t>
       </w:r>
+      <w:proofErr w:type="spellEnd"/>
       <w:r>
         <w:t>_</w:t>
       </w:r>
@@ -11737,7 +12173,13 @@
         <w:t xml:space="preserve">На временной диаграмме моделирования блока phase_gen </w:t>
       </w:r>
       <w:r>
-        <w:t xml:space="preserve">(рисунок ХХХ) </w:t>
+        <w:t xml:space="preserve">(рисунок </w:t>
+      </w:r>
+      <w:r>
+        <w:t>5</w:t>
+      </w:r>
+      <w:r>
+        <w:t xml:space="preserve">) </w:t>
       </w:r>
       <w:r>
         <w:t xml:space="preserve">показана работа генератора фаз выполнения команд, реализованного на основе счетчика и дешифратора. После снятия сигнала сброса </w:t>
@@ -11774,11 +12216,11 @@
         <w:t>p6_reg</w:t>
       </w:r>
       <w:r>
-        <w:t xml:space="preserve"> последовательно принимают активное состояние, формируя циклическую </w:t>
+        <w:t xml:space="preserve"> последовательно принимают активное состояние, формируя циклическую последовательность </w:t>
       </w:r>
       <w:r>
         <w:lastRenderedPageBreak/>
-        <w:t xml:space="preserve">последовательность фаз: сначала устанавливается </w:t>
+        <w:t xml:space="preserve">фаз: сначала устанавливается </w:t>
       </w:r>
       <w:r>
         <w:rPr>
@@ -11887,7 +12329,13 @@
         <w:pStyle w:val="a8"/>
       </w:pPr>
       <w:r>
-        <w:t xml:space="preserve">Рисунок ХХХ – Временная диаграмма </w:t>
+        <w:t xml:space="preserve">Рисунок </w:t>
+      </w:r>
+      <w:r>
+        <w:t>5</w:t>
+      </w:r>
+      <w:r>
+        <w:t xml:space="preserve"> – Временная диаграмма </w:t>
       </w:r>
       <w:r>
         <w:rPr>
@@ -11998,7 +12446,13 @@
         <w:t xml:space="preserve"> </w:t>
       </w:r>
       <w:r>
-        <w:t xml:space="preserve">(рисунок ХХХ) </w:t>
+        <w:t xml:space="preserve">(рисунок </w:t>
+      </w:r>
+      <w:r>
+        <w:t>6</w:t>
+      </w:r>
+      <w:r>
+        <w:t xml:space="preserve">) </w:t>
       </w:r>
       <w:r>
         <w:t xml:space="preserve">показана работа блока при последовательности обращений с постепенно заполняемыми строками и сменой статуса попадания </w:t>
@@ -12048,17 +12502,20 @@
           <w:rFonts w:ascii="Hack" w:hAnsi="Hack"/>
           <w:sz w:val="24"/>
         </w:rPr>
+        <w:t>data_from_memory[15..0]</w:t>
+      </w:r>
+      <w:r>
+        <w:t xml:space="preserve"> </w:t>
+      </w:r>
+      <w:r>
+        <w:t>–</w:t>
+      </w:r>
+      <w:r>
+        <w:t xml:space="preserve"> соответствующие данные из основной памяти </w:t>
+      </w:r>
+      <w:r>
         <w:lastRenderedPageBreak/>
-        <w:t>data_from_memory[15..0]</w:t>
-      </w:r>
-      <w:r>
-        <w:t xml:space="preserve"> </w:t>
-      </w:r>
-      <w:r>
-        <w:t>–</w:t>
-      </w:r>
-      <w:r>
-        <w:t xml:space="preserve"> соответствующие данные из основной памяти (</w:t>
+        <w:t>(</w:t>
       </w:r>
       <w:r>
         <w:rPr>
@@ -12210,7 +12667,13 @@
         <w:pStyle w:val="a8"/>
       </w:pPr>
       <w:r>
-        <w:t xml:space="preserve">Рисунок ХХХ – Временная диаграмма </w:t>
+        <w:t xml:space="preserve">Рисунок </w:t>
+      </w:r>
+      <w:r>
+        <w:t>6</w:t>
+      </w:r>
+      <w:r>
+        <w:t xml:space="preserve"> – Временная диаграмма </w:t>
       </w:r>
       <w:r>
         <w:rPr>
@@ -12221,12 +12684,14 @@
       <w:r>
         <w:t>_</w:t>
       </w:r>
+      <w:proofErr w:type="spellStart"/>
       <w:r>
         <w:rPr>
           <w:lang w:val="en-US"/>
         </w:rPr>
         <w:t>lru</w:t>
       </w:r>
+      <w:proofErr w:type="spellEnd"/>
     </w:p>
     <w:p>
       <w:r>
@@ -12335,17 +12800,17 @@
         <w:t>KPDP_done</w:t>
       </w:r>
       <w:r>
-        <w:t xml:space="preserve">, в то время как ядро либо обслуживается в промежутках между циклами КПДП, либо корректно ожидает освобождения </w:t>
+        <w:t>, в то время как ядро либо обслуживается в промежутках между циклами КПДП, либо корректно ожидает освобождения шины. Совокупность проведенн</w:t>
+      </w:r>
+      <w:r>
+        <w:t>ых испытаний</w:t>
+      </w:r>
+      <w:r>
+        <w:t xml:space="preserve"> показала, что все основные </w:t>
       </w:r>
       <w:r>
         <w:lastRenderedPageBreak/>
-        <w:t>шины. Совокупность проведенн</w:t>
-      </w:r>
-      <w:r>
-        <w:t>ых испытаний</w:t>
-      </w:r>
-      <w:r>
-        <w:t xml:space="preserve"> показала, что все основные блоки микро‑ЭВМ функционируют в соответствии с их логическим описанием, что позволяет перейти к моделированию работы системы в целом.</w:t>
+        <w:t>блоки микро‑ЭВМ функционируют в соответствии с их логическим описанием, что позволяет перейти к моделированию работы системы в целом.</w:t>
       </w:r>
     </w:p>
     <w:p/>
@@ -12518,12 +12983,39 @@
     </w:p>
     <w:p>
       <w:r>
-        <w:t>Тестовая микропрограмма, используемая для функционального моделирования работы всей микро‑ЭВМ, представлена ниже в виде таблицы соответствия адресов команд, их двоичного кодирования и ассемблерного представления. Каждая строка содержит значение регистра команд IP в десятичном виде, 16‑разрядный код команды в двоичной форме (c выделением полей addr_mode, opcode и операндов), а также комментарий с удобочитаемой мнемоникой.</w:t>
+        <w:t xml:space="preserve">Тестовая микропрограмма, используемая для функционального моделирования работы всей микро‑ЭВМ, представлена ниже в виде </w:t>
+      </w:r>
+      <w:r>
+        <w:t>строк</w:t>
+      </w:r>
+      <w:r>
+        <w:t xml:space="preserve"> соответствия адресов команд, их двоичного кодирования и ассемблерного представления. Каждая строка содержит значение регистра команд IP в десятичном виде, 16‑разрядный код команды в двоичной форме (c выделением полей </w:t>
+      </w:r>
+      <w:r>
+        <w:rPr>
+          <w:rFonts w:ascii="Hack" w:hAnsi="Hack"/>
+          <w:sz w:val="24"/>
+        </w:rPr>
+        <w:t>addr_mode</w:t>
+      </w:r>
+      <w:r>
+        <w:t xml:space="preserve">, </w:t>
+      </w:r>
+      <w:r>
+        <w:rPr>
+          <w:rFonts w:ascii="Hack" w:hAnsi="Hack"/>
+          <w:sz w:val="24"/>
+        </w:rPr>
+        <w:t>opcode</w:t>
+      </w:r>
+      <w:r>
+        <w:t xml:space="preserve"> и операндов), а также комментарий с удобочитаемой мнемоникой.</w:t>
       </w:r>
     </w:p>
     <w:p/>
     <w:p>
       <w:pPr>
+        <w:keepNext/>
         <w:rPr>
           <w:rFonts w:ascii="Hack" w:hAnsi="Hack"/>
           <w:sz w:val="24"/>
@@ -12537,14 +13029,32 @@
           <w:lang w:val="en-US"/>
         </w:rPr>
         <w:lastRenderedPageBreak/>
-        <w:t xml:space="preserve">0000:   320  00 00000101 000 000   ; </w:t>
-      </w:r>
+        <w:t xml:space="preserve">0000:   </w:t>
+      </w:r>
+      <w:proofErr w:type="gramStart"/>
       <w:r>
         <w:rPr>
           <w:rFonts w:ascii="Hack" w:hAnsi="Hack"/>
           <w:sz w:val="24"/>
           <w:lang w:val="en-US"/>
         </w:rPr>
+        <w:t>320  00</w:t>
+      </w:r>
+      <w:proofErr w:type="gramEnd"/>
+      <w:r>
+        <w:rPr>
+          <w:rFonts w:ascii="Hack" w:hAnsi="Hack"/>
+          <w:sz w:val="24"/>
+          <w:lang w:val="en-US"/>
+        </w:rPr>
+        <w:t xml:space="preserve"> 00000101 000 000   ; </w:t>
+      </w:r>
+      <w:r>
+        <w:rPr>
+          <w:rFonts w:ascii="Hack" w:hAnsi="Hack"/>
+          <w:sz w:val="24"/>
+          <w:lang w:val="en-US"/>
+        </w:rPr>
         <w:t>MOV</w:t>
       </w:r>
       <w:r>
@@ -12586,24 +13096,25 @@
           <w:sz w:val="24"/>
           <w:lang w:val="en-US"/>
         </w:rPr>
-        <w:t>0001:    10  00 00000000 001 010   ; MOV 10, R0</w:t>
-      </w:r>
-    </w:p>
-    <w:p>
-      <w:pPr>
+        <w:t xml:space="preserve">0001:    </w:t>
+      </w:r>
+      <w:proofErr w:type="gramStart"/>
+      <w:r>
         <w:rPr>
           <w:rFonts w:ascii="Hack" w:hAnsi="Hack"/>
           <w:sz w:val="24"/>
           <w:lang w:val="en-US"/>
         </w:rPr>
-      </w:pPr>
+        <w:t>10  00</w:t>
+      </w:r>
+      <w:proofErr w:type="gramEnd"/>
       <w:r>
         <w:rPr>
           <w:rFonts w:ascii="Hack" w:hAnsi="Hack"/>
           <w:sz w:val="24"/>
           <w:lang w:val="en-US"/>
         </w:rPr>
-        <w:t>0002:   328  00 00000101 001 000   ; MOV 11, R1</w:t>
+        <w:t xml:space="preserve"> 00000000 001 010   ; MOV 10, R0</w:t>
       </w:r>
     </w:p>
     <w:p>
@@ -12620,24 +13131,25 @@
           <w:sz w:val="24"/>
           <w:lang w:val="en-US"/>
         </w:rPr>
-        <w:t>0003:    11  00 00000000 001 011   ; MOV 11, R1</w:t>
-      </w:r>
-    </w:p>
-    <w:p>
-      <w:pPr>
+        <w:t xml:space="preserve">0002:   </w:t>
+      </w:r>
+      <w:proofErr w:type="gramStart"/>
+      <w:r>
         <w:rPr>
           <w:rFonts w:ascii="Hack" w:hAnsi="Hack"/>
           <w:sz w:val="24"/>
           <w:lang w:val="en-US"/>
         </w:rPr>
-      </w:pPr>
+        <w:t>328  00</w:t>
+      </w:r>
+      <w:proofErr w:type="gramEnd"/>
       <w:r>
         <w:rPr>
           <w:rFonts w:ascii="Hack" w:hAnsi="Hack"/>
           <w:sz w:val="24"/>
           <w:lang w:val="en-US"/>
         </w:rPr>
-        <w:t>0004:   512  00 00001000 000 000   ; PUSH R0</w:t>
+        <w:t xml:space="preserve"> 00000101 001 000   ; MOV 11, R1</w:t>
       </w:r>
     </w:p>
     <w:p>
@@ -12654,24 +13166,25 @@
           <w:sz w:val="24"/>
           <w:lang w:val="en-US"/>
         </w:rPr>
-        <w:t>0005:    64  00 00000001 000 000   ; INCS R0</w:t>
-      </w:r>
-    </w:p>
-    <w:p>
-      <w:pPr>
+        <w:t xml:space="preserve">0003:    </w:t>
+      </w:r>
+      <w:proofErr w:type="gramStart"/>
+      <w:r>
         <w:rPr>
           <w:rFonts w:ascii="Hack" w:hAnsi="Hack"/>
           <w:sz w:val="24"/>
           <w:lang w:val="en-US"/>
         </w:rPr>
-      </w:pPr>
+        <w:t>11  00</w:t>
+      </w:r>
+      <w:proofErr w:type="gramEnd"/>
       <w:r>
         <w:rPr>
           <w:rFonts w:ascii="Hack" w:hAnsi="Hack"/>
           <w:sz w:val="24"/>
           <w:lang w:val="en-US"/>
         </w:rPr>
-        <w:t>0006:   128  00 00000010 000 000   ; NOT R0</w:t>
+        <w:t xml:space="preserve"> 00000000 001 011   ; MOV 11, R1</w:t>
       </w:r>
     </w:p>
     <w:p>
@@ -12688,24 +13201,25 @@
           <w:sz w:val="24"/>
           <w:lang w:val="en-US"/>
         </w:rPr>
-        <w:t>0007:   193  00 00000011 000 001   ; AND R0, R1</w:t>
-      </w:r>
-    </w:p>
-    <w:p>
-      <w:pPr>
+        <w:t xml:space="preserve">0004:   </w:t>
+      </w:r>
+      <w:proofErr w:type="gramStart"/>
+      <w:r>
         <w:rPr>
           <w:rFonts w:ascii="Hack" w:hAnsi="Hack"/>
           <w:sz w:val="24"/>
           <w:lang w:val="en-US"/>
         </w:rPr>
-      </w:pPr>
+        <w:t>512  00</w:t>
+      </w:r>
+      <w:proofErr w:type="gramEnd"/>
       <w:r>
         <w:rPr>
           <w:rFonts w:ascii="Hack" w:hAnsi="Hack"/>
           <w:sz w:val="24"/>
           <w:lang w:val="en-US"/>
         </w:rPr>
-        <w:t>0008:   256  00 00000100 000 000   ; SRL R0</w:t>
+        <w:t xml:space="preserve"> 00001000 000 000   ; PUSH R0</w:t>
       </w:r>
     </w:p>
     <w:p>
@@ -12722,24 +13236,25 @@
           <w:sz w:val="24"/>
           <w:lang w:val="en-US"/>
         </w:rPr>
-        <w:t>0009:   592  00 00001001 010 000   ; POP R2</w:t>
-      </w:r>
-    </w:p>
-    <w:p>
-      <w:pPr>
+        <w:t xml:space="preserve">0005:    </w:t>
+      </w:r>
+      <w:proofErr w:type="gramStart"/>
+      <w:r>
         <w:rPr>
           <w:rFonts w:ascii="Hack" w:hAnsi="Hack"/>
           <w:sz w:val="24"/>
           <w:lang w:val="en-US"/>
         </w:rPr>
-      </w:pPr>
+        <w:t>64  00</w:t>
+      </w:r>
+      <w:proofErr w:type="gramEnd"/>
       <w:r>
         <w:rPr>
           <w:rFonts w:ascii="Hack" w:hAnsi="Hack"/>
           <w:sz w:val="24"/>
           <w:lang w:val="en-US"/>
         </w:rPr>
-        <w:t>0010:   848  00 00001101 010 000   ; READ_R R2</w:t>
+        <w:t xml:space="preserve"> 00000001 000 000   ; INCS R0</w:t>
       </w:r>
     </w:p>
     <w:p>
@@ -12756,24 +13271,25 @@
           <w:sz w:val="24"/>
           <w:lang w:val="en-US"/>
         </w:rPr>
-        <w:t>0011:   384  00 00000110 000 000   ; MOV R0, 12</w:t>
-      </w:r>
-    </w:p>
-    <w:p>
-      <w:pPr>
+        <w:t xml:space="preserve">0006:   </w:t>
+      </w:r>
+      <w:proofErr w:type="gramStart"/>
+      <w:r>
         <w:rPr>
           <w:rFonts w:ascii="Hack" w:hAnsi="Hack"/>
           <w:sz w:val="24"/>
           <w:lang w:val="en-US"/>
         </w:rPr>
-      </w:pPr>
+        <w:t>128  00</w:t>
+      </w:r>
+      <w:proofErr w:type="gramEnd"/>
       <w:r>
         <w:rPr>
           <w:rFonts w:ascii="Hack" w:hAnsi="Hack"/>
           <w:sz w:val="24"/>
           <w:lang w:val="en-US"/>
         </w:rPr>
-        <w:t>0012:    12  00 00000000 001 100   ; MOV R0, 12</w:t>
+        <w:t xml:space="preserve"> 00000010 000 000   ; NOT R0</w:t>
       </w:r>
     </w:p>
     <w:p>
@@ -12790,24 +13306,25 @@
           <w:sz w:val="24"/>
           <w:lang w:val="en-US"/>
         </w:rPr>
-        <w:t>0013:   768  00 00001100 000 000   ; READ_A 12</w:t>
-      </w:r>
-    </w:p>
-    <w:p>
-      <w:pPr>
+        <w:t xml:space="preserve">0007:   </w:t>
+      </w:r>
+      <w:proofErr w:type="gramStart"/>
+      <w:r>
         <w:rPr>
           <w:rFonts w:ascii="Hack" w:hAnsi="Hack"/>
           <w:sz w:val="24"/>
           <w:lang w:val="en-US"/>
         </w:rPr>
-      </w:pPr>
+        <w:t>193  00</w:t>
+      </w:r>
+      <w:proofErr w:type="gramEnd"/>
       <w:r>
         <w:rPr>
           <w:rFonts w:ascii="Hack" w:hAnsi="Hack"/>
           <w:sz w:val="24"/>
           <w:lang w:val="en-US"/>
         </w:rPr>
-        <w:t>0014:    12  00 00000000 001 100   ; READ_A 12</w:t>
+        <w:t xml:space="preserve"> 00000011 000 001   ; AND R0, R1</w:t>
       </w:r>
     </w:p>
     <w:p>
@@ -12824,24 +13341,25 @@
           <w:sz w:val="24"/>
           <w:lang w:val="en-US"/>
         </w:rPr>
-        <w:t>0015:   376  00 00000101 111 000   ; MOV 13, R7</w:t>
-      </w:r>
-    </w:p>
-    <w:p>
-      <w:pPr>
+        <w:t xml:space="preserve">0008:   </w:t>
+      </w:r>
+      <w:proofErr w:type="gramStart"/>
+      <w:r>
         <w:rPr>
           <w:rFonts w:ascii="Hack" w:hAnsi="Hack"/>
           <w:sz w:val="24"/>
           <w:lang w:val="en-US"/>
         </w:rPr>
-      </w:pPr>
+        <w:t>256  00</w:t>
+      </w:r>
+      <w:proofErr w:type="gramEnd"/>
       <w:r>
         <w:rPr>
           <w:rFonts w:ascii="Hack" w:hAnsi="Hack"/>
           <w:sz w:val="24"/>
           <w:lang w:val="en-US"/>
         </w:rPr>
-        <w:t>0016:    13  00 00000000 001 101   ; MOV 13, R7</w:t>
+        <w:t xml:space="preserve"> 00000100 000 000   ; SRL R0</w:t>
       </w:r>
     </w:p>
     <w:p>
@@ -12858,7 +13376,305 @@
           <w:sz w:val="24"/>
           <w:lang w:val="en-US"/>
         </w:rPr>
-        <w:t>0017: 16888  01 00000111 111 000   ; JMP [R7]</w:t>
+        <w:t xml:space="preserve">0009:   </w:t>
+      </w:r>
+      <w:proofErr w:type="gramStart"/>
+      <w:r>
+        <w:rPr>
+          <w:rFonts w:ascii="Hack" w:hAnsi="Hack"/>
+          <w:sz w:val="24"/>
+          <w:lang w:val="en-US"/>
+        </w:rPr>
+        <w:t>592  00</w:t>
+      </w:r>
+      <w:proofErr w:type="gramEnd"/>
+      <w:r>
+        <w:rPr>
+          <w:rFonts w:ascii="Hack" w:hAnsi="Hack"/>
+          <w:sz w:val="24"/>
+          <w:lang w:val="en-US"/>
+        </w:rPr>
+        <w:t xml:space="preserve"> 00001001 010 000   ; POP R2</w:t>
+      </w:r>
+    </w:p>
+    <w:p>
+      <w:pPr>
+        <w:rPr>
+          <w:rFonts w:ascii="Hack" w:hAnsi="Hack"/>
+          <w:sz w:val="24"/>
+          <w:lang w:val="en-US"/>
+        </w:rPr>
+      </w:pPr>
+      <w:r>
+        <w:rPr>
+          <w:rFonts w:ascii="Hack" w:hAnsi="Hack"/>
+          <w:sz w:val="24"/>
+          <w:lang w:val="en-US"/>
+        </w:rPr>
+        <w:t xml:space="preserve">0010:   </w:t>
+      </w:r>
+      <w:proofErr w:type="gramStart"/>
+      <w:r>
+        <w:rPr>
+          <w:rFonts w:ascii="Hack" w:hAnsi="Hack"/>
+          <w:sz w:val="24"/>
+          <w:lang w:val="en-US"/>
+        </w:rPr>
+        <w:t>848  00</w:t>
+      </w:r>
+      <w:proofErr w:type="gramEnd"/>
+      <w:r>
+        <w:rPr>
+          <w:rFonts w:ascii="Hack" w:hAnsi="Hack"/>
+          <w:sz w:val="24"/>
+          <w:lang w:val="en-US"/>
+        </w:rPr>
+        <w:t xml:space="preserve"> 00001101 010 000   ; READ_R R2</w:t>
+      </w:r>
+    </w:p>
+    <w:p>
+      <w:pPr>
+        <w:rPr>
+          <w:rFonts w:ascii="Hack" w:hAnsi="Hack"/>
+          <w:sz w:val="24"/>
+          <w:lang w:val="en-US"/>
+        </w:rPr>
+      </w:pPr>
+      <w:r>
+        <w:rPr>
+          <w:rFonts w:ascii="Hack" w:hAnsi="Hack"/>
+          <w:sz w:val="24"/>
+          <w:lang w:val="en-US"/>
+        </w:rPr>
+        <w:t xml:space="preserve">0011:   </w:t>
+      </w:r>
+      <w:proofErr w:type="gramStart"/>
+      <w:r>
+        <w:rPr>
+          <w:rFonts w:ascii="Hack" w:hAnsi="Hack"/>
+          <w:sz w:val="24"/>
+          <w:lang w:val="en-US"/>
+        </w:rPr>
+        <w:t>384  00</w:t>
+      </w:r>
+      <w:proofErr w:type="gramEnd"/>
+      <w:r>
+        <w:rPr>
+          <w:rFonts w:ascii="Hack" w:hAnsi="Hack"/>
+          <w:sz w:val="24"/>
+          <w:lang w:val="en-US"/>
+        </w:rPr>
+        <w:t xml:space="preserve"> 00000110 000 000   ; MOV R0, 12</w:t>
+      </w:r>
+    </w:p>
+    <w:p>
+      <w:pPr>
+        <w:rPr>
+          <w:rFonts w:ascii="Hack" w:hAnsi="Hack"/>
+          <w:sz w:val="24"/>
+          <w:lang w:val="en-US"/>
+        </w:rPr>
+      </w:pPr>
+      <w:r>
+        <w:rPr>
+          <w:rFonts w:ascii="Hack" w:hAnsi="Hack"/>
+          <w:sz w:val="24"/>
+          <w:lang w:val="en-US"/>
+        </w:rPr>
+        <w:t xml:space="preserve">0012:    </w:t>
+      </w:r>
+      <w:proofErr w:type="gramStart"/>
+      <w:r>
+        <w:rPr>
+          <w:rFonts w:ascii="Hack" w:hAnsi="Hack"/>
+          <w:sz w:val="24"/>
+          <w:lang w:val="en-US"/>
+        </w:rPr>
+        <w:t>12  00</w:t>
+      </w:r>
+      <w:proofErr w:type="gramEnd"/>
+      <w:r>
+        <w:rPr>
+          <w:rFonts w:ascii="Hack" w:hAnsi="Hack"/>
+          <w:sz w:val="24"/>
+          <w:lang w:val="en-US"/>
+        </w:rPr>
+        <w:t xml:space="preserve"> 00000000 001 100   ; MOV R0, 12</w:t>
+      </w:r>
+    </w:p>
+    <w:p>
+      <w:pPr>
+        <w:rPr>
+          <w:rFonts w:ascii="Hack" w:hAnsi="Hack"/>
+          <w:sz w:val="24"/>
+          <w:lang w:val="en-US"/>
+        </w:rPr>
+      </w:pPr>
+      <w:r>
+        <w:rPr>
+          <w:rFonts w:ascii="Hack" w:hAnsi="Hack"/>
+          <w:sz w:val="24"/>
+          <w:lang w:val="en-US"/>
+        </w:rPr>
+        <w:t xml:space="preserve">0013:   </w:t>
+      </w:r>
+      <w:proofErr w:type="gramStart"/>
+      <w:r>
+        <w:rPr>
+          <w:rFonts w:ascii="Hack" w:hAnsi="Hack"/>
+          <w:sz w:val="24"/>
+          <w:lang w:val="en-US"/>
+        </w:rPr>
+        <w:t>768  00</w:t>
+      </w:r>
+      <w:proofErr w:type="gramEnd"/>
+      <w:r>
+        <w:rPr>
+          <w:rFonts w:ascii="Hack" w:hAnsi="Hack"/>
+          <w:sz w:val="24"/>
+          <w:lang w:val="en-US"/>
+        </w:rPr>
+        <w:t xml:space="preserve"> 00001100 000 000   ; READ_A 12</w:t>
+      </w:r>
+    </w:p>
+    <w:p>
+      <w:pPr>
+        <w:rPr>
+          <w:rFonts w:ascii="Hack" w:hAnsi="Hack"/>
+          <w:sz w:val="24"/>
+          <w:lang w:val="en-US"/>
+        </w:rPr>
+      </w:pPr>
+      <w:r>
+        <w:rPr>
+          <w:rFonts w:ascii="Hack" w:hAnsi="Hack"/>
+          <w:sz w:val="24"/>
+          <w:lang w:val="en-US"/>
+        </w:rPr>
+        <w:t xml:space="preserve">0014:    </w:t>
+      </w:r>
+      <w:proofErr w:type="gramStart"/>
+      <w:r>
+        <w:rPr>
+          <w:rFonts w:ascii="Hack" w:hAnsi="Hack"/>
+          <w:sz w:val="24"/>
+          <w:lang w:val="en-US"/>
+        </w:rPr>
+        <w:t>12  00</w:t>
+      </w:r>
+      <w:proofErr w:type="gramEnd"/>
+      <w:r>
+        <w:rPr>
+          <w:rFonts w:ascii="Hack" w:hAnsi="Hack"/>
+          <w:sz w:val="24"/>
+          <w:lang w:val="en-US"/>
+        </w:rPr>
+        <w:t xml:space="preserve"> 00000000 001 100   ; READ_A 12</w:t>
+      </w:r>
+    </w:p>
+    <w:p>
+      <w:pPr>
+        <w:rPr>
+          <w:rFonts w:ascii="Hack" w:hAnsi="Hack"/>
+          <w:sz w:val="24"/>
+          <w:lang w:val="en-US"/>
+        </w:rPr>
+      </w:pPr>
+      <w:r>
+        <w:rPr>
+          <w:rFonts w:ascii="Hack" w:hAnsi="Hack"/>
+          <w:sz w:val="24"/>
+          <w:lang w:val="en-US"/>
+        </w:rPr>
+        <w:t xml:space="preserve">0015:   </w:t>
+      </w:r>
+      <w:proofErr w:type="gramStart"/>
+      <w:r>
+        <w:rPr>
+          <w:rFonts w:ascii="Hack" w:hAnsi="Hack"/>
+          <w:sz w:val="24"/>
+          <w:lang w:val="en-US"/>
+        </w:rPr>
+        <w:t>376  00</w:t>
+      </w:r>
+      <w:proofErr w:type="gramEnd"/>
+      <w:r>
+        <w:rPr>
+          <w:rFonts w:ascii="Hack" w:hAnsi="Hack"/>
+          <w:sz w:val="24"/>
+          <w:lang w:val="en-US"/>
+        </w:rPr>
+        <w:t xml:space="preserve"> 00000101 111 000   ; MOV 13, R7</w:t>
+      </w:r>
+    </w:p>
+    <w:p>
+      <w:pPr>
+        <w:rPr>
+          <w:rFonts w:ascii="Hack" w:hAnsi="Hack"/>
+          <w:sz w:val="24"/>
+          <w:lang w:val="en-US"/>
+        </w:rPr>
+      </w:pPr>
+      <w:r>
+        <w:rPr>
+          <w:rFonts w:ascii="Hack" w:hAnsi="Hack"/>
+          <w:sz w:val="24"/>
+          <w:lang w:val="en-US"/>
+        </w:rPr>
+        <w:t xml:space="preserve">0016:    </w:t>
+      </w:r>
+      <w:proofErr w:type="gramStart"/>
+      <w:r>
+        <w:rPr>
+          <w:rFonts w:ascii="Hack" w:hAnsi="Hack"/>
+          <w:sz w:val="24"/>
+          <w:lang w:val="en-US"/>
+        </w:rPr>
+        <w:t>13  00</w:t>
+      </w:r>
+      <w:proofErr w:type="gramEnd"/>
+      <w:r>
+        <w:rPr>
+          <w:rFonts w:ascii="Hack" w:hAnsi="Hack"/>
+          <w:sz w:val="24"/>
+          <w:lang w:val="en-US"/>
+        </w:rPr>
+        <w:t xml:space="preserve"> 00000000 001 101   ; MOV 13, R7</w:t>
+      </w:r>
+    </w:p>
+    <w:p>
+      <w:pPr>
+        <w:rPr>
+          <w:rFonts w:ascii="Hack" w:hAnsi="Hack"/>
+          <w:sz w:val="24"/>
+          <w:lang w:val="en-US"/>
+        </w:rPr>
+      </w:pPr>
+      <w:r>
+        <w:rPr>
+          <w:rFonts w:ascii="Hack" w:hAnsi="Hack"/>
+          <w:sz w:val="24"/>
+          <w:lang w:val="en-US"/>
+        </w:rPr>
+        <w:t xml:space="preserve">0017: </w:t>
+      </w:r>
+      <w:proofErr w:type="gramStart"/>
+      <w:r>
+        <w:rPr>
+          <w:rFonts w:ascii="Hack" w:hAnsi="Hack"/>
+          <w:sz w:val="24"/>
+          <w:lang w:val="en-US"/>
+        </w:rPr>
+        <w:t>16888  01</w:t>
+      </w:r>
+      <w:proofErr w:type="gramEnd"/>
+      <w:r>
+        <w:rPr>
+          <w:rFonts w:ascii="Hack" w:hAnsi="Hack"/>
+          <w:sz w:val="24"/>
+          <w:lang w:val="en-US"/>
+        </w:rPr>
+        <w:t xml:space="preserve"> 00000111 111 000   ; JMP [R7]</w:t>
       </w:r>
     </w:p>
     <w:p>
@@ -12906,6 +13722,7 @@
           <w:lang w:val="en-US"/>
         </w:rPr>
       </w:pPr>
+      <w:proofErr w:type="spellStart"/>
       <w:r>
         <w:rPr>
           <w:rFonts w:ascii="Hack" w:hAnsi="Hack"/>
@@ -12922,20 +13739,39 @@
         </w:rPr>
         <w:t>ddr</w:t>
       </w:r>
+      <w:proofErr w:type="spellEnd"/>
       <w:r>
         <w:rPr>
           <w:rFonts w:ascii="Hack" w:hAnsi="Hack"/>
           <w:sz w:val="24"/>
           <w:lang w:val="en-US"/>
         </w:rPr>
-        <w:t xml:space="preserve">   : </w:t>
-      </w:r>
+        <w:t xml:space="preserve"> </w:t>
+      </w:r>
+      <w:proofErr w:type="gramStart"/>
       <w:r>
         <w:rPr>
           <w:rFonts w:ascii="Hack" w:hAnsi="Hack"/>
           <w:sz w:val="24"/>
           <w:lang w:val="en-US"/>
         </w:rPr>
+        <w:t xml:space="preserve">  :</w:t>
+      </w:r>
+      <w:proofErr w:type="gramEnd"/>
+      <w:r>
+        <w:rPr>
+          <w:rFonts w:ascii="Hack" w:hAnsi="Hack"/>
+          <w:sz w:val="24"/>
+          <w:lang w:val="en-US"/>
+        </w:rPr>
+        <w:t xml:space="preserve"> </w:t>
+      </w:r>
+      <w:r>
+        <w:rPr>
+          <w:rFonts w:ascii="Hack" w:hAnsi="Hack"/>
+          <w:sz w:val="24"/>
+          <w:lang w:val="en-US"/>
+        </w:rPr>
         <w:t>value</w:t>
       </w:r>
     </w:p>
@@ -12977,14 +13813,191 @@
           <w:sz w:val="24"/>
           <w:lang w:val="en-US"/>
         </w:rPr>
-        <w:t>0A</w:t>
-      </w:r>
+        <w:t>0</w:t>
+      </w:r>
+      <w:proofErr w:type="gramStart"/>
       <w:r>
         <w:rPr>
           <w:rFonts w:ascii="Hack" w:hAnsi="Hack"/>
           <w:sz w:val="24"/>
           <w:lang w:val="en-US"/>
         </w:rPr>
+        <w:t>A</w:t>
+      </w:r>
+      <w:r>
+        <w:rPr>
+          <w:rFonts w:ascii="Hack" w:hAnsi="Hack"/>
+          <w:sz w:val="24"/>
+          <w:lang w:val="en-US"/>
+        </w:rPr>
+        <w:t xml:space="preserve"> :</w:t>
+      </w:r>
+      <w:proofErr w:type="gramEnd"/>
+      <w:r>
+        <w:rPr>
+          <w:rFonts w:ascii="Hack" w:hAnsi="Hack"/>
+          <w:sz w:val="24"/>
+          <w:lang w:val="en-US"/>
+        </w:rPr>
+        <w:t xml:space="preserve"> 0</w:t>
+      </w:r>
+      <w:r>
+        <w:rPr>
+          <w:rFonts w:ascii="Hack" w:hAnsi="Hack"/>
+          <w:sz w:val="24"/>
+          <w:lang w:val="en-US"/>
+        </w:rPr>
+        <w:t>x</w:t>
+      </w:r>
+      <w:r>
+        <w:rPr>
+          <w:rFonts w:ascii="Hack" w:hAnsi="Hack"/>
+          <w:sz w:val="24"/>
+          <w:lang w:val="en-US"/>
+        </w:rPr>
+        <w:t>0003</w:t>
+      </w:r>
+    </w:p>
+    <w:p>
+      <w:pPr>
+        <w:rPr>
+          <w:rFonts w:ascii="Hack" w:hAnsi="Hack"/>
+          <w:sz w:val="24"/>
+          <w:lang w:val="en-US"/>
+        </w:rPr>
+      </w:pPr>
+      <w:r>
+        <w:rPr>
+          <w:rFonts w:ascii="Hack" w:hAnsi="Hack"/>
+          <w:sz w:val="24"/>
+          <w:lang w:val="en-US"/>
+        </w:rPr>
+        <w:t>0</w:t>
+      </w:r>
+      <w:r>
+        <w:rPr>
+          <w:rFonts w:ascii="Hack" w:hAnsi="Hack"/>
+          <w:sz w:val="24"/>
+          <w:lang w:val="en-US"/>
+        </w:rPr>
+        <w:t>x</w:t>
+      </w:r>
+      <w:r>
+        <w:rPr>
+          <w:rFonts w:ascii="Hack" w:hAnsi="Hack"/>
+          <w:sz w:val="24"/>
+          <w:lang w:val="en-US"/>
+        </w:rPr>
+        <w:t>00</w:t>
+      </w:r>
+      <w:r>
+        <w:rPr>
+          <w:rFonts w:ascii="Hack" w:hAnsi="Hack"/>
+          <w:sz w:val="24"/>
+          <w:lang w:val="en-US"/>
+        </w:rPr>
+        <w:t>0</w:t>
+      </w:r>
+      <w:proofErr w:type="gramStart"/>
+      <w:r>
+        <w:rPr>
+          <w:rFonts w:ascii="Hack" w:hAnsi="Hack"/>
+          <w:sz w:val="24"/>
+          <w:lang w:val="en-US"/>
+        </w:rPr>
+        <w:t>B</w:t>
+      </w:r>
+      <w:r>
+        <w:rPr>
+          <w:rFonts w:ascii="Hack" w:hAnsi="Hack"/>
+          <w:sz w:val="24"/>
+          <w:lang w:val="en-US"/>
+        </w:rPr>
+        <w:t xml:space="preserve"> :</w:t>
+      </w:r>
+      <w:proofErr w:type="gramEnd"/>
+      <w:r>
+        <w:rPr>
+          <w:rFonts w:ascii="Hack" w:hAnsi="Hack"/>
+          <w:sz w:val="24"/>
+          <w:lang w:val="en-US"/>
+        </w:rPr>
+        <w:t xml:space="preserve"> 0</w:t>
+      </w:r>
+      <w:r>
+        <w:rPr>
+          <w:rFonts w:ascii="Hack" w:hAnsi="Hack"/>
+          <w:sz w:val="24"/>
+          <w:lang w:val="en-US"/>
+        </w:rPr>
+        <w:t>x</w:t>
+      </w:r>
+      <w:r>
+        <w:rPr>
+          <w:rFonts w:ascii="Hack" w:hAnsi="Hack"/>
+          <w:sz w:val="24"/>
+          <w:lang w:val="en-US"/>
+        </w:rPr>
+        <w:t>00</w:t>
+      </w:r>
+      <w:r>
+        <w:rPr>
+          <w:rFonts w:ascii="Hack" w:hAnsi="Hack"/>
+          <w:sz w:val="24"/>
+          <w:lang w:val="en-US"/>
+        </w:rPr>
+        <w:t>F0</w:t>
+      </w:r>
+    </w:p>
+    <w:p>
+      <w:pPr>
+        <w:rPr>
+          <w:rFonts w:ascii="Hack" w:hAnsi="Hack"/>
+          <w:sz w:val="24"/>
+        </w:rPr>
+      </w:pPr>
+      <w:r>
+        <w:rPr>
+          <w:rFonts w:ascii="Hack" w:hAnsi="Hack"/>
+          <w:sz w:val="24"/>
+        </w:rPr>
+        <w:t>0</w:t>
+      </w:r>
+      <w:r>
+        <w:rPr>
+          <w:rFonts w:ascii="Hack" w:hAnsi="Hack"/>
+          <w:sz w:val="24"/>
+          <w:lang w:val="en-US"/>
+        </w:rPr>
+        <w:t>x</w:t>
+      </w:r>
+      <w:r>
+        <w:rPr>
+          <w:rFonts w:ascii="Hack" w:hAnsi="Hack"/>
+          <w:sz w:val="24"/>
+        </w:rPr>
+        <w:t>00</w:t>
+      </w:r>
+      <w:r>
+        <w:rPr>
+          <w:rFonts w:ascii="Hack" w:hAnsi="Hack"/>
+          <w:sz w:val="24"/>
+        </w:rPr>
+        <w:t>0</w:t>
+      </w:r>
+      <w:r>
+        <w:rPr>
+          <w:rFonts w:ascii="Hack" w:hAnsi="Hack"/>
+          <w:sz w:val="24"/>
+          <w:lang w:val="en-US"/>
+        </w:rPr>
+        <w:t>C</w:t>
+      </w:r>
+      <w:r>
+        <w:rPr>
+          <w:rFonts w:ascii="Hack" w:hAnsi="Hack"/>
+          <w:sz w:val="24"/>
+        </w:rPr>
         <w:t xml:space="preserve"> : 0</w:t>
       </w:r>
       <w:r>
@@ -12999,214 +14012,73 @@
         <w:rPr>
           <w:rFonts w:ascii="Hack" w:hAnsi="Hack"/>
           <w:sz w:val="24"/>
+        </w:rPr>
+        <w:t>0000</w:t>
+      </w:r>
+    </w:p>
+    <w:p>
+      <w:pPr>
+        <w:rPr>
+          <w:rFonts w:ascii="Hack" w:hAnsi="Hack"/>
+          <w:sz w:val="24"/>
+        </w:rPr>
+      </w:pPr>
+      <w:r>
+        <w:rPr>
+          <w:rFonts w:ascii="Hack" w:hAnsi="Hack"/>
+          <w:sz w:val="24"/>
+        </w:rPr>
+        <w:t>0</w:t>
+      </w:r>
+      <w:r>
+        <w:rPr>
+          <w:rFonts w:ascii="Hack" w:hAnsi="Hack"/>
+          <w:sz w:val="24"/>
           <w:lang w:val="en-US"/>
         </w:rPr>
-        <w:t>0003</w:t>
-      </w:r>
-    </w:p>
-    <w:p>
-      <w:pPr>
+        <w:t>x</w:t>
+      </w:r>
+      <w:r>
+        <w:rPr>
+          <w:rFonts w:ascii="Hack" w:hAnsi="Hack"/>
+          <w:sz w:val="24"/>
+        </w:rPr>
+        <w:t>00</w:t>
+      </w:r>
+      <w:r>
+        <w:rPr>
+          <w:rFonts w:ascii="Hack" w:hAnsi="Hack"/>
+          <w:sz w:val="24"/>
+        </w:rPr>
+        <w:t>0</w:t>
+      </w:r>
+      <w:r>
         <w:rPr>
           <w:rFonts w:ascii="Hack" w:hAnsi="Hack"/>
           <w:sz w:val="24"/>
           <w:lang w:val="en-US"/>
         </w:rPr>
-      </w:pPr>
+        <w:t>D</w:t>
+      </w:r>
+      <w:r>
+        <w:rPr>
+          <w:rFonts w:ascii="Hack" w:hAnsi="Hack"/>
+          <w:sz w:val="24"/>
+        </w:rPr>
+        <w:t xml:space="preserve"> : 0</w:t>
+      </w:r>
       <w:r>
         <w:rPr>
           <w:rFonts w:ascii="Hack" w:hAnsi="Hack"/>
           <w:sz w:val="24"/>
           <w:lang w:val="en-US"/>
         </w:rPr>
-        <w:t>0</w:t>
-      </w:r>
-      <w:r>
-        <w:rPr>
-          <w:rFonts w:ascii="Hack" w:hAnsi="Hack"/>
-          <w:sz w:val="24"/>
-          <w:lang w:val="en-US"/>
-        </w:rPr>
         <w:t>x</w:t>
       </w:r>
       <w:r>
         <w:rPr>
           <w:rFonts w:ascii="Hack" w:hAnsi="Hack"/>
           <w:sz w:val="24"/>
-          <w:lang w:val="en-US"/>
-        </w:rPr>
-        <w:t>00</w:t>
-      </w:r>
-      <w:r>
-        <w:rPr>
-          <w:rFonts w:ascii="Hack" w:hAnsi="Hack"/>
-          <w:sz w:val="24"/>
-          <w:lang w:val="en-US"/>
-        </w:rPr>
-        <w:t>0B</w:t>
-      </w:r>
-      <w:r>
-        <w:rPr>
-          <w:rFonts w:ascii="Hack" w:hAnsi="Hack"/>
-          <w:sz w:val="24"/>
-          <w:lang w:val="en-US"/>
-        </w:rPr>
-        <w:t xml:space="preserve"> : 0</w:t>
-      </w:r>
-      <w:r>
-        <w:rPr>
-          <w:rFonts w:ascii="Hack" w:hAnsi="Hack"/>
-          <w:sz w:val="24"/>
-          <w:lang w:val="en-US"/>
-        </w:rPr>
-        <w:t>x</w:t>
-      </w:r>
-      <w:r>
-        <w:rPr>
-          <w:rFonts w:ascii="Hack" w:hAnsi="Hack"/>
-          <w:sz w:val="24"/>
-          <w:lang w:val="en-US"/>
-        </w:rPr>
-        <w:t>00</w:t>
-      </w:r>
-      <w:r>
-        <w:rPr>
-          <w:rFonts w:ascii="Hack" w:hAnsi="Hack"/>
-          <w:sz w:val="24"/>
-          <w:lang w:val="en-US"/>
-        </w:rPr>
-        <w:t>F0</w:t>
-      </w:r>
-    </w:p>
-    <w:p>
-      <w:pPr>
-        <w:rPr>
-          <w:rFonts w:ascii="Hack" w:hAnsi="Hack"/>
-          <w:sz w:val="24"/>
-        </w:rPr>
-      </w:pPr>
-      <w:r>
-        <w:rPr>
-          <w:rFonts w:ascii="Hack" w:hAnsi="Hack"/>
-          <w:sz w:val="24"/>
-        </w:rPr>
-        <w:t>0</w:t>
-      </w:r>
-      <w:r>
-        <w:rPr>
-          <w:rFonts w:ascii="Hack" w:hAnsi="Hack"/>
-          <w:sz w:val="24"/>
-          <w:lang w:val="en-US"/>
-        </w:rPr>
-        <w:t>x</w:t>
-      </w:r>
-      <w:r>
-        <w:rPr>
-          <w:rFonts w:ascii="Hack" w:hAnsi="Hack"/>
-          <w:sz w:val="24"/>
-        </w:rPr>
-        <w:t>00</w:t>
-      </w:r>
-      <w:r>
-        <w:rPr>
-          <w:rFonts w:ascii="Hack" w:hAnsi="Hack"/>
-          <w:sz w:val="24"/>
-        </w:rPr>
-        <w:t>0</w:t>
-      </w:r>
-      <w:r>
-        <w:rPr>
-          <w:rFonts w:ascii="Hack" w:hAnsi="Hack"/>
-          <w:sz w:val="24"/>
-          <w:lang w:val="en-US"/>
-        </w:rPr>
-        <w:t>C</w:t>
-      </w:r>
-      <w:r>
-        <w:rPr>
-          <w:rFonts w:ascii="Hack" w:hAnsi="Hack"/>
-          <w:sz w:val="24"/>
-        </w:rPr>
-        <w:t xml:space="preserve"> : 0</w:t>
-      </w:r>
-      <w:r>
-        <w:rPr>
-          <w:rFonts w:ascii="Hack" w:hAnsi="Hack"/>
-          <w:sz w:val="24"/>
-          <w:lang w:val="en-US"/>
-        </w:rPr>
-        <w:t>x</w:t>
-      </w:r>
-      <w:r>
-        <w:rPr>
-          <w:rFonts w:ascii="Hack" w:hAnsi="Hack"/>
-          <w:sz w:val="24"/>
-        </w:rPr>
-        <w:t>0000</w:t>
-      </w:r>
-    </w:p>
-    <w:p>
-      <w:pPr>
-        <w:rPr>
-          <w:rFonts w:ascii="Hack" w:hAnsi="Hack"/>
-          <w:sz w:val="24"/>
-        </w:rPr>
-      </w:pPr>
-      <w:r>
-        <w:rPr>
-          <w:rFonts w:ascii="Hack" w:hAnsi="Hack"/>
-          <w:sz w:val="24"/>
-        </w:rPr>
-        <w:t>0</w:t>
-      </w:r>
-      <w:r>
-        <w:rPr>
-          <w:rFonts w:ascii="Hack" w:hAnsi="Hack"/>
-          <w:sz w:val="24"/>
-          <w:lang w:val="en-US"/>
-        </w:rPr>
-        <w:t>x</w:t>
-      </w:r>
-      <w:r>
-        <w:rPr>
-          <w:rFonts w:ascii="Hack" w:hAnsi="Hack"/>
-          <w:sz w:val="24"/>
-        </w:rPr>
-        <w:t>00</w:t>
-      </w:r>
-      <w:r>
-        <w:rPr>
-          <w:rFonts w:ascii="Hack" w:hAnsi="Hack"/>
-          <w:sz w:val="24"/>
-        </w:rPr>
-        <w:t>0</w:t>
-      </w:r>
-      <w:r>
-        <w:rPr>
-          <w:rFonts w:ascii="Hack" w:hAnsi="Hack"/>
-          <w:sz w:val="24"/>
-          <w:lang w:val="en-US"/>
-        </w:rPr>
-        <w:t>D</w:t>
-      </w:r>
-      <w:r>
-        <w:rPr>
-          <w:rFonts w:ascii="Hack" w:hAnsi="Hack"/>
-          <w:sz w:val="24"/>
-        </w:rPr>
-        <w:t xml:space="preserve"> : 0</w:t>
-      </w:r>
-      <w:r>
-        <w:rPr>
-          <w:rFonts w:ascii="Hack" w:hAnsi="Hack"/>
-          <w:sz w:val="24"/>
-          <w:lang w:val="en-US"/>
-        </w:rPr>
-        <w:t>x</w:t>
-      </w:r>
-      <w:r>
-        <w:rPr>
-          <w:rFonts w:ascii="Hack" w:hAnsi="Hack"/>
-          <w:sz w:val="24"/>
         </w:rPr>
         <w:t>001</w:t>
       </w:r>
@@ -13232,7 +14104,13 @@
     </w:p>
     <w:p>
       <w:r>
-        <w:t xml:space="preserve">На рисунке ХХХ представлена временная диаграмма верхнего уровня микро-ЭВМ. На ней показано выполнение тестовой микропрограммы от момента снятия сброса до перехода в состояние останова по команде HLT. Сигнал </w:t>
+        <w:t xml:space="preserve">На рисунке </w:t>
+      </w:r>
+      <w:r>
+        <w:t>7</w:t>
+      </w:r>
+      <w:r>
+        <w:t xml:space="preserve"> представлена временная диаграмма верхнего уровня микро-ЭВМ. На ней показано выполнение тестовой микропрограммы от момента снятия сброса до перехода в состояние останова по команде HLT. Сигнал </w:t>
       </w:r>
       <w:r>
         <w:rPr>
@@ -13992,6 +14870,14 @@
       </w:r>
       <w:r>
         <w:t xml:space="preserve"> переходят в статическое состояние, что фиксирует завершение работы микро‑ЭВМ после выполнения тестовой микропрограммы.</w:t>
+      </w:r>
+    </w:p>
+    <w:p>
+      <w:r>
+        <w:t>Временная диаграмма верхнего уровня</w:t>
+      </w:r>
+      <w:r>
+        <w:t xml:space="preserve"> представлена на рисунке 7.</w:t>
       </w:r>
     </w:p>
     <w:p>
@@ -14104,7 +14990,13 @@
         <w:pStyle w:val="a8"/>
       </w:pPr>
       <w:r>
-        <w:t>Рисунок ХХХ – Временная диаграмма верхнего уровня</w:t>
+        <w:t xml:space="preserve">Рисунок </w:t>
+      </w:r>
+      <w:r>
+        <w:t>7</w:t>
+      </w:r>
+      <w:r>
+        <w:t xml:space="preserve"> – Временная диаграмма верхнего уровня</w:t>
       </w:r>
     </w:p>
     <w:p/>
@@ -14194,6 +15086,7 @@
       <w:r>
         <w:t xml:space="preserve">Во‑вторых, для двухсловных команд MOV и JMP целесообразно рассмотреть частичное перекрытие фаз выборки первого и второго слова, а также предварительную подготовку адреса доступа к памяти. В текущей реализации второе слово команды (поле </w:t>
       </w:r>
+      <w:proofErr w:type="spellStart"/>
       <w:r>
         <w:rPr>
           <w:rFonts w:ascii="Hack" w:hAnsi="Hack"/>
@@ -14202,6 +15095,7 @@
         </w:rPr>
         <w:t>memaddr</w:t>
       </w:r>
+      <w:proofErr w:type="spellEnd"/>
       <w:r>
         <w:t xml:space="preserve"> с адресом) начинается считываться только после полного завершения фазы декодирования первого слова, хотя значение IP для второго слова заранее известно и может быть сформировано уже на поздней части фазового такта декодирования. При достаточном запасе по временным характеристикам логики УУ можно инициировать обращение к ПЗУ за вторым словом «на пол‑такта раньше», тем самым минимизируя паузу между завершением декодирования и началом формирования эффективного адреса операнда. Аналогичный подход применим и к операциям с памятью: часть сигналов кэшу и арбитру шины (формирование </w:t>
       </w:r>
@@ -14873,10 +15767,7 @@
       </w:pPr>
       <w:r>
         <w:lastRenderedPageBreak/>
-        <w:t xml:space="preserve">ПРИЛОЖЕНИЕ </w:t>
-      </w:r>
-      <w:r>
-        <w:t>Б</w:t>
+        <w:t>ПРИЛОЖЕНИЕ Б</w:t>
       </w:r>
     </w:p>
     <w:p>
@@ -14928,10 +15819,7 @@
       </w:pPr>
       <w:r>
         <w:lastRenderedPageBreak/>
-        <w:t xml:space="preserve">ПРИЛОЖЕНИЕ </w:t>
-      </w:r>
-      <w:r>
-        <w:t>В</w:t>
+        <w:t>ПРИЛОЖЕНИЕ В</w:t>
       </w:r>
     </w:p>
     <w:p>
@@ -14990,10 +15878,7 @@
       </w:pPr>
       <w:r>
         <w:lastRenderedPageBreak/>
-        <w:t xml:space="preserve">ПРИЛОЖЕНИЕ </w:t>
-      </w:r>
-      <w:r>
-        <w:t>Г</w:t>
+        <w:t>ПРИЛОЖЕНИЕ Г</w:t>
       </w:r>
     </w:p>
     <w:p>
@@ -15052,10 +15937,7 @@
       </w:pPr>
       <w:r>
         <w:lastRenderedPageBreak/>
-        <w:t xml:space="preserve">ПРИЛОЖЕНИЕ </w:t>
-      </w:r>
-      <w:r>
-        <w:t>Д</w:t>
+        <w:t>ПРИЛОЖЕНИЕ Д</w:t>
       </w:r>
     </w:p>
     <w:p>
@@ -15106,10 +15988,7 @@
       </w:pPr>
       <w:r>
         <w:lastRenderedPageBreak/>
-        <w:t xml:space="preserve">ПРИЛОЖЕНИЕ </w:t>
-      </w:r>
-      <w:r>
-        <w:t>Е</w:t>
+        <w:t>ПРИЛОЖЕНИЕ Е</w:t>
       </w:r>
     </w:p>
     <w:p>
@@ -15160,10 +16039,7 @@
       </w:pPr>
       <w:r>
         <w:lastRenderedPageBreak/>
-        <w:t xml:space="preserve">ПРИЛОЖЕНИЕ </w:t>
-      </w:r>
-      <w:r>
-        <w:t>Ж</w:t>
+        <w:t>ПРИЛОЖЕНИЕ Ж</w:t>
       </w:r>
     </w:p>
     <w:p>
@@ -15214,10 +16090,7 @@
       </w:pPr>
       <w:r>
         <w:lastRenderedPageBreak/>
-        <w:t xml:space="preserve">ПРИЛОЖЕНИЕ </w:t>
-      </w:r>
-      <w:r>
-        <w:t>З</w:t>
+        <w:t>ПРИЛОЖЕНИЕ З</w:t>
       </w:r>
     </w:p>
     <w:p>
@@ -15268,10 +16141,7 @@
       </w:pPr>
       <w:r>
         <w:lastRenderedPageBreak/>
-        <w:t xml:space="preserve">ПРИЛОЖЕНИЕ </w:t>
-      </w:r>
-      <w:r>
-        <w:t>И</w:t>
+        <w:t>ПРИЛОЖЕНИЕ И</w:t>
       </w:r>
     </w:p>
     <w:p>
@@ -15322,10 +16192,7 @@
       </w:pPr>
       <w:r>
         <w:lastRenderedPageBreak/>
-        <w:t xml:space="preserve">ПРИЛОЖЕНИЕ </w:t>
-      </w:r>
-      <w:r>
-        <w:t>К</w:t>
+        <w:t>ПРИЛОЖЕНИЕ К</w:t>
       </w:r>
     </w:p>
     <w:p>
